--- a/Math/math.docx
+++ b/Math/math.docx
@@ -1,6 +1,6 @@
 
 <file path=word/document.xml><?xml version="1.0" encoding="utf-8"?>
-<w:document xmlns:wpc="http://schemas.microsoft.com/office/word/2010/wordprocessingCanvas" xmlns:cx="http://schemas.microsoft.com/office/drawing/2014/chartex" xmlns:cx1="http://schemas.microsoft.com/office/drawing/2015/9/8/chartex" xmlns:cx2="http://schemas.microsoft.com/office/drawing/2015/10/21/chartex" xmlns:cx3="http://schemas.microsoft.com/office/drawing/2016/5/9/chartex" xmlns:cx4="http://schemas.microsoft.com/office/drawing/2016/5/10/chartex" xmlns:cx5="http://schemas.microsoft.com/office/drawing/2016/5/11/chartex" xmlns:cx6="http://schemas.microsoft.com/office/drawing/2016/5/12/chartex" xmlns:cx7="http://schemas.microsoft.com/office/drawing/2016/5/13/chartex" xmlns:cx8="http://schemas.microsoft.com/office/drawing/2016/5/14/chartex" xmlns:mc="http://schemas.openxmlformats.org/markup-compatibility/2006" xmlns:aink="http://schemas.microsoft.com/office/drawing/2016/ink" xmlns:am3d="http://schemas.microsoft.com/office/drawing/2017/model3d" xmlns:o="urn:schemas-microsoft-com:office:office" xmlns:r="http://schemas.openxmlformats.org/officeDocument/2006/relationships" xmlns:m="http://schemas.openxmlformats.org/officeDocument/2006/math" xmlns:v="urn:schemas-microsoft-com:vml" xmlns:wp14="http://schemas.microsoft.com/office/word/2010/wordprocessingDrawing" xmlns:wp="http://schemas.openxmlformats.org/drawingml/2006/wordprocessingDrawing" xmlns:w10="urn:schemas-microsoft-com:office:word" xmlns:w="http://schemas.openxmlformats.org/wordprocessingml/2006/main" xmlns:w14="http://schemas.microsoft.com/office/word/2010/wordml" xmlns:w15="http://schemas.microsoft.com/office/word/2012/wordml" xmlns:w16cex="http://schemas.microsoft.com/office/word/2018/wordml/cex" xmlns:w16cid="http://schemas.microsoft.com/office/word/2016/wordml/cid" xmlns:w16="http://schemas.microsoft.com/office/word/2018/wordml" xmlns:w16sdtdh="http://schemas.microsoft.com/office/word/2020/wordml/sdtdatahash" xmlns:w16se="http://schemas.microsoft.com/office/word/2015/wordml/symex" xmlns:wpg="http://schemas.microsoft.com/office/word/2010/wordprocessingGroup" xmlns:wpi="http://schemas.microsoft.com/office/word/2010/wordprocessingInk" xmlns:wne="http://schemas.microsoft.com/office/word/2006/wordml" xmlns:wps="http://schemas.microsoft.com/office/word/2010/wordprocessingShape" mc:Ignorable="w14 w15 w16se w16cid w16 w16cex w16sdtdh wp14">
+<w:document xmlns:wpc="http://schemas.microsoft.com/office/word/2010/wordprocessingCanvas" xmlns:cx="http://schemas.microsoft.com/office/drawing/2014/chartex" xmlns:cx1="http://schemas.microsoft.com/office/drawing/2015/9/8/chartex" xmlns:mc="http://schemas.openxmlformats.org/markup-compatibility/2006" xmlns:o="urn:schemas-microsoft-com:office:office" xmlns:r="http://schemas.openxmlformats.org/officeDocument/2006/relationships" xmlns:m="http://schemas.openxmlformats.org/officeDocument/2006/math" xmlns:v="urn:schemas-microsoft-com:vml" xmlns:wp14="http://schemas.microsoft.com/office/word/2010/wordprocessingDrawing" xmlns:wp="http://schemas.openxmlformats.org/drawingml/2006/wordprocessingDrawing" xmlns:w10="urn:schemas-microsoft-com:office:word" xmlns:w="http://schemas.openxmlformats.org/wordprocessingml/2006/main" xmlns:w14="http://schemas.microsoft.com/office/word/2010/wordml" xmlns:w15="http://schemas.microsoft.com/office/word/2012/wordml" xmlns:w16se="http://schemas.microsoft.com/office/word/2015/wordml/symex" xmlns:wpg="http://schemas.microsoft.com/office/word/2010/wordprocessingGroup" xmlns:wpi="http://schemas.microsoft.com/office/word/2010/wordprocessingInk" xmlns:wne="http://schemas.microsoft.com/office/word/2006/wordml" xmlns:wps="http://schemas.microsoft.com/office/word/2010/wordprocessingShape" mc:Ignorable="w14 w15 w16se wp14">
   <w:body>
     <w:p>
       <w:pPr>
@@ -1165,7 +1165,6 @@
         <w:t>Sampling Methods</w:t>
       </w:r>
     </w:p>
-    <w:p/>
     <w:p>
       <w:r>
         <w:t>A sample is a small subset of a larger group (population) that is selected for a study.</w:t>
@@ -1317,7 +1316,6 @@
           <w:sz w:val="28"/>
           <w:szCs w:val="28"/>
         </w:rPr>
-        <w:lastRenderedPageBreak/>
         <w:drawing>
           <wp:anchor distT="0" distB="0" distL="114300" distR="114300" simplePos="0" relativeHeight="251658240" behindDoc="0" locked="0" layoutInCell="1" allowOverlap="1" wp14:anchorId="31562CA1" wp14:editId="13960D41">
             <wp:simplePos x="0" y="0"/>
@@ -1429,7 +1427,7 @@
               </wp:inline>
             </w:drawing>
           </mc:Choice>
-          <mc:Fallback>
+          <mc:Fallback xmlns:w16sdtdh="http://schemas.microsoft.com/office/word/2020/wordml/sdtdatahash" xmlns:w16="http://schemas.microsoft.com/office/word/2018/wordml" xmlns:w16cid="http://schemas.microsoft.com/office/word/2016/wordml/cid" xmlns:w16cex="http://schemas.microsoft.com/office/word/2018/wordml/cex" xmlns:am3d="http://schemas.microsoft.com/office/drawing/2017/model3d" xmlns:aink="http://schemas.microsoft.com/office/drawing/2016/ink" xmlns:cx8="http://schemas.microsoft.com/office/drawing/2016/5/14/chartex" xmlns:cx7="http://schemas.microsoft.com/office/drawing/2016/5/13/chartex" xmlns:cx6="http://schemas.microsoft.com/office/drawing/2016/5/12/chartex" xmlns:cx5="http://schemas.microsoft.com/office/drawing/2016/5/11/chartex" xmlns:cx4="http://schemas.microsoft.com/office/drawing/2016/5/10/chartex" xmlns:cx3="http://schemas.microsoft.com/office/drawing/2016/5/9/chartex" xmlns:cx2="http://schemas.microsoft.com/office/drawing/2015/10/21/chartex">
             <w:pict>
               <v:rect w14:anchorId="160B5ECA" id="Rectangle 2" o:spid="_x0000_s1026" alt="sampling-method_" style="width:24pt;height:24pt;visibility:visible;mso-wrap-style:square;mso-left-percent:-10001;mso-top-percent:-10001;mso-position-horizontal:absolute;mso-position-horizontal-relative:char;mso-position-vertical:absolute;mso-position-vertical-relative:line;mso-left-percent:-10001;mso-top-percent:-10001;v-text-anchor:top" o:gfxdata="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" filled="f" stroked="f">
                 <o:lock v:ext="edit" aspectratio="t"/>
@@ -1491,6 +1489,7 @@
           <w:sz w:val="28"/>
           <w:szCs w:val="28"/>
         </w:rPr>
+        <w:lastRenderedPageBreak/>
         <w:t xml:space="preserve">Probability </w:t>
       </w:r>
       <w:r>
@@ -1674,7 +1673,6 @@
         <w:ind w:left="720"/>
       </w:pPr>
       <w:r>
-        <w:lastRenderedPageBreak/>
         <w:t>Advantages: Ensures all subgroups are represented</w:t>
       </w:r>
       <w:r>
@@ -1869,6 +1867,7 @@
         <w:ind w:left="720"/>
       </w:pPr>
       <w:r>
+        <w:lastRenderedPageBreak/>
         <w:t>Advantages: Efficient for large or geographically dispersed populations</w:t>
       </w:r>
       <w:r>
@@ -2106,7 +2105,6 @@
         </w:numPr>
       </w:pPr>
       <w:r>
-        <w:lastRenderedPageBreak/>
         <w:t xml:space="preserve">Bias risk: People who do not visit that mall are not included, i.e., </w:t>
       </w:r>
       <w:proofErr w:type="gramStart"/>
@@ -2223,10 +2221,7 @@
         <w:spacing w:after="0"/>
       </w:pPr>
       <w:r>
-        <w:t xml:space="preserve">Sample </w:t>
-      </w:r>
-      <w:r>
-        <w:t>proportion for experts:</w:t>
+        <w:t>Sample proportion for experts:</w:t>
       </w:r>
     </w:p>
     <w:p>
@@ -2590,8 +2585,7 @@
           <w:b/>
           <w:bCs/>
         </w:rPr>
-        <w:lastRenderedPageBreak/>
-        <w:t>Types of Data in Statistics</w:t>
+        <w:t xml:space="preserve"> Data in Statistics</w:t>
       </w:r>
     </w:p>
     <w:p>
@@ -3013,7 +3007,6 @@
         <w:ind w:left="2520"/>
       </w:pPr>
       <w:r>
-        <w:lastRenderedPageBreak/>
         <w:t>Number of cars in a parking lot: 0, 1, 2…</w:t>
       </w:r>
     </w:p>
@@ -3329,6 +3322,7 @@
         <w:ind w:left="1800"/>
       </w:pPr>
       <w:r>
+        <w:lastRenderedPageBreak/>
         <w:t>Heights and weights of students</w:t>
       </w:r>
     </w:p>
@@ -3509,7 +3503,10 @@
     <w:p>
       <w:pPr>
         <w:pStyle w:val="ListParagraph"/>
-        <w:ind w:left="360"/>
+        <w:numPr>
+          <w:ilvl w:val="0"/>
+          <w:numId w:val="59"/>
+        </w:numPr>
         <w:rPr>
           <w:b/>
           <w:bCs/>
@@ -3517,184 +3514,1044 @@
           <w:szCs w:val="28"/>
         </w:rPr>
       </w:pPr>
-    </w:p>
-    <w:p>
-      <w:pPr>
-        <w:pStyle w:val="ListParagraph"/>
-        <w:numPr>
-          <w:ilvl w:val="0"/>
-          <w:numId w:val="59"/>
-        </w:numPr>
+      <w:r>
         <w:rPr>
           <w:b/>
           <w:bCs/>
           <w:sz w:val="28"/>
           <w:szCs w:val="28"/>
         </w:rPr>
-      </w:pPr>
-      <w:r>
+        <w:t>Ordinal Level</w:t>
+      </w:r>
+    </w:p>
+    <w:p>
+      <w:pPr>
+        <w:pStyle w:val="ListParagraph"/>
+        <w:numPr>
+          <w:ilvl w:val="0"/>
+          <w:numId w:val="59"/>
+        </w:numPr>
         <w:rPr>
           <w:b/>
           <w:bCs/>
           <w:sz w:val="28"/>
           <w:szCs w:val="28"/>
         </w:rPr>
-        <w:t>Ordinal Level</w:t>
-      </w:r>
-    </w:p>
-    <w:p>
-      <w:pPr>
-        <w:pStyle w:val="ListParagraph"/>
-        <w:numPr>
-          <w:ilvl w:val="0"/>
-          <w:numId w:val="59"/>
-        </w:numPr>
+      </w:pPr>
+      <w:r>
         <w:rPr>
           <w:b/>
           <w:bCs/>
           <w:sz w:val="28"/>
           <w:szCs w:val="28"/>
         </w:rPr>
-      </w:pPr>
-      <w:r>
+        <w:t>Interval Level</w:t>
+      </w:r>
+    </w:p>
+    <w:p>
+      <w:pPr>
+        <w:pStyle w:val="ListParagraph"/>
+        <w:numPr>
+          <w:ilvl w:val="0"/>
+          <w:numId w:val="59"/>
+        </w:numPr>
         <w:rPr>
           <w:b/>
           <w:bCs/>
           <w:sz w:val="28"/>
           <w:szCs w:val="28"/>
         </w:rPr>
-        <w:t>Interval Level</w:t>
-      </w:r>
-    </w:p>
-    <w:p>
-      <w:pPr>
-        <w:pStyle w:val="ListParagraph"/>
-        <w:numPr>
-          <w:ilvl w:val="0"/>
-          <w:numId w:val="59"/>
-        </w:numPr>
+      </w:pPr>
+      <w:r>
         <w:rPr>
           <w:b/>
           <w:bCs/>
           <w:sz w:val="28"/>
           <w:szCs w:val="28"/>
         </w:rPr>
-      </w:pPr>
-      <w:r>
+        <w:t>Ratio Level</w:t>
+      </w:r>
+    </w:p>
+    <w:p/>
+    <w:p/>
+    <w:p>
+      <w:pPr>
+        <w:pStyle w:val="Heading2"/>
+        <w:spacing w:before="0" w:after="240"/>
+      </w:pPr>
+      <w:r>
+        <w:t>Branches of Statistics</w:t>
+      </w:r>
+    </w:p>
+    <w:p/>
+    <w:p>
+      <w:r>
+        <w:t>Depending on how data can be used, statistics is sometimes divided in to two main areas or branches.</w:t>
+      </w:r>
+    </w:p>
+    <w:p>
+      <w:pPr>
+        <w:pStyle w:val="ListParagraph"/>
+        <w:numPr>
+          <w:ilvl w:val="0"/>
+          <w:numId w:val="22"/>
+        </w:numPr>
+      </w:pPr>
+      <w:r>
+        <w:t>Descriptive statistics.</w:t>
+      </w:r>
+    </w:p>
+    <w:p>
+      <w:pPr>
+        <w:pStyle w:val="ListParagraph"/>
+        <w:numPr>
+          <w:ilvl w:val="0"/>
+          <w:numId w:val="22"/>
+        </w:numPr>
+      </w:pPr>
+      <w:r>
+        <w:t>Inferential Statistics.</w:t>
+      </w:r>
+    </w:p>
+    <w:p/>
+    <w:p/>
+    <w:p/>
+    <w:p>
+      <w:pPr>
+        <w:pStyle w:val="Heading1"/>
+      </w:pPr>
+      <w:r>
+        <w:lastRenderedPageBreak/>
+        <w:t>Descriptive Statistics</w:t>
+      </w:r>
+      <w:r>
+        <w:t>:</w:t>
+      </w:r>
+      <w:r>
+        <w:tab/>
+      </w:r>
+    </w:p>
+    <w:p/>
+    <w:p>
+      <w:r>
+        <w:rPr>
+          <w:rStyle w:val="Strong"/>
+        </w:rPr>
+        <w:t>Descriptive statistics</w:t>
+      </w:r>
+      <w:r>
+        <w:t xml:space="preserve"> are methods used to </w:t>
+      </w:r>
+      <w:r>
+        <w:rPr>
+          <w:rStyle w:val="Strong"/>
+        </w:rPr>
+        <w:t>summarize, organize, and describe</w:t>
+      </w:r>
+      <w:r>
+        <w:t xml:space="preserve"> the main features of a dataset.</w:t>
+      </w:r>
+      <w:r>
+        <w:br/>
+        <w:t xml:space="preserve">They help us understand the data </w:t>
+      </w:r>
+      <w:r>
+        <w:rPr>
+          <w:rStyle w:val="Strong"/>
+        </w:rPr>
+        <w:t>quickly and clearly</w:t>
+      </w:r>
+      <w:r>
+        <w:t xml:space="preserve"> without examining every value individually.</w:t>
+      </w:r>
+    </w:p>
+    <w:p>
+      <w:pPr>
+        <w:rPr>
+          <w:b/>
+          <w:sz w:val="28"/>
+        </w:rPr>
+      </w:pPr>
+    </w:p>
+    <w:p>
+      <w:pPr>
+        <w:rPr>
+          <w:b/>
+          <w:sz w:val="24"/>
+        </w:rPr>
+      </w:pPr>
+      <w:r>
+        <w:rPr>
+          <w:b/>
+          <w:sz w:val="24"/>
+        </w:rPr>
+        <w:t>Descriptive statistics focus on three key features of any dataset:</w:t>
+      </w:r>
+    </w:p>
+    <w:p>
+      <w:pPr>
+        <w:pStyle w:val="ListParagraph"/>
+        <w:numPr>
+          <w:ilvl w:val="0"/>
+          <w:numId w:val="68"/>
+        </w:numPr>
+      </w:pPr>
+      <w:r>
+        <w:t>Center of the Data → Measures of Central Tendency</w:t>
+      </w:r>
+    </w:p>
+    <w:p>
+      <w:pPr>
+        <w:pStyle w:val="ListParagraph"/>
+        <w:numPr>
+          <w:ilvl w:val="0"/>
+          <w:numId w:val="68"/>
+        </w:numPr>
+      </w:pPr>
+      <w:r>
+        <w:t>Variation of the Data → Measures of Variability/Dispersion</w:t>
+      </w:r>
+    </w:p>
+    <w:p>
+      <w:pPr>
+        <w:pStyle w:val="ListParagraph"/>
+        <w:numPr>
+          <w:ilvl w:val="0"/>
+          <w:numId w:val="68"/>
+        </w:numPr>
+      </w:pPr>
+      <w:r>
+        <w:t>Shape of the Data → Distribution Form</w:t>
+      </w:r>
+    </w:p>
+    <w:p>
+      <w:pPr>
+        <w:pStyle w:val="ListParagraph"/>
+        <w:ind w:left="360"/>
+        <w:jc w:val="center"/>
+      </w:pPr>
+    </w:p>
+    <w:p>
+      <w:pPr>
+        <w:pStyle w:val="ListParagraph"/>
+        <w:ind w:left="360"/>
+        <w:jc w:val="center"/>
+        <w:rPr>
+          <w:sz w:val="28"/>
+        </w:rPr>
+      </w:pPr>
+    </w:p>
+    <w:p>
+      <w:pPr>
+        <w:pStyle w:val="ListParagraph"/>
+        <w:numPr>
+          <w:ilvl w:val="0"/>
+          <w:numId w:val="66"/>
+        </w:numPr>
+      </w:pPr>
+      <w:r>
+        <w:rPr>
+          <w:b/>
+          <w:sz w:val="28"/>
+        </w:rPr>
+        <w:t xml:space="preserve">Center of the </w:t>
+      </w:r>
+      <w:r>
+        <w:rPr>
+          <w:b/>
+          <w:sz w:val="28"/>
+        </w:rPr>
+        <w:t xml:space="preserve">Data </w:t>
+      </w:r>
+      <w:r>
+        <w:rPr>
+          <w:b/>
+          <w:sz w:val="28"/>
+        </w:rPr>
+        <w:t>(measure</w:t>
+      </w:r>
+      <w:r>
+        <w:rPr>
+          <w:b/>
+          <w:sz w:val="28"/>
+        </w:rPr>
+        <w:t xml:space="preserve"> of </w:t>
+      </w:r>
+      <w:r>
+        <w:rPr>
+          <w:b/>
+          <w:sz w:val="28"/>
+        </w:rPr>
+        <w:t>Central Tendency)</w:t>
+      </w:r>
+      <w:r>
+        <w:rPr>
+          <w:b/>
+          <w:sz w:val="28"/>
+        </w:rPr>
+        <w:t>:</w:t>
+      </w:r>
+      <w:r>
+        <w:rPr>
+          <w:sz w:val="44"/>
+          <w:szCs w:val="28"/>
+        </w:rPr>
+        <w:t xml:space="preserve"> </w:t>
+      </w:r>
+    </w:p>
+    <w:p>
+      <w:pPr>
+        <w:pStyle w:val="ListParagraph"/>
+        <w:ind w:left="360"/>
+      </w:pPr>
+      <w:r>
+        <w:t xml:space="preserve">These measures tell us what a </w:t>
+      </w:r>
+      <w:r>
+        <w:rPr>
+          <w:rStyle w:val="Strong"/>
+        </w:rPr>
+        <w:t>typical</w:t>
+      </w:r>
+      <w:r>
+        <w:t xml:space="preserve">, </w:t>
+      </w:r>
+      <w:r>
+        <w:rPr>
+          <w:rStyle w:val="Strong"/>
+        </w:rPr>
+        <w:t>average</w:t>
+      </w:r>
+      <w:r>
+        <w:t xml:space="preserve">, or </w:t>
+      </w:r>
+      <w:r>
+        <w:rPr>
+          <w:rStyle w:val="Strong"/>
+        </w:rPr>
+        <w:t>central value</w:t>
+      </w:r>
+      <w:r>
+        <w:t xml:space="preserve"> in the dataset is.</w:t>
+      </w:r>
+    </w:p>
+    <w:p>
+      <w:pPr>
+        <w:pStyle w:val="ListParagraph"/>
+        <w:ind w:left="360"/>
+      </w:pPr>
+    </w:p>
+    <w:p>
+      <w:pPr>
+        <w:pStyle w:val="ListParagraph"/>
+        <w:ind w:left="360"/>
+        <w:rPr>
+          <w:b/>
+        </w:rPr>
+      </w:pPr>
+      <w:r>
+        <w:rPr>
+          <w:b/>
+          <w:sz w:val="24"/>
+        </w:rPr>
+        <w:t>Common Measures:</w:t>
+      </w:r>
+    </w:p>
+    <w:p>
+      <w:pPr>
+        <w:pStyle w:val="ListParagraph"/>
+        <w:numPr>
+          <w:ilvl w:val="0"/>
+          <w:numId w:val="15"/>
+        </w:numPr>
+      </w:pPr>
+      <w:r>
+        <w:rPr>
+          <w:b/>
+          <w:bCs/>
+        </w:rPr>
+        <w:t>Mean (Average)</w:t>
+      </w:r>
+      <w:r>
+        <w:rPr>
+          <w:b/>
+          <w:bCs/>
+        </w:rPr>
+        <w:t>:</w:t>
+      </w:r>
+      <w:r>
+        <w:t xml:space="preserve"> </w:t>
+      </w:r>
+      <w:r>
+        <w:t>The mean is the sum of all data values divided by the total number of values.</w:t>
+      </w:r>
+      <w:r>
+        <w:br/>
+        <w:t>Formula:</w:t>
+      </w:r>
+    </w:p>
+    <w:p>
+      <w:pPr>
+        <w:ind w:left="2160" w:firstLine="360"/>
+        <w:rPr>
+          <w:rStyle w:val="vlist-s"/>
+        </w:rPr>
+      </w:pPr>
+      <w:r>
+        <w:rPr>
+          <w:rStyle w:val="mord"/>
+        </w:rPr>
+        <w:t xml:space="preserve">Mean </w:t>
+      </w:r>
+      <w:r>
+        <w:rPr>
+          <w:rStyle w:val="mopen"/>
+        </w:rPr>
+        <w:t>(</w:t>
+      </w:r>
+      <w:r>
+        <w:rPr>
+          <w:rStyle w:val="mord"/>
+        </w:rPr>
+        <w:t>x</w:t>
+      </w:r>
+      <w:r>
+        <w:rPr>
+          <w:rStyle w:val="mclose"/>
+        </w:rPr>
+        <w:t>)</w:t>
+      </w:r>
+      <w:r>
+        <w:rPr>
+          <w:rStyle w:val="mrel"/>
+        </w:rPr>
+        <w:t>=</w:t>
+      </w:r>
+      <w:r>
+        <w:rPr>
+          <w:rStyle w:val="mord"/>
+        </w:rPr>
+        <w:t xml:space="preserve"> </w:t>
+      </w:r>
+    </w:p>
+    <w:p>
+      <w:pPr>
+        <w:ind w:left="1080"/>
+      </w:pPr>
+      <w:r>
+        <w:t>Where:</w:t>
+      </w:r>
+    </w:p>
+    <w:p>
+      <w:pPr>
+        <w:pStyle w:val="ListParagraph"/>
+        <w:numPr>
+          <w:ilvl w:val="0"/>
+          <w:numId w:val="16"/>
+        </w:numPr>
+      </w:pPr>
+      <w:r>
+        <w:t>X</w:t>
+      </w:r>
+      <w:r>
+        <w:rPr>
+          <w:vertAlign w:val="subscript"/>
+        </w:rPr>
+        <w:t>i</w:t>
+      </w:r>
+      <w:r>
+        <w:t>​ = each data value</w:t>
+      </w:r>
+    </w:p>
+    <w:p>
+      <w:pPr>
+        <w:pStyle w:val="ListParagraph"/>
+        <w:numPr>
+          <w:ilvl w:val="0"/>
+          <w:numId w:val="16"/>
+        </w:numPr>
+      </w:pPr>
+      <w:r>
+        <w:t>n = total number of values</w:t>
+      </w:r>
+    </w:p>
+    <w:p>
+      <w:pPr>
+        <w:pStyle w:val="ListParagraph"/>
+        <w:ind w:left="2160"/>
+      </w:pPr>
+    </w:p>
+    <w:p>
+      <w:pPr>
+        <w:pStyle w:val="ListParagraph"/>
+        <w:numPr>
+          <w:ilvl w:val="0"/>
+          <w:numId w:val="15"/>
+        </w:numPr>
+        <w:rPr>
+          <w:b/>
+        </w:rPr>
+      </w:pPr>
+      <w:r>
+        <w:rPr>
+          <w:b/>
+        </w:rPr>
+        <w:t>Median:</w:t>
+      </w:r>
+      <w:r>
+        <w:t xml:space="preserve"> The</w:t>
+      </w:r>
+      <w:r>
+        <w:t xml:space="preserve"> median is the middle value when data is arranged in order.</w:t>
+      </w:r>
+    </w:p>
+    <w:p>
+      <w:pPr>
+        <w:pStyle w:val="ListParagraph"/>
+        <w:numPr>
+          <w:ilvl w:val="0"/>
+          <w:numId w:val="17"/>
+        </w:numPr>
+      </w:pPr>
+      <w:r>
+        <w:t>If the number of values is odd, the median is the middle value.</w:t>
+      </w:r>
+    </w:p>
+    <w:p>
+      <w:pPr>
+        <w:pStyle w:val="ListParagraph"/>
+        <w:numPr>
+          <w:ilvl w:val="0"/>
+          <w:numId w:val="17"/>
+        </w:numPr>
+      </w:pPr>
+      <w:r>
+        <w:t>If the number of values is even, the median is the average of the two middle values.</w:t>
+      </w:r>
+    </w:p>
+    <w:p>
+      <w:pPr>
+        <w:ind w:left="720"/>
+      </w:pPr>
+    </w:p>
+    <w:p>
+      <w:pPr>
+        <w:pStyle w:val="ListParagraph"/>
+        <w:numPr>
+          <w:ilvl w:val="0"/>
+          <w:numId w:val="15"/>
+        </w:numPr>
+        <w:rPr>
+          <w:b/>
+        </w:rPr>
+      </w:pPr>
+      <w:r>
+        <w:rPr>
+          <w:b/>
+        </w:rPr>
+        <w:t>Mode</w:t>
+      </w:r>
+      <w:r>
+        <w:rPr>
+          <w:b/>
+        </w:rPr>
+        <w:t>:</w:t>
+      </w:r>
+    </w:p>
+    <w:p>
+      <w:pPr>
+        <w:pStyle w:val="ListParagraph"/>
+        <w:numPr>
+          <w:ilvl w:val="0"/>
+          <w:numId w:val="17"/>
+        </w:numPr>
+      </w:pPr>
+      <w:r>
+        <w:t>The mode is the value that occurs most frequently in a dataset.</w:t>
+      </w:r>
+    </w:p>
+    <w:p>
+      <w:pPr>
+        <w:pStyle w:val="ListParagraph"/>
+        <w:numPr>
+          <w:ilvl w:val="0"/>
+          <w:numId w:val="17"/>
+        </w:numPr>
+      </w:pPr>
+      <w:r>
+        <w:t>A dataset may have:</w:t>
+      </w:r>
+    </w:p>
+    <w:p>
+      <w:pPr>
+        <w:pStyle w:val="ListParagraph"/>
+        <w:numPr>
+          <w:ilvl w:val="0"/>
+          <w:numId w:val="18"/>
+        </w:numPr>
+      </w:pPr>
+      <w:r>
+        <w:t>No mode</w:t>
+      </w:r>
+    </w:p>
+    <w:p>
+      <w:pPr>
+        <w:pStyle w:val="ListParagraph"/>
+        <w:numPr>
+          <w:ilvl w:val="0"/>
+          <w:numId w:val="18"/>
+        </w:numPr>
+      </w:pPr>
+      <w:r>
+        <w:t>One mode (unimodal)</w:t>
+      </w:r>
+    </w:p>
+    <w:p>
+      <w:pPr>
+        <w:pStyle w:val="ListParagraph"/>
+        <w:numPr>
+          <w:ilvl w:val="0"/>
+          <w:numId w:val="18"/>
+        </w:numPr>
+      </w:pPr>
+      <w:r>
+        <w:t>Two modes (bimodal)</w:t>
+      </w:r>
+    </w:p>
+    <w:p>
+      <w:pPr>
+        <w:pStyle w:val="ListParagraph"/>
+        <w:numPr>
+          <w:ilvl w:val="0"/>
+          <w:numId w:val="18"/>
+        </w:numPr>
+      </w:pPr>
+      <w:r>
+        <w:t>More than two modes (multimodal</w:t>
+      </w:r>
+    </w:p>
+    <w:p>
+      <w:pPr>
+        <w:jc w:val="both"/>
+        <w:rPr>
+          <w:b/>
+        </w:rPr>
+      </w:pPr>
+    </w:p>
+    <w:p>
+      <w:pPr>
+        <w:pStyle w:val="ListParagraph"/>
+        <w:numPr>
+          <w:ilvl w:val="0"/>
+          <w:numId w:val="66"/>
+        </w:numPr>
+        <w:rPr>
+          <w:b/>
+          <w:sz w:val="28"/>
+        </w:rPr>
+      </w:pPr>
+      <w:r>
+        <w:rPr>
+          <w:b/>
+          <w:sz w:val="28"/>
+        </w:rPr>
+        <w:lastRenderedPageBreak/>
+        <w:t xml:space="preserve">Variation of the </w:t>
+      </w:r>
+      <w:r>
+        <w:rPr>
+          <w:b/>
+          <w:sz w:val="28"/>
+        </w:rPr>
+        <w:t>Data (</w:t>
+      </w:r>
+      <w:r>
+        <w:rPr>
+          <w:b/>
+          <w:sz w:val="28"/>
+        </w:rPr>
+        <w:t>Measures of Variability)</w:t>
+      </w:r>
+    </w:p>
+    <w:p>
+      <w:pPr>
+        <w:pStyle w:val="ListParagraph"/>
+        <w:ind w:left="360"/>
+      </w:pPr>
+      <w:r>
+        <w:t xml:space="preserve">These measures describe how </w:t>
+      </w:r>
+      <w:r>
+        <w:rPr>
+          <w:rStyle w:val="Strong"/>
+        </w:rPr>
+        <w:t>spread out the data</w:t>
+      </w:r>
+      <w:r>
+        <w:t xml:space="preserve"> is. </w:t>
+      </w:r>
+      <w:r>
+        <w:t>Variability refers to a set of statistics that show how much difference there is among the elements of a sample or population along the characteristics measured.</w:t>
+      </w:r>
+      <w:r>
+        <w:t xml:space="preserve"> </w:t>
+      </w:r>
+    </w:p>
+    <w:p>
+      <w:pPr>
+        <w:pStyle w:val="ListParagraph"/>
+        <w:ind w:left="360"/>
+        <w:rPr>
+          <w:b/>
+          <w:sz w:val="24"/>
+        </w:rPr>
+      </w:pPr>
+      <w:r>
+        <w:rPr>
+          <w:b/>
+          <w:sz w:val="24"/>
+        </w:rPr>
+        <w:t>Common measures:</w:t>
+      </w:r>
+    </w:p>
+    <w:p>
+      <w:pPr>
+        <w:pStyle w:val="ListParagraph"/>
+        <w:numPr>
+          <w:ilvl w:val="0"/>
+          <w:numId w:val="19"/>
+        </w:numPr>
+        <w:ind w:left="1440"/>
+      </w:pPr>
+      <w:r>
+        <w:rPr>
+          <w:b/>
+          <w:bCs/>
+        </w:rPr>
+        <w:t>Range</w:t>
+      </w:r>
+      <w:r>
+        <w:rPr>
+          <w:b/>
+          <w:bCs/>
+        </w:rPr>
+        <w:t>:</w:t>
+      </w:r>
+      <w:r>
+        <w:t xml:space="preserve"> </w:t>
+      </w:r>
+      <w:r>
+        <w:t>The simplest measure of spread.</w:t>
+      </w:r>
+      <w:r>
+        <w:br/>
+        <w:t>Formula:</w:t>
+      </w:r>
+    </w:p>
+    <w:p>
+      <w:pPr>
+        <w:ind w:left="1440"/>
+      </w:pPr>
+      <w:r>
+        <w:t>Range=Maximum </w:t>
+      </w:r>
+      <w:r>
+        <w:t>Value</w:t>
+      </w:r>
+      <w:r>
+        <w:t xml:space="preserve">−Minimum value </w:t>
+      </w:r>
+    </w:p>
+    <w:p>
+      <w:pPr>
+        <w:pStyle w:val="ListParagraph"/>
+        <w:numPr>
+          <w:ilvl w:val="0"/>
+          <w:numId w:val="19"/>
+        </w:numPr>
+        <w:ind w:left="1440"/>
+        <w:rPr>
+          <w:b/>
+          <w:bCs/>
+        </w:rPr>
+      </w:pPr>
+      <w:r>
+        <w:rPr>
+          <w:b/>
+          <w:bCs/>
+        </w:rPr>
+        <w:t>Variance</w:t>
+      </w:r>
+      <w:r>
+        <w:rPr>
+          <w:b/>
+          <w:bCs/>
+        </w:rPr>
+        <w:t>:</w:t>
+      </w:r>
+    </w:p>
+    <w:p>
+      <w:pPr>
+        <w:pStyle w:val="ListParagraph"/>
+        <w:numPr>
+          <w:ilvl w:val="0"/>
+          <w:numId w:val="18"/>
+        </w:numPr>
+        <w:ind w:left="2160"/>
+      </w:pPr>
+      <w:r>
+        <w:t>Variance measures how far data points are from the mean on average.</w:t>
+      </w:r>
+    </w:p>
+    <w:p>
+      <w:pPr>
+        <w:pStyle w:val="ListParagraph"/>
+        <w:numPr>
+          <w:ilvl w:val="0"/>
+          <w:numId w:val="18"/>
+        </w:numPr>
+        <w:spacing w:line="360" w:lineRule="auto"/>
+        <w:ind w:left="2160"/>
+      </w:pPr>
+      <w:r>
+        <w:t>Denoted by σ2\sigma^2σ2 (population) or s2s^2s2 (sample).</w:t>
+      </w:r>
+    </w:p>
+    <w:p>
+      <w:pPr>
+        <w:pStyle w:val="ListParagraph"/>
+        <w:numPr>
+          <w:ilvl w:val="0"/>
+          <w:numId w:val="19"/>
+        </w:numPr>
+        <w:ind w:left="1440"/>
+        <w:rPr>
+          <w:b/>
+          <w:bCs/>
+        </w:rPr>
+      </w:pPr>
+      <w:r>
+        <w:rPr>
+          <w:b/>
+          <w:bCs/>
+        </w:rPr>
+        <w:t>Standard Deviation</w:t>
+      </w:r>
+    </w:p>
+    <w:p>
+      <w:pPr>
+        <w:pStyle w:val="ListParagraph"/>
+        <w:numPr>
+          <w:ilvl w:val="0"/>
+          <w:numId w:val="20"/>
+        </w:numPr>
+        <w:ind w:left="2160"/>
+      </w:pPr>
+      <w:r>
+        <w:t>Standard deviation shows how widely data values are spread from the mean.</w:t>
+      </w:r>
+    </w:p>
+    <w:p>
+      <w:pPr>
+        <w:pStyle w:val="ListParagraph"/>
+        <w:numPr>
+          <w:ilvl w:val="0"/>
+          <w:numId w:val="20"/>
+        </w:numPr>
+        <w:spacing w:line="360" w:lineRule="auto"/>
+        <w:ind w:left="2160"/>
+      </w:pPr>
+      <w:r>
+        <w:t>It is the square root of the variance.</w:t>
+      </w:r>
+    </w:p>
+    <w:p>
+      <w:pPr>
+        <w:pStyle w:val="ListParagraph"/>
+        <w:numPr>
+          <w:ilvl w:val="0"/>
+          <w:numId w:val="19"/>
+        </w:numPr>
+        <w:ind w:left="1440"/>
+        <w:rPr>
+          <w:b/>
+          <w:bCs/>
+        </w:rPr>
+      </w:pPr>
+      <w:r>
+        <w:rPr>
+          <w:b/>
+          <w:bCs/>
+        </w:rPr>
+        <w:t>Interquartile Range (IQR)</w:t>
+      </w:r>
+    </w:p>
+    <w:p>
+      <w:pPr>
+        <w:pStyle w:val="ListParagraph"/>
+        <w:numPr>
+          <w:ilvl w:val="0"/>
+          <w:numId w:val="21"/>
+        </w:numPr>
+        <w:ind w:left="2160"/>
+      </w:pPr>
+      <w:r>
+        <w:t>IQR measures the spread of the middle 50% of data points.</w:t>
+      </w:r>
+    </w:p>
+    <w:p>
+      <w:pPr>
+        <w:pStyle w:val="ListParagraph"/>
+        <w:ind w:left="1080"/>
         <w:rPr>
           <w:b/>
           <w:bCs/>
           <w:sz w:val="28"/>
           <w:szCs w:val="28"/>
         </w:rPr>
-        <w:t>Ratio Level</w:t>
+      </w:pPr>
+    </w:p>
+    <w:p>
+      <w:pPr>
+        <w:pStyle w:val="ListParagraph"/>
+        <w:numPr>
+          <w:ilvl w:val="0"/>
+          <w:numId w:val="66"/>
+        </w:numPr>
+        <w:rPr>
+          <w:b/>
+          <w:sz w:val="24"/>
+        </w:rPr>
+      </w:pPr>
+      <w:r>
+        <w:rPr>
+          <w:b/>
+          <w:sz w:val="24"/>
+        </w:rPr>
+        <w:t>Shape of the Data (Distribution Form)</w:t>
+      </w:r>
+      <w:r>
+        <w:rPr>
+          <w:b/>
+          <w:sz w:val="24"/>
+        </w:rPr>
+        <w:t>:</w:t>
+      </w:r>
+    </w:p>
+    <w:p>
+      <w:r>
+        <w:t>Shape describes how values are distributed around the center.</w:t>
+      </w:r>
+    </w:p>
+    <w:p>
+      <w:r>
+        <w:t>Shape Characteristics:</w:t>
+      </w:r>
+      <w:bookmarkStart w:id="0" w:name="_GoBack"/>
+      <w:bookmarkEnd w:id="0"/>
+    </w:p>
+    <w:p>
+      <w:pPr>
+        <w:pStyle w:val="ListParagraph"/>
+        <w:numPr>
+          <w:ilvl w:val="0"/>
+          <w:numId w:val="64"/>
+        </w:numPr>
+      </w:pPr>
+      <w:r>
+        <w:t>Skewness: Measures asymmetry</w:t>
+      </w:r>
+    </w:p>
+    <w:p>
+      <w:pPr>
+        <w:pStyle w:val="ListParagraph"/>
+        <w:numPr>
+          <w:ilvl w:val="0"/>
+          <w:numId w:val="21"/>
+        </w:numPr>
+      </w:pPr>
+      <w:r>
+        <w:t>Right-skewed (long tail to the right)</w:t>
+      </w:r>
+    </w:p>
+    <w:p>
+      <w:pPr>
+        <w:pStyle w:val="ListParagraph"/>
+        <w:numPr>
+          <w:ilvl w:val="1"/>
+          <w:numId w:val="64"/>
+        </w:numPr>
+      </w:pPr>
+      <w:r>
+        <w:t>Left-skewed (long tail to the left)</w:t>
+      </w:r>
+    </w:p>
+    <w:p>
+      <w:pPr>
+        <w:pStyle w:val="ListParagraph"/>
+        <w:numPr>
+          <w:ilvl w:val="0"/>
+          <w:numId w:val="64"/>
+        </w:numPr>
+      </w:pPr>
+      <w:r>
+        <w:t>Kurtosis: Measures heaviness of tails (optional advanced)</w:t>
+      </w:r>
+    </w:p>
+    <w:p>
+      <w:pPr>
+        <w:pStyle w:val="ListParagraph"/>
+        <w:numPr>
+          <w:ilvl w:val="1"/>
+          <w:numId w:val="64"/>
+        </w:numPr>
+      </w:pPr>
+      <w:r>
+        <w:t>High kurtosis: more extreme values (heavy tails)</w:t>
+      </w:r>
+    </w:p>
+    <w:p>
+      <w:pPr>
+        <w:pStyle w:val="ListParagraph"/>
+        <w:numPr>
+          <w:ilvl w:val="1"/>
+          <w:numId w:val="64"/>
+        </w:numPr>
+      </w:pPr>
+      <w:r>
+        <w:t>Low kurtosis: fewer extremes (light tails)</w:t>
       </w:r>
     </w:p>
     <w:p/>
     <w:p/>
     <w:p>
       <w:pPr>
-        <w:pStyle w:val="Heading2"/>
-        <w:spacing w:before="0" w:after="240"/>
-      </w:pPr>
-      <w:r>
-        <w:t>Branches of Statistics</w:t>
+        <w:pStyle w:val="Heading1"/>
+      </w:pPr>
+      <w:r>
+        <w:t>Inferential Statistics</w:t>
       </w:r>
     </w:p>
     <w:p/>
     <w:p>
       <w:r>
-        <w:t>Depending on how data can be used, statistics is sometimes divided in to two main areas or branches.</w:t>
-      </w:r>
-    </w:p>
-    <w:p>
-      <w:pPr>
-        <w:pStyle w:val="ListParagraph"/>
-        <w:numPr>
-          <w:ilvl w:val="0"/>
-          <w:numId w:val="22"/>
-        </w:numPr>
-      </w:pPr>
-      <w:r>
-        <w:t>Descriptive statistics.</w:t>
-      </w:r>
-    </w:p>
-    <w:p>
-      <w:pPr>
-        <w:pStyle w:val="ListParagraph"/>
-        <w:numPr>
-          <w:ilvl w:val="0"/>
-          <w:numId w:val="22"/>
-        </w:numPr>
-      </w:pPr>
-      <w:r>
-        <w:t>Inferential Statistics.</w:t>
-      </w:r>
-    </w:p>
-    <w:p/>
-    <w:p>
-      <w:pPr>
-        <w:pStyle w:val="Heading1"/>
-      </w:pPr>
-      <w:r>
-        <w:t>Descriptive Statistics</w:t>
-      </w:r>
-      <w:r>
-        <w:t>:</w:t>
-      </w:r>
-      <w:r>
-        <w:tab/>
-      </w:r>
-    </w:p>
-    <w:p>
-      <w:r>
-        <w:t xml:space="preserve">Descriptive statistics is the branch of statistics that summarizes and describes data using numbers, </w:t>
-      </w:r>
-      <w:r>
-        <w:t>tables, or graphs.</w:t>
-      </w:r>
-      <w:r>
-        <w:t xml:space="preserve"> </w:t>
-      </w:r>
-      <w:r>
-        <w:t>Descriptive statistics focus mostly on the central tendency, variability, and distribution of sample data</w:t>
-      </w:r>
-      <w:r>
-        <w:t>.</w:t>
-      </w:r>
-      <w:r>
-        <w:t xml:space="preserve"> It helps to understand patterns and features of a dataset at a </w:t>
-      </w:r>
-      <w:r>
-        <w:t>glance.</w:t>
-      </w:r>
-    </w:p>
-    <w:p>
-      <w:r>
-        <w:t>Descriptive</w:t>
-      </w:r>
-      <w:r>
-        <w:t xml:space="preserve"> statistics can be divided into two main categories:</w:t>
-      </w:r>
-    </w:p>
-    <w:p>
-      <w:pPr>
-        <w:pStyle w:val="ListParagraph"/>
-        <w:numPr>
-          <w:ilvl w:val="0"/>
-          <w:numId w:val="14"/>
-        </w:numPr>
-        <w:ind w:left="360"/>
-      </w:pPr>
-      <w:r>
+        <w:t>Statistical inference is the process of using data from a sample to make conclusions about a population. In other words, it allows us to make educated guesses about a large group based on observations from a smaller group.</w:t>
+      </w:r>
+    </w:p>
+    <w:p>
+      <w:r>
+        <w:t>The main types of statistical inference are:</w:t>
+      </w:r>
+    </w:p>
+    <w:p>
+      <w:pPr>
         <w:rPr>
           <w:b/>
           <w:bCs/>
           <w:sz w:val="28"/>
           <w:szCs w:val="28"/>
         </w:rPr>
-        <w:t xml:space="preserve">Measures of Central </w:t>
-      </w:r>
+      </w:pPr>
       <w:r>
         <w:rPr>
           <w:b/>
@@ -3702,343 +4559,8 @@
           <w:sz w:val="28"/>
           <w:szCs w:val="28"/>
         </w:rPr>
-        <w:t>Tendency</w:t>
-      </w:r>
-      <w:r>
-        <w:rPr>
-          <w:sz w:val="28"/>
-          <w:szCs w:val="28"/>
-        </w:rPr>
-        <w:t xml:space="preserve">: </w:t>
-      </w:r>
-    </w:p>
-    <w:p>
-      <w:pPr>
-        <w:pStyle w:val="ListParagraph"/>
-        <w:ind w:left="360"/>
-      </w:pPr>
-      <w:r>
-        <w:t xml:space="preserve">These measures indicate a </w:t>
-      </w:r>
-      <w:r>
-        <w:rPr>
-          <w:rStyle w:val="Strong"/>
-        </w:rPr>
-        <w:t>typical or central value</w:t>
-      </w:r>
-      <w:r>
-        <w:t xml:space="preserve"> in a dataset. The three main types are:</w:t>
-      </w:r>
-    </w:p>
-    <w:p>
-      <w:pPr>
-        <w:pStyle w:val="ListParagraph"/>
-        <w:numPr>
-          <w:ilvl w:val="0"/>
-          <w:numId w:val="15"/>
-        </w:numPr>
-        <w:ind w:left="720"/>
-      </w:pPr>
-      <w:r>
-        <w:rPr>
-          <w:b/>
-          <w:bCs/>
-        </w:rPr>
-        <w:t>Mean (Average)</w:t>
-      </w:r>
-      <w:r>
-        <w:rPr>
-          <w:b/>
-          <w:bCs/>
-        </w:rPr>
-        <w:t>:</w:t>
-      </w:r>
-      <w:r>
-        <w:t xml:space="preserve"> </w:t>
-      </w:r>
-      <w:r>
-        <w:t>The mean is the sum of all data values divided by the total number of values.</w:t>
-      </w:r>
-      <w:r>
-        <w:br/>
-        <w:t>Formula:</w:t>
-      </w:r>
-    </w:p>
-    <w:p>
-      <w:pPr>
-        <w:ind w:left="1800" w:firstLine="360"/>
-        <w:rPr>
-          <w:rStyle w:val="vlist-s"/>
-        </w:rPr>
-      </w:pPr>
-      <w:r>
-        <w:rPr>
-          <w:rStyle w:val="mord"/>
-        </w:rPr>
-        <w:t xml:space="preserve">Mean </w:t>
-      </w:r>
-      <w:r>
-        <w:rPr>
-          <w:rStyle w:val="mopen"/>
-        </w:rPr>
-        <w:t>(</w:t>
-      </w:r>
-      <w:r>
-        <w:rPr>
-          <w:rStyle w:val="mord"/>
-        </w:rPr>
-        <w:t>x</w:t>
-      </w:r>
-      <w:r>
-        <w:rPr>
-          <w:rStyle w:val="mclose"/>
-        </w:rPr>
-        <w:t>)</w:t>
-      </w:r>
-      <w:r>
-        <w:rPr>
-          <w:rStyle w:val="mrel"/>
-        </w:rPr>
-        <w:t>=</w:t>
-      </w:r>
-      <w:r>
-        <w:rPr>
-          <w:rStyle w:val="mord"/>
-        </w:rPr>
-        <w:t xml:space="preserve"> </w:t>
-      </w:r>
-    </w:p>
-    <w:p>
-      <w:pPr>
-        <w:ind w:left="720"/>
-      </w:pPr>
-      <w:r>
-        <w:t>Where:</w:t>
-      </w:r>
-    </w:p>
-    <w:p>
-      <w:pPr>
-        <w:pStyle w:val="ListParagraph"/>
-        <w:numPr>
-          <w:ilvl w:val="0"/>
-          <w:numId w:val="16"/>
-        </w:numPr>
-        <w:ind w:left="1800"/>
-      </w:pPr>
-      <w:r>
-        <w:t>X</w:t>
-      </w:r>
-      <w:r>
-        <w:rPr>
-          <w:vertAlign w:val="subscript"/>
-        </w:rPr>
-        <w:t>i</w:t>
-      </w:r>
-      <w:r>
-        <w:t>​ = each data value</w:t>
-      </w:r>
-    </w:p>
-    <w:p>
-      <w:pPr>
-        <w:pStyle w:val="ListParagraph"/>
-        <w:numPr>
-          <w:ilvl w:val="0"/>
-          <w:numId w:val="16"/>
-        </w:numPr>
-        <w:ind w:left="1800"/>
-      </w:pPr>
-      <w:r>
-        <w:t>n = total number of values</w:t>
-      </w:r>
-    </w:p>
-    <w:p>
-      <w:pPr>
-        <w:ind w:left="360"/>
-      </w:pPr>
-    </w:p>
-    <w:p>
-      <w:pPr>
-        <w:ind w:left="360"/>
-      </w:pPr>
-    </w:p>
-    <w:p>
-      <w:pPr>
-        <w:pStyle w:val="ListParagraph"/>
-        <w:numPr>
-          <w:ilvl w:val="0"/>
-          <w:numId w:val="15"/>
-        </w:numPr>
-        <w:ind w:left="720"/>
-      </w:pPr>
-      <w:r>
-        <w:t>Median</w:t>
-      </w:r>
-      <w:r>
-        <w:t>:</w:t>
-      </w:r>
-    </w:p>
-    <w:p>
-      <w:pPr>
-        <w:pStyle w:val="ListParagraph"/>
-        <w:numPr>
-          <w:ilvl w:val="0"/>
-          <w:numId w:val="17"/>
-        </w:numPr>
-        <w:ind w:left="1080"/>
-      </w:pPr>
-      <w:r>
-        <w:t>The median is the middle value when data is arranged in order.</w:t>
-      </w:r>
-    </w:p>
-    <w:p>
-      <w:pPr>
-        <w:pStyle w:val="ListParagraph"/>
-        <w:numPr>
-          <w:ilvl w:val="0"/>
-          <w:numId w:val="17"/>
-        </w:numPr>
-        <w:ind w:left="1080"/>
-      </w:pPr>
-      <w:r>
-        <w:t>If the number of values is odd, the median is the middle value.</w:t>
-      </w:r>
-    </w:p>
-    <w:p>
-      <w:pPr>
-        <w:pStyle w:val="ListParagraph"/>
-        <w:numPr>
-          <w:ilvl w:val="0"/>
-          <w:numId w:val="17"/>
-        </w:numPr>
-        <w:ind w:left="1080"/>
-      </w:pPr>
-      <w:r>
-        <w:t>If the number of values is even, the median is the average of the two middle values.</w:t>
-      </w:r>
-    </w:p>
-    <w:p>
-      <w:pPr>
-        <w:ind w:left="360"/>
-      </w:pPr>
-    </w:p>
-    <w:p>
-      <w:pPr>
-        <w:pStyle w:val="ListParagraph"/>
-        <w:numPr>
-          <w:ilvl w:val="0"/>
-          <w:numId w:val="15"/>
-        </w:numPr>
-        <w:ind w:left="720"/>
-      </w:pPr>
-      <w:r>
-        <w:t>Mode</w:t>
-      </w:r>
-      <w:r>
-        <w:t>:</w:t>
-      </w:r>
-    </w:p>
-    <w:p>
-      <w:pPr>
-        <w:pStyle w:val="ListParagraph"/>
-        <w:numPr>
-          <w:ilvl w:val="0"/>
-          <w:numId w:val="17"/>
-        </w:numPr>
-        <w:ind w:left="1080"/>
-      </w:pPr>
-      <w:r>
-        <w:t>The mode is the value that occurs most frequently in a dataset.</w:t>
-      </w:r>
-    </w:p>
-    <w:p>
-      <w:pPr>
-        <w:pStyle w:val="ListParagraph"/>
-        <w:numPr>
-          <w:ilvl w:val="0"/>
-          <w:numId w:val="17"/>
-        </w:numPr>
-        <w:ind w:left="1080"/>
-      </w:pPr>
-      <w:r>
-        <w:t>A dataset may have:</w:t>
-      </w:r>
-    </w:p>
-    <w:p>
-      <w:pPr>
-        <w:pStyle w:val="ListParagraph"/>
-        <w:numPr>
-          <w:ilvl w:val="0"/>
-          <w:numId w:val="18"/>
-        </w:numPr>
-        <w:ind w:left="1440"/>
-      </w:pPr>
-      <w:r>
-        <w:t>No mode</w:t>
-      </w:r>
-    </w:p>
-    <w:p>
-      <w:pPr>
-        <w:pStyle w:val="ListParagraph"/>
-        <w:numPr>
-          <w:ilvl w:val="0"/>
-          <w:numId w:val="18"/>
-        </w:numPr>
-        <w:ind w:left="1440"/>
-      </w:pPr>
-      <w:r>
-        <w:t>One mode (unimodal)</w:t>
-      </w:r>
-    </w:p>
-    <w:p>
-      <w:pPr>
-        <w:pStyle w:val="ListParagraph"/>
-        <w:numPr>
-          <w:ilvl w:val="0"/>
-          <w:numId w:val="18"/>
-        </w:numPr>
-        <w:ind w:left="1440"/>
-      </w:pPr>
-      <w:r>
-        <w:t>Two modes (bimodal)</w:t>
-      </w:r>
-    </w:p>
-    <w:p>
-      <w:pPr>
-        <w:pStyle w:val="ListParagraph"/>
-        <w:numPr>
-          <w:ilvl w:val="0"/>
-          <w:numId w:val="18"/>
-        </w:numPr>
-        <w:ind w:left="1440"/>
-      </w:pPr>
-      <w:r>
-        <w:t>More than two modes (multimodal</w:t>
-      </w:r>
-    </w:p>
-    <w:p>
-      <w:pPr>
-        <w:ind w:left="720"/>
-      </w:pPr>
-    </w:p>
-    <w:p>
-      <w:pPr>
-        <w:pStyle w:val="ListParagraph"/>
-        <w:ind w:left="360"/>
-      </w:pPr>
-    </w:p>
-    <w:p>
-      <w:pPr>
-        <w:pStyle w:val="ListParagraph"/>
-        <w:numPr>
-          <w:ilvl w:val="0"/>
-          <w:numId w:val="14"/>
-        </w:numPr>
-        <w:ind w:left="360"/>
-        <w:rPr>
-          <w:sz w:val="28"/>
-          <w:szCs w:val="28"/>
-        </w:rPr>
-      </w:pPr>
+        <w:t xml:space="preserve">1. </w:t>
+      </w:r>
       <w:r>
         <w:rPr>
           <w:b/>
@@ -4046,323 +4568,6 @@
           <w:sz w:val="28"/>
           <w:szCs w:val="28"/>
         </w:rPr>
-        <w:t>Measures of Variability (Dispersion</w:t>
-      </w:r>
-      <w:r>
-        <w:rPr>
-          <w:b/>
-          <w:bCs/>
-          <w:sz w:val="28"/>
-          <w:szCs w:val="28"/>
-        </w:rPr>
-        <w:t>)</w:t>
-      </w:r>
-      <w:r>
-        <w:rPr>
-          <w:sz w:val="28"/>
-          <w:szCs w:val="28"/>
-        </w:rPr>
-        <w:t>:</w:t>
-      </w:r>
-      <w:r>
-        <w:rPr>
-          <w:sz w:val="28"/>
-          <w:szCs w:val="28"/>
-        </w:rPr>
-        <w:t xml:space="preserve"> </w:t>
-      </w:r>
-    </w:p>
-    <w:p>
-      <w:pPr>
-        <w:pStyle w:val="ListParagraph"/>
-        <w:ind w:left="360"/>
-      </w:pPr>
-      <w:r>
-        <w:t xml:space="preserve">These measures describe how </w:t>
-      </w:r>
-      <w:r>
-        <w:rPr>
-          <w:rStyle w:val="Strong"/>
-        </w:rPr>
-        <w:t>spread out the data</w:t>
-      </w:r>
-      <w:r>
-        <w:t xml:space="preserve"> is. </w:t>
-      </w:r>
-      <w:r>
-        <w:t>Variability refers to a set of statistics that show how much difference there is among the elements of a sample or population along the characteristics measured.</w:t>
-      </w:r>
-      <w:r>
-        <w:t xml:space="preserve"> </w:t>
-      </w:r>
-    </w:p>
-    <w:p>
-      <w:pPr>
-        <w:pStyle w:val="ListParagraph"/>
-        <w:ind w:left="360"/>
-      </w:pPr>
-      <w:r>
-        <w:t>Common measures</w:t>
-      </w:r>
-      <w:r>
-        <w:t xml:space="preserve"> include:</w:t>
-      </w:r>
-    </w:p>
-    <w:p>
-      <w:pPr>
-        <w:pStyle w:val="ListParagraph"/>
-        <w:numPr>
-          <w:ilvl w:val="0"/>
-          <w:numId w:val="19"/>
-        </w:numPr>
-        <w:ind w:left="1440"/>
-      </w:pPr>
-      <w:r>
-        <w:rPr>
-          <w:b/>
-          <w:bCs/>
-        </w:rPr>
-        <w:t>Range</w:t>
-      </w:r>
-      <w:r>
-        <w:rPr>
-          <w:b/>
-          <w:bCs/>
-        </w:rPr>
-        <w:t>:</w:t>
-      </w:r>
-      <w:r>
-        <w:t xml:space="preserve"> </w:t>
-      </w:r>
-      <w:r>
-        <w:t>The simplest measure of spread.</w:t>
-      </w:r>
-      <w:r>
-        <w:br/>
-        <w:t>Formula:</w:t>
-      </w:r>
-    </w:p>
-    <w:p>
-      <w:pPr>
-        <w:ind w:left="1440"/>
-      </w:pPr>
-      <w:r>
-        <w:t>Range=Maximum </w:t>
-      </w:r>
-      <w:r>
-        <w:t>Value</w:t>
-      </w:r>
-      <w:r>
-        <w:t xml:space="preserve">−Minimum value </w:t>
-      </w:r>
-    </w:p>
-    <w:p>
-      <w:pPr>
-        <w:pStyle w:val="ListParagraph"/>
-        <w:numPr>
-          <w:ilvl w:val="0"/>
-          <w:numId w:val="19"/>
-        </w:numPr>
-        <w:ind w:left="1440"/>
-        <w:rPr>
-          <w:b/>
-          <w:bCs/>
-        </w:rPr>
-      </w:pPr>
-      <w:r>
-        <w:rPr>
-          <w:b/>
-          <w:bCs/>
-        </w:rPr>
-        <w:t>Variance</w:t>
-      </w:r>
-      <w:r>
-        <w:rPr>
-          <w:b/>
-          <w:bCs/>
-        </w:rPr>
-        <w:t>:</w:t>
-      </w:r>
-    </w:p>
-    <w:p>
-      <w:pPr>
-        <w:pStyle w:val="ListParagraph"/>
-        <w:numPr>
-          <w:ilvl w:val="0"/>
-          <w:numId w:val="18"/>
-        </w:numPr>
-        <w:ind w:left="2160"/>
-      </w:pPr>
-      <w:r>
-        <w:t>Variance measures how far data points are from the mean on average.</w:t>
-      </w:r>
-    </w:p>
-    <w:p>
-      <w:pPr>
-        <w:pStyle w:val="ListParagraph"/>
-        <w:numPr>
-          <w:ilvl w:val="0"/>
-          <w:numId w:val="18"/>
-        </w:numPr>
-        <w:ind w:left="2160"/>
-      </w:pPr>
-      <w:r>
-        <w:t>Denoted by σ2\sigma^2σ2 (population) or s2s^2s2 (sample).</w:t>
-      </w:r>
-    </w:p>
-    <w:p>
-      <w:pPr>
-        <w:ind w:left="720"/>
-      </w:pPr>
-    </w:p>
-    <w:p>
-      <w:pPr>
-        <w:pStyle w:val="ListParagraph"/>
-        <w:numPr>
-          <w:ilvl w:val="0"/>
-          <w:numId w:val="19"/>
-        </w:numPr>
-        <w:ind w:left="1440"/>
-        <w:rPr>
-          <w:b/>
-          <w:bCs/>
-        </w:rPr>
-      </w:pPr>
-      <w:r>
-        <w:rPr>
-          <w:b/>
-          <w:bCs/>
-        </w:rPr>
-        <w:t>Standard Deviation</w:t>
-      </w:r>
-    </w:p>
-    <w:p>
-      <w:pPr>
-        <w:pStyle w:val="ListParagraph"/>
-        <w:numPr>
-          <w:ilvl w:val="0"/>
-          <w:numId w:val="20"/>
-        </w:numPr>
-        <w:ind w:left="2160"/>
-      </w:pPr>
-      <w:r>
-        <w:t>Standard deviation shows how widely data values are spread from the mean.</w:t>
-      </w:r>
-    </w:p>
-    <w:p>
-      <w:pPr>
-        <w:pStyle w:val="ListParagraph"/>
-        <w:numPr>
-          <w:ilvl w:val="0"/>
-          <w:numId w:val="20"/>
-        </w:numPr>
-        <w:ind w:left="2160"/>
-      </w:pPr>
-      <w:r>
-        <w:t>It is the square root of the variance.</w:t>
-      </w:r>
-    </w:p>
-    <w:p>
-      <w:pPr>
-        <w:pStyle w:val="ListParagraph"/>
-        <w:numPr>
-          <w:ilvl w:val="0"/>
-          <w:numId w:val="19"/>
-        </w:numPr>
-        <w:ind w:left="1440"/>
-        <w:rPr>
-          <w:b/>
-          <w:bCs/>
-        </w:rPr>
-      </w:pPr>
-      <w:r>
-        <w:rPr>
-          <w:b/>
-          <w:bCs/>
-        </w:rPr>
-        <w:t>Interquartile Range (IQR)</w:t>
-      </w:r>
-    </w:p>
-    <w:p>
-      <w:pPr>
-        <w:pStyle w:val="ListParagraph"/>
-        <w:numPr>
-          <w:ilvl w:val="0"/>
-          <w:numId w:val="21"/>
-        </w:numPr>
-        <w:ind w:left="2160"/>
-      </w:pPr>
-      <w:r>
-        <w:t>IQR measures the spread of the middle 50% of data points.</w:t>
-      </w:r>
-    </w:p>
-    <w:p>
-      <w:pPr>
-        <w:pStyle w:val="ListParagraph"/>
-        <w:ind w:left="1080"/>
-        <w:rPr>
-          <w:b/>
-          <w:bCs/>
-          <w:sz w:val="28"/>
-          <w:szCs w:val="28"/>
-        </w:rPr>
-      </w:pPr>
-    </w:p>
-    <w:p>
-      <w:pPr>
-        <w:ind w:left="720"/>
-      </w:pPr>
-    </w:p>
-    <w:p>
-      <w:pPr>
-        <w:ind w:left="720"/>
-      </w:pPr>
-    </w:p>
-    <w:p/>
-    <w:p>
-      <w:pPr>
-        <w:pStyle w:val="Heading1"/>
-      </w:pPr>
-      <w:r>
-        <w:t>Inferential Statistics</w:t>
-      </w:r>
-    </w:p>
-    <w:p/>
-    <w:p>
-      <w:r>
-        <w:t>Statistical inference is the process of using data from a sample to make conclusions about a population. In other words, it allows us to make educated guesses about a large group based on observations from a smaller group.</w:t>
-      </w:r>
-    </w:p>
-    <w:p>
-      <w:r>
-        <w:t>The main types of statistical inference are:</w:t>
-      </w:r>
-    </w:p>
-    <w:p>
-      <w:pPr>
-        <w:rPr>
-          <w:b/>
-          <w:bCs/>
-          <w:sz w:val="28"/>
-          <w:szCs w:val="28"/>
-        </w:rPr>
-      </w:pPr>
-      <w:r>
-        <w:rPr>
-          <w:b/>
-          <w:bCs/>
-          <w:sz w:val="28"/>
-          <w:szCs w:val="28"/>
-        </w:rPr>
-        <w:t xml:space="preserve">1. </w:t>
-      </w:r>
-      <w:r>
-        <w:rPr>
-          <w:b/>
-          <w:bCs/>
-          <w:sz w:val="28"/>
-          <w:szCs w:val="28"/>
-        </w:rPr>
         <w:t>Estimation</w:t>
       </w:r>
     </w:p>
@@ -4375,6 +4580,7 @@
         </w:numPr>
       </w:pPr>
       <w:r>
+        <w:lastRenderedPageBreak/>
         <w:t>Definition: Estimation uses sample data to estimate population parameters (like mean, proportion, variance).</w:t>
       </w:r>
     </w:p>
@@ -4629,8 +4835,97 @@
 </file>
 
 <file path=word/numbering.xml><?xml version="1.0" encoding="utf-8"?>
-<w:numbering xmlns:wpc="http://schemas.microsoft.com/office/word/2010/wordprocessingCanvas" xmlns:cx="http://schemas.microsoft.com/office/drawing/2014/chartex" xmlns:cx1="http://schemas.microsoft.com/office/drawing/2015/9/8/chartex" xmlns:cx2="http://schemas.microsoft.com/office/drawing/2015/10/21/chartex" xmlns:cx3="http://schemas.microsoft.com/office/drawing/2016/5/9/chartex" xmlns:cx4="http://schemas.microsoft.com/office/drawing/2016/5/10/chartex" xmlns:cx5="http://schemas.microsoft.com/office/drawing/2016/5/11/chartex" xmlns:cx6="http://schemas.microsoft.com/office/drawing/2016/5/12/chartex" xmlns:cx7="http://schemas.microsoft.com/office/drawing/2016/5/13/chartex" xmlns:cx8="http://schemas.microsoft.com/office/drawing/2016/5/14/chartex" xmlns:mc="http://schemas.openxmlformats.org/markup-compatibility/2006" xmlns:aink="http://schemas.microsoft.com/office/drawing/2016/ink" xmlns:am3d="http://schemas.microsoft.com/office/drawing/2017/model3d" xmlns:o="urn:schemas-microsoft-com:office:office" xmlns:r="http://schemas.openxmlformats.org/officeDocument/2006/relationships" xmlns:m="http://schemas.openxmlformats.org/officeDocument/2006/math" xmlns:v="urn:schemas-microsoft-com:vml" xmlns:wp14="http://schemas.microsoft.com/office/word/2010/wordprocessingDrawing" xmlns:wp="http://schemas.openxmlformats.org/drawingml/2006/wordprocessingDrawing" xmlns:w10="urn:schemas-microsoft-com:office:word" xmlns:w="http://schemas.openxmlformats.org/wordprocessingml/2006/main" xmlns:w14="http://schemas.microsoft.com/office/word/2010/wordml" xmlns:w15="http://schemas.microsoft.com/office/word/2012/wordml" xmlns:w16cex="http://schemas.microsoft.com/office/word/2018/wordml/cex" xmlns:w16cid="http://schemas.microsoft.com/office/word/2016/wordml/cid" xmlns:w16="http://schemas.microsoft.com/office/word/2018/wordml" xmlns:w16sdtdh="http://schemas.microsoft.com/office/word/2020/wordml/sdtdatahash" xmlns:w16se="http://schemas.microsoft.com/office/word/2015/wordml/symex" xmlns:wpg="http://schemas.microsoft.com/office/word/2010/wordprocessingGroup" xmlns:wpi="http://schemas.microsoft.com/office/word/2010/wordprocessingInk" xmlns:wne="http://schemas.microsoft.com/office/word/2006/wordml" xmlns:wps="http://schemas.microsoft.com/office/word/2010/wordprocessingShape" mc:Ignorable="w14 w15 w16se w16cid w16 w16cex w16sdtdh wp14">
+<w:numbering xmlns:wpc="http://schemas.microsoft.com/office/word/2010/wordprocessingCanvas" xmlns:cx="http://schemas.microsoft.com/office/drawing/2014/chartex" xmlns:cx1="http://schemas.microsoft.com/office/drawing/2015/9/8/chartex" xmlns:mc="http://schemas.openxmlformats.org/markup-compatibility/2006" xmlns:o="urn:schemas-microsoft-com:office:office" xmlns:r="http://schemas.openxmlformats.org/officeDocument/2006/relationships" xmlns:m="http://schemas.openxmlformats.org/officeDocument/2006/math" xmlns:v="urn:schemas-microsoft-com:vml" xmlns:wp14="http://schemas.microsoft.com/office/word/2010/wordprocessingDrawing" xmlns:wp="http://schemas.openxmlformats.org/drawingml/2006/wordprocessingDrawing" xmlns:w10="urn:schemas-microsoft-com:office:word" xmlns:w="http://schemas.openxmlformats.org/wordprocessingml/2006/main" xmlns:w14="http://schemas.microsoft.com/office/word/2010/wordml" xmlns:w15="http://schemas.microsoft.com/office/word/2012/wordml" xmlns:w16se="http://schemas.microsoft.com/office/word/2015/wordml/symex" xmlns:wpg="http://schemas.microsoft.com/office/word/2010/wordprocessingGroup" xmlns:wpi="http://schemas.microsoft.com/office/word/2010/wordprocessingInk" xmlns:wne="http://schemas.microsoft.com/office/word/2006/wordml" xmlns:wps="http://schemas.microsoft.com/office/word/2010/wordprocessingShape" mc:Ignorable="w14 w15 w16se wp14">
   <w:abstractNum w:abstractNumId="0" w15:restartNumberingAfterBreak="0">
+    <w:nsid w:val="03643250"/>
+    <w:multiLevelType w:val="hybridMultilevel"/>
+    <w:tmpl w:val="B9A0A014"/>
+    <w:lvl w:ilvl="0" w:tplc="0409000F">
+      <w:start w:val="1"/>
+      <w:numFmt w:val="decimal"/>
+      <w:lvlText w:val="%1."/>
+      <w:lvlJc w:val="left"/>
+      <w:pPr>
+        <w:ind w:left="360" w:hanging="360"/>
+      </w:pPr>
+      <w:rPr>
+        <w:rFonts w:hint="default"/>
+      </w:rPr>
+    </w:lvl>
+    <w:lvl w:ilvl="1" w:tplc="FFFFFFFF" w:tentative="1">
+      <w:start w:val="1"/>
+      <w:numFmt w:val="lowerLetter"/>
+      <w:lvlText w:val="%2."/>
+      <w:lvlJc w:val="left"/>
+      <w:pPr>
+        <w:ind w:left="1080" w:hanging="360"/>
+      </w:pPr>
+    </w:lvl>
+    <w:lvl w:ilvl="2" w:tplc="FFFFFFFF" w:tentative="1">
+      <w:start w:val="1"/>
+      <w:numFmt w:val="lowerRoman"/>
+      <w:lvlText w:val="%3."/>
+      <w:lvlJc w:val="right"/>
+      <w:pPr>
+        <w:ind w:left="1800" w:hanging="180"/>
+      </w:pPr>
+    </w:lvl>
+    <w:lvl w:ilvl="3" w:tplc="FFFFFFFF" w:tentative="1">
+      <w:start w:val="1"/>
+      <w:numFmt w:val="decimal"/>
+      <w:lvlText w:val="%4."/>
+      <w:lvlJc w:val="left"/>
+      <w:pPr>
+        <w:ind w:left="2520" w:hanging="360"/>
+      </w:pPr>
+    </w:lvl>
+    <w:lvl w:ilvl="4" w:tplc="FFFFFFFF" w:tentative="1">
+      <w:start w:val="1"/>
+      <w:numFmt w:val="lowerLetter"/>
+      <w:lvlText w:val="%5."/>
+      <w:lvlJc w:val="left"/>
+      <w:pPr>
+        <w:ind w:left="3240" w:hanging="360"/>
+      </w:pPr>
+    </w:lvl>
+    <w:lvl w:ilvl="5" w:tplc="FFFFFFFF" w:tentative="1">
+      <w:start w:val="1"/>
+      <w:numFmt w:val="lowerRoman"/>
+      <w:lvlText w:val="%6."/>
+      <w:lvlJc w:val="right"/>
+      <w:pPr>
+        <w:ind w:left="3960" w:hanging="180"/>
+      </w:pPr>
+    </w:lvl>
+    <w:lvl w:ilvl="6" w:tplc="FFFFFFFF" w:tentative="1">
+      <w:start w:val="1"/>
+      <w:numFmt w:val="decimal"/>
+      <w:lvlText w:val="%7."/>
+      <w:lvlJc w:val="left"/>
+      <w:pPr>
+        <w:ind w:left="4680" w:hanging="360"/>
+      </w:pPr>
+    </w:lvl>
+    <w:lvl w:ilvl="7" w:tplc="FFFFFFFF" w:tentative="1">
+      <w:start w:val="1"/>
+      <w:numFmt w:val="lowerLetter"/>
+      <w:lvlText w:val="%8."/>
+      <w:lvlJc w:val="left"/>
+      <w:pPr>
+        <w:ind w:left="5400" w:hanging="360"/>
+      </w:pPr>
+    </w:lvl>
+    <w:lvl w:ilvl="8" w:tplc="FFFFFFFF" w:tentative="1">
+      <w:start w:val="1"/>
+      <w:numFmt w:val="lowerRoman"/>
+      <w:lvlText w:val="%9."/>
+      <w:lvlJc w:val="right"/>
+      <w:pPr>
+        <w:ind w:left="6120" w:hanging="180"/>
+      </w:pPr>
+    </w:lvl>
+  </w:abstractNum>
+  <w:abstractNum w:abstractNumId="1" w15:restartNumberingAfterBreak="0">
     <w:nsid w:val="05163AD2"/>
     <w:multiLevelType w:val="hybridMultilevel"/>
     <w:tmpl w:val="B9661BA6"/>
@@ -4747,7 +5042,7 @@
       </w:rPr>
     </w:lvl>
   </w:abstractNum>
-  <w:abstractNum w:abstractNumId="1" w15:restartNumberingAfterBreak="0">
+  <w:abstractNum w:abstractNumId="2" w15:restartNumberingAfterBreak="0">
     <w:nsid w:val="07976F30"/>
     <w:multiLevelType w:val="hybridMultilevel"/>
     <w:tmpl w:val="358EEF1A"/>
@@ -4860,7 +5155,7 @@
       </w:rPr>
     </w:lvl>
   </w:abstractNum>
-  <w:abstractNum w:abstractNumId="2" w15:restartNumberingAfterBreak="0">
+  <w:abstractNum w:abstractNumId="3" w15:restartNumberingAfterBreak="0">
     <w:nsid w:val="07EB0171"/>
     <w:multiLevelType w:val="hybridMultilevel"/>
     <w:tmpl w:val="02524E7A"/>
@@ -4949,7 +5244,7 @@
       </w:pPr>
     </w:lvl>
   </w:abstractNum>
-  <w:abstractNum w:abstractNumId="3" w15:restartNumberingAfterBreak="0">
+  <w:abstractNum w:abstractNumId="4" w15:restartNumberingAfterBreak="0">
     <w:nsid w:val="08C81F70"/>
     <w:multiLevelType w:val="multilevel"/>
     <w:tmpl w:val="66EE1662"/>
@@ -5098,7 +5393,7 @@
       </w:rPr>
     </w:lvl>
   </w:abstractNum>
-  <w:abstractNum w:abstractNumId="4" w15:restartNumberingAfterBreak="0">
+  <w:abstractNum w:abstractNumId="5" w15:restartNumberingAfterBreak="0">
     <w:nsid w:val="09885CA0"/>
     <w:multiLevelType w:val="hybridMultilevel"/>
     <w:tmpl w:val="6E0E8012"/>
@@ -5191,7 +5486,7 @@
       </w:pPr>
     </w:lvl>
   </w:abstractNum>
-  <w:abstractNum w:abstractNumId="5" w15:restartNumberingAfterBreak="0">
+  <w:abstractNum w:abstractNumId="6" w15:restartNumberingAfterBreak="0">
     <w:nsid w:val="0A6A444B"/>
     <w:multiLevelType w:val="hybridMultilevel"/>
     <w:tmpl w:val="9D7E7A0E"/>
@@ -5281,7 +5576,7 @@
       </w:pPr>
     </w:lvl>
   </w:abstractNum>
-  <w:abstractNum w:abstractNumId="6" w15:restartNumberingAfterBreak="0">
+  <w:abstractNum w:abstractNumId="7" w15:restartNumberingAfterBreak="0">
     <w:nsid w:val="0DD14F12"/>
     <w:multiLevelType w:val="hybridMultilevel"/>
     <w:tmpl w:val="2F4A85CC"/>
@@ -5394,7 +5689,7 @@
       </w:rPr>
     </w:lvl>
   </w:abstractNum>
-  <w:abstractNum w:abstractNumId="7" w15:restartNumberingAfterBreak="0">
+  <w:abstractNum w:abstractNumId="8" w15:restartNumberingAfterBreak="0">
     <w:nsid w:val="0FAE31FA"/>
     <w:multiLevelType w:val="hybridMultilevel"/>
     <w:tmpl w:val="8AEAAD14"/>
@@ -5487,7 +5782,7 @@
       </w:pPr>
     </w:lvl>
   </w:abstractNum>
-  <w:abstractNum w:abstractNumId="8" w15:restartNumberingAfterBreak="0">
+  <w:abstractNum w:abstractNumId="9" w15:restartNumberingAfterBreak="0">
     <w:nsid w:val="14595A0B"/>
     <w:multiLevelType w:val="hybridMultilevel"/>
     <w:tmpl w:val="25126B4A"/>
@@ -5600,7 +5895,7 @@
       </w:rPr>
     </w:lvl>
   </w:abstractNum>
-  <w:abstractNum w:abstractNumId="9" w15:restartNumberingAfterBreak="0">
+  <w:abstractNum w:abstractNumId="10" w15:restartNumberingAfterBreak="0">
     <w:nsid w:val="14F22E84"/>
     <w:multiLevelType w:val="hybridMultilevel"/>
     <w:tmpl w:val="B2C01294"/>
@@ -5713,7 +6008,7 @@
       </w:rPr>
     </w:lvl>
   </w:abstractNum>
-  <w:abstractNum w:abstractNumId="10" w15:restartNumberingAfterBreak="0">
+  <w:abstractNum w:abstractNumId="11" w15:restartNumberingAfterBreak="0">
     <w:nsid w:val="15466012"/>
     <w:multiLevelType w:val="hybridMultilevel"/>
     <w:tmpl w:val="C688F5E6"/>
@@ -5826,7 +6121,7 @@
       </w:rPr>
     </w:lvl>
   </w:abstractNum>
-  <w:abstractNum w:abstractNumId="11" w15:restartNumberingAfterBreak="0">
+  <w:abstractNum w:abstractNumId="12" w15:restartNumberingAfterBreak="0">
     <w:nsid w:val="15E7780B"/>
     <w:multiLevelType w:val="hybridMultilevel"/>
     <w:tmpl w:val="06705FA4"/>
@@ -5915,7 +6210,7 @@
       </w:pPr>
     </w:lvl>
   </w:abstractNum>
-  <w:abstractNum w:abstractNumId="12" w15:restartNumberingAfterBreak="0">
+  <w:abstractNum w:abstractNumId="13" w15:restartNumberingAfterBreak="0">
     <w:nsid w:val="168F1D6B"/>
     <w:multiLevelType w:val="hybridMultilevel"/>
     <w:tmpl w:val="12E66104"/>
@@ -6004,7 +6299,7 @@
       </w:pPr>
     </w:lvl>
   </w:abstractNum>
-  <w:abstractNum w:abstractNumId="13" w15:restartNumberingAfterBreak="0">
+  <w:abstractNum w:abstractNumId="14" w15:restartNumberingAfterBreak="0">
     <w:nsid w:val="19DC3B85"/>
     <w:multiLevelType w:val="hybridMultilevel"/>
     <w:tmpl w:val="D40A0694"/>
@@ -6090,7 +6385,7 @@
       </w:pPr>
     </w:lvl>
   </w:abstractNum>
-  <w:abstractNum w:abstractNumId="14" w15:restartNumberingAfterBreak="0">
+  <w:abstractNum w:abstractNumId="15" w15:restartNumberingAfterBreak="0">
     <w:nsid w:val="1B32778A"/>
     <w:multiLevelType w:val="multilevel"/>
     <w:tmpl w:val="77DE178E"/>
@@ -6239,10 +6534,100 @@
       </w:rPr>
     </w:lvl>
   </w:abstractNum>
-  <w:abstractNum w:abstractNumId="15" w15:restartNumberingAfterBreak="0">
+  <w:abstractNum w:abstractNumId="16" w15:restartNumberingAfterBreak="0">
+    <w:nsid w:val="1D266A63"/>
+    <w:multiLevelType w:val="hybridMultilevel"/>
+    <w:tmpl w:val="0268CB12"/>
+    <w:lvl w:ilvl="0" w:tplc="2964533A">
+      <w:start w:val="1"/>
+      <w:numFmt w:val="decimal"/>
+      <w:lvlText w:val="%1."/>
+      <w:lvlJc w:val="left"/>
+      <w:pPr>
+        <w:ind w:left="360" w:hanging="360"/>
+      </w:pPr>
+      <w:rPr>
+        <w:b/>
+        <w:sz w:val="28"/>
+      </w:rPr>
+    </w:lvl>
+    <w:lvl w:ilvl="1" w:tplc="04090019" w:tentative="1">
+      <w:start w:val="1"/>
+      <w:numFmt w:val="lowerLetter"/>
+      <w:lvlText w:val="%2."/>
+      <w:lvlJc w:val="left"/>
+      <w:pPr>
+        <w:ind w:left="1080" w:hanging="360"/>
+      </w:pPr>
+    </w:lvl>
+    <w:lvl w:ilvl="2" w:tplc="0409001B" w:tentative="1">
+      <w:start w:val="1"/>
+      <w:numFmt w:val="lowerRoman"/>
+      <w:lvlText w:val="%3."/>
+      <w:lvlJc w:val="right"/>
+      <w:pPr>
+        <w:ind w:left="1800" w:hanging="180"/>
+      </w:pPr>
+    </w:lvl>
+    <w:lvl w:ilvl="3" w:tplc="0409000F" w:tentative="1">
+      <w:start w:val="1"/>
+      <w:numFmt w:val="decimal"/>
+      <w:lvlText w:val="%4."/>
+      <w:lvlJc w:val="left"/>
+      <w:pPr>
+        <w:ind w:left="2520" w:hanging="360"/>
+      </w:pPr>
+    </w:lvl>
+    <w:lvl w:ilvl="4" w:tplc="04090019" w:tentative="1">
+      <w:start w:val="1"/>
+      <w:numFmt w:val="lowerLetter"/>
+      <w:lvlText w:val="%5."/>
+      <w:lvlJc w:val="left"/>
+      <w:pPr>
+        <w:ind w:left="3240" w:hanging="360"/>
+      </w:pPr>
+    </w:lvl>
+    <w:lvl w:ilvl="5" w:tplc="0409001B" w:tentative="1">
+      <w:start w:val="1"/>
+      <w:numFmt w:val="lowerRoman"/>
+      <w:lvlText w:val="%6."/>
+      <w:lvlJc w:val="right"/>
+      <w:pPr>
+        <w:ind w:left="3960" w:hanging="180"/>
+      </w:pPr>
+    </w:lvl>
+    <w:lvl w:ilvl="6" w:tplc="0409000F" w:tentative="1">
+      <w:start w:val="1"/>
+      <w:numFmt w:val="decimal"/>
+      <w:lvlText w:val="%7."/>
+      <w:lvlJc w:val="left"/>
+      <w:pPr>
+        <w:ind w:left="4680" w:hanging="360"/>
+      </w:pPr>
+    </w:lvl>
+    <w:lvl w:ilvl="7" w:tplc="04090019" w:tentative="1">
+      <w:start w:val="1"/>
+      <w:numFmt w:val="lowerLetter"/>
+      <w:lvlText w:val="%8."/>
+      <w:lvlJc w:val="left"/>
+      <w:pPr>
+        <w:ind w:left="5400" w:hanging="360"/>
+      </w:pPr>
+    </w:lvl>
+    <w:lvl w:ilvl="8" w:tplc="0409001B" w:tentative="1">
+      <w:start w:val="1"/>
+      <w:numFmt w:val="lowerRoman"/>
+      <w:lvlText w:val="%9."/>
+      <w:lvlJc w:val="right"/>
+      <w:pPr>
+        <w:ind w:left="6120" w:hanging="180"/>
+      </w:pPr>
+    </w:lvl>
+  </w:abstractNum>
+  <w:abstractNum w:abstractNumId="17" w15:restartNumberingAfterBreak="0">
     <w:nsid w:val="1E0557DA"/>
     <w:multiLevelType w:val="hybridMultilevel"/>
-    <w:tmpl w:val="1CE83F1E"/>
+    <w:tmpl w:val="0E321226"/>
     <w:lvl w:ilvl="0" w:tplc="04090017">
       <w:start w:val="1"/>
       <w:numFmt w:val="lowerLetter"/>
@@ -6332,7 +6717,120 @@
       </w:pPr>
     </w:lvl>
   </w:abstractNum>
-  <w:abstractNum w:abstractNumId="16" w15:restartNumberingAfterBreak="0">
+  <w:abstractNum w:abstractNumId="18" w15:restartNumberingAfterBreak="0">
+    <w:nsid w:val="1F1E7BE8"/>
+    <w:multiLevelType w:val="hybridMultilevel"/>
+    <w:tmpl w:val="AEF69AB4"/>
+    <w:lvl w:ilvl="0" w:tplc="04090001">
+      <w:start w:val="1"/>
+      <w:numFmt w:val="bullet"/>
+      <w:lvlText w:val=""/>
+      <w:lvlJc w:val="left"/>
+      <w:pPr>
+        <w:ind w:left="720" w:hanging="360"/>
+      </w:pPr>
+      <w:rPr>
+        <w:rFonts w:ascii="Symbol" w:hAnsi="Symbol" w:hint="default"/>
+      </w:rPr>
+    </w:lvl>
+    <w:lvl w:ilvl="1" w:tplc="04090003" w:tentative="1">
+      <w:start w:val="1"/>
+      <w:numFmt w:val="bullet"/>
+      <w:lvlText w:val="o"/>
+      <w:lvlJc w:val="left"/>
+      <w:pPr>
+        <w:ind w:left="1440" w:hanging="360"/>
+      </w:pPr>
+      <w:rPr>
+        <w:rFonts w:ascii="Courier New" w:hAnsi="Courier New" w:cs="Courier New" w:hint="default"/>
+      </w:rPr>
+    </w:lvl>
+    <w:lvl w:ilvl="2" w:tplc="04090005" w:tentative="1">
+      <w:start w:val="1"/>
+      <w:numFmt w:val="bullet"/>
+      <w:lvlText w:val=""/>
+      <w:lvlJc w:val="left"/>
+      <w:pPr>
+        <w:ind w:left="2160" w:hanging="360"/>
+      </w:pPr>
+      <w:rPr>
+        <w:rFonts w:ascii="Wingdings" w:hAnsi="Wingdings" w:hint="default"/>
+      </w:rPr>
+    </w:lvl>
+    <w:lvl w:ilvl="3" w:tplc="04090001" w:tentative="1">
+      <w:start w:val="1"/>
+      <w:numFmt w:val="bullet"/>
+      <w:lvlText w:val=""/>
+      <w:lvlJc w:val="left"/>
+      <w:pPr>
+        <w:ind w:left="2880" w:hanging="360"/>
+      </w:pPr>
+      <w:rPr>
+        <w:rFonts w:ascii="Symbol" w:hAnsi="Symbol" w:hint="default"/>
+      </w:rPr>
+    </w:lvl>
+    <w:lvl w:ilvl="4" w:tplc="04090003" w:tentative="1">
+      <w:start w:val="1"/>
+      <w:numFmt w:val="bullet"/>
+      <w:lvlText w:val="o"/>
+      <w:lvlJc w:val="left"/>
+      <w:pPr>
+        <w:ind w:left="3600" w:hanging="360"/>
+      </w:pPr>
+      <w:rPr>
+        <w:rFonts w:ascii="Courier New" w:hAnsi="Courier New" w:cs="Courier New" w:hint="default"/>
+      </w:rPr>
+    </w:lvl>
+    <w:lvl w:ilvl="5" w:tplc="04090005" w:tentative="1">
+      <w:start w:val="1"/>
+      <w:numFmt w:val="bullet"/>
+      <w:lvlText w:val=""/>
+      <w:lvlJc w:val="left"/>
+      <w:pPr>
+        <w:ind w:left="4320" w:hanging="360"/>
+      </w:pPr>
+      <w:rPr>
+        <w:rFonts w:ascii="Wingdings" w:hAnsi="Wingdings" w:hint="default"/>
+      </w:rPr>
+    </w:lvl>
+    <w:lvl w:ilvl="6" w:tplc="04090001" w:tentative="1">
+      <w:start w:val="1"/>
+      <w:numFmt w:val="bullet"/>
+      <w:lvlText w:val=""/>
+      <w:lvlJc w:val="left"/>
+      <w:pPr>
+        <w:ind w:left="5040" w:hanging="360"/>
+      </w:pPr>
+      <w:rPr>
+        <w:rFonts w:ascii="Symbol" w:hAnsi="Symbol" w:hint="default"/>
+      </w:rPr>
+    </w:lvl>
+    <w:lvl w:ilvl="7" w:tplc="04090003" w:tentative="1">
+      <w:start w:val="1"/>
+      <w:numFmt w:val="bullet"/>
+      <w:lvlText w:val="o"/>
+      <w:lvlJc w:val="left"/>
+      <w:pPr>
+        <w:ind w:left="5760" w:hanging="360"/>
+      </w:pPr>
+      <w:rPr>
+        <w:rFonts w:ascii="Courier New" w:hAnsi="Courier New" w:cs="Courier New" w:hint="default"/>
+      </w:rPr>
+    </w:lvl>
+    <w:lvl w:ilvl="8" w:tplc="04090005" w:tentative="1">
+      <w:start w:val="1"/>
+      <w:numFmt w:val="bullet"/>
+      <w:lvlText w:val=""/>
+      <w:lvlJc w:val="left"/>
+      <w:pPr>
+        <w:ind w:left="6480" w:hanging="360"/>
+      </w:pPr>
+      <w:rPr>
+        <w:rFonts w:ascii="Wingdings" w:hAnsi="Wingdings" w:hint="default"/>
+      </w:rPr>
+    </w:lvl>
+  </w:abstractNum>
+  <w:abstractNum w:abstractNumId="19" w15:restartNumberingAfterBreak="0">
     <w:nsid w:val="21380CF6"/>
     <w:multiLevelType w:val="hybridMultilevel"/>
     <w:tmpl w:val="CD665F46"/>
@@ -6445,7 +6943,7 @@
       </w:rPr>
     </w:lvl>
   </w:abstractNum>
-  <w:abstractNum w:abstractNumId="17" w15:restartNumberingAfterBreak="0">
+  <w:abstractNum w:abstractNumId="20" w15:restartNumberingAfterBreak="0">
     <w:nsid w:val="21BF5395"/>
     <w:multiLevelType w:val="hybridMultilevel"/>
     <w:tmpl w:val="784210C2"/>
@@ -6558,7 +7056,7 @@
       </w:rPr>
     </w:lvl>
   </w:abstractNum>
-  <w:abstractNum w:abstractNumId="18" w15:restartNumberingAfterBreak="0">
+  <w:abstractNum w:abstractNumId="21" w15:restartNumberingAfterBreak="0">
     <w:nsid w:val="21E328A4"/>
     <w:multiLevelType w:val="hybridMultilevel"/>
     <w:tmpl w:val="B9CEC89E"/>
@@ -6671,7 +7169,7 @@
       </w:rPr>
     </w:lvl>
   </w:abstractNum>
-  <w:abstractNum w:abstractNumId="19" w15:restartNumberingAfterBreak="0">
+  <w:abstractNum w:abstractNumId="22" w15:restartNumberingAfterBreak="0">
     <w:nsid w:val="24725468"/>
     <w:multiLevelType w:val="hybridMultilevel"/>
     <w:tmpl w:val="B13E0E20"/>
@@ -6784,7 +7282,7 @@
       </w:rPr>
     </w:lvl>
   </w:abstractNum>
-  <w:abstractNum w:abstractNumId="20" w15:restartNumberingAfterBreak="0">
+  <w:abstractNum w:abstractNumId="23" w15:restartNumberingAfterBreak="0">
     <w:nsid w:val="262E78E6"/>
     <w:multiLevelType w:val="hybridMultilevel"/>
     <w:tmpl w:val="B768A5D2"/>
@@ -6897,7 +7395,7 @@
       </w:rPr>
     </w:lvl>
   </w:abstractNum>
-  <w:abstractNum w:abstractNumId="21" w15:restartNumberingAfterBreak="0">
+  <w:abstractNum w:abstractNumId="24" w15:restartNumberingAfterBreak="0">
     <w:nsid w:val="26EA28C2"/>
     <w:multiLevelType w:val="hybridMultilevel"/>
     <w:tmpl w:val="A5E4CFC2"/>
@@ -7010,7 +7508,7 @@
       </w:rPr>
     </w:lvl>
   </w:abstractNum>
-  <w:abstractNum w:abstractNumId="22" w15:restartNumberingAfterBreak="0">
+  <w:abstractNum w:abstractNumId="25" w15:restartNumberingAfterBreak="0">
     <w:nsid w:val="2DD161DA"/>
     <w:multiLevelType w:val="hybridMultilevel"/>
     <w:tmpl w:val="8CA2A706"/>
@@ -7123,7 +7621,7 @@
       </w:rPr>
     </w:lvl>
   </w:abstractNum>
-  <w:abstractNum w:abstractNumId="23" w15:restartNumberingAfterBreak="0">
+  <w:abstractNum w:abstractNumId="26" w15:restartNumberingAfterBreak="0">
     <w:nsid w:val="2E3B552C"/>
     <w:multiLevelType w:val="hybridMultilevel"/>
     <w:tmpl w:val="BBD219BA"/>
@@ -7216,7 +7714,7 @@
       </w:pPr>
     </w:lvl>
   </w:abstractNum>
-  <w:abstractNum w:abstractNumId="24" w15:restartNumberingAfterBreak="0">
+  <w:abstractNum w:abstractNumId="27" w15:restartNumberingAfterBreak="0">
     <w:nsid w:val="304C0D9A"/>
     <w:multiLevelType w:val="hybridMultilevel"/>
     <w:tmpl w:val="2A50970E"/>
@@ -7333,7 +7831,7 @@
       </w:rPr>
     </w:lvl>
   </w:abstractNum>
-  <w:abstractNum w:abstractNumId="25" w15:restartNumberingAfterBreak="0">
+  <w:abstractNum w:abstractNumId="28" w15:restartNumberingAfterBreak="0">
     <w:nsid w:val="31CA53E4"/>
     <w:multiLevelType w:val="hybridMultilevel"/>
     <w:tmpl w:val="46F8E998"/>
@@ -7446,7 +7944,96 @@
       </w:rPr>
     </w:lvl>
   </w:abstractNum>
-  <w:abstractNum w:abstractNumId="26" w15:restartNumberingAfterBreak="0">
+  <w:abstractNum w:abstractNumId="29" w15:restartNumberingAfterBreak="0">
+    <w:nsid w:val="31FD676B"/>
+    <w:multiLevelType w:val="hybridMultilevel"/>
+    <w:tmpl w:val="96526416"/>
+    <w:lvl w:ilvl="0" w:tplc="0409000F">
+      <w:start w:val="1"/>
+      <w:numFmt w:val="decimal"/>
+      <w:lvlText w:val="%1."/>
+      <w:lvlJc w:val="left"/>
+      <w:pPr>
+        <w:ind w:left="360" w:hanging="360"/>
+      </w:pPr>
+      <w:rPr>
+        <w:rFonts w:hint="default"/>
+      </w:rPr>
+    </w:lvl>
+    <w:lvl w:ilvl="1" w:tplc="FFFFFFFF" w:tentative="1">
+      <w:start w:val="1"/>
+      <w:numFmt w:val="lowerLetter"/>
+      <w:lvlText w:val="%2."/>
+      <w:lvlJc w:val="left"/>
+      <w:pPr>
+        <w:ind w:left="1080" w:hanging="360"/>
+      </w:pPr>
+    </w:lvl>
+    <w:lvl w:ilvl="2" w:tplc="FFFFFFFF" w:tentative="1">
+      <w:start w:val="1"/>
+      <w:numFmt w:val="lowerRoman"/>
+      <w:lvlText w:val="%3."/>
+      <w:lvlJc w:val="right"/>
+      <w:pPr>
+        <w:ind w:left="1800" w:hanging="180"/>
+      </w:pPr>
+    </w:lvl>
+    <w:lvl w:ilvl="3" w:tplc="FFFFFFFF" w:tentative="1">
+      <w:start w:val="1"/>
+      <w:numFmt w:val="decimal"/>
+      <w:lvlText w:val="%4."/>
+      <w:lvlJc w:val="left"/>
+      <w:pPr>
+        <w:ind w:left="2520" w:hanging="360"/>
+      </w:pPr>
+    </w:lvl>
+    <w:lvl w:ilvl="4" w:tplc="FFFFFFFF" w:tentative="1">
+      <w:start w:val="1"/>
+      <w:numFmt w:val="lowerLetter"/>
+      <w:lvlText w:val="%5."/>
+      <w:lvlJc w:val="left"/>
+      <w:pPr>
+        <w:ind w:left="3240" w:hanging="360"/>
+      </w:pPr>
+    </w:lvl>
+    <w:lvl w:ilvl="5" w:tplc="FFFFFFFF" w:tentative="1">
+      <w:start w:val="1"/>
+      <w:numFmt w:val="lowerRoman"/>
+      <w:lvlText w:val="%6."/>
+      <w:lvlJc w:val="right"/>
+      <w:pPr>
+        <w:ind w:left="3960" w:hanging="180"/>
+      </w:pPr>
+    </w:lvl>
+    <w:lvl w:ilvl="6" w:tplc="FFFFFFFF" w:tentative="1">
+      <w:start w:val="1"/>
+      <w:numFmt w:val="decimal"/>
+      <w:lvlText w:val="%7."/>
+      <w:lvlJc w:val="left"/>
+      <w:pPr>
+        <w:ind w:left="4680" w:hanging="360"/>
+      </w:pPr>
+    </w:lvl>
+    <w:lvl w:ilvl="7" w:tplc="FFFFFFFF" w:tentative="1">
+      <w:start w:val="1"/>
+      <w:numFmt w:val="lowerLetter"/>
+      <w:lvlText w:val="%8."/>
+      <w:lvlJc w:val="left"/>
+      <w:pPr>
+        <w:ind w:left="5400" w:hanging="360"/>
+      </w:pPr>
+    </w:lvl>
+    <w:lvl w:ilvl="8" w:tplc="FFFFFFFF" w:tentative="1">
+      <w:start w:val="1"/>
+      <w:numFmt w:val="lowerRoman"/>
+      <w:lvlText w:val="%9."/>
+      <w:lvlJc w:val="right"/>
+      <w:pPr>
+        <w:ind w:left="6120" w:hanging="180"/>
+      </w:pPr>
+    </w:lvl>
+  </w:abstractNum>
+  <w:abstractNum w:abstractNumId="30" w15:restartNumberingAfterBreak="0">
     <w:nsid w:val="328B3354"/>
     <w:multiLevelType w:val="hybridMultilevel"/>
     <w:tmpl w:val="92241C2E"/>
@@ -7559,7 +8146,7 @@
       </w:rPr>
     </w:lvl>
   </w:abstractNum>
-  <w:abstractNum w:abstractNumId="27" w15:restartNumberingAfterBreak="0">
+  <w:abstractNum w:abstractNumId="31" w15:restartNumberingAfterBreak="0">
     <w:nsid w:val="334D4779"/>
     <w:multiLevelType w:val="hybridMultilevel"/>
     <w:tmpl w:val="67E2C778"/>
@@ -7672,7 +8259,7 @@
       </w:rPr>
     </w:lvl>
   </w:abstractNum>
-  <w:abstractNum w:abstractNumId="28" w15:restartNumberingAfterBreak="0">
+  <w:abstractNum w:abstractNumId="32" w15:restartNumberingAfterBreak="0">
     <w:nsid w:val="33866972"/>
     <w:multiLevelType w:val="hybridMultilevel"/>
     <w:tmpl w:val="25CC561C"/>
@@ -7785,7 +8372,7 @@
       </w:rPr>
     </w:lvl>
   </w:abstractNum>
-  <w:abstractNum w:abstractNumId="29" w15:restartNumberingAfterBreak="0">
+  <w:abstractNum w:abstractNumId="33" w15:restartNumberingAfterBreak="0">
     <w:nsid w:val="341F5485"/>
     <w:multiLevelType w:val="multilevel"/>
     <w:tmpl w:val="66EE1662"/>
@@ -7934,7 +8521,7 @@
       </w:rPr>
     </w:lvl>
   </w:abstractNum>
-  <w:abstractNum w:abstractNumId="30" w15:restartNumberingAfterBreak="0">
+  <w:abstractNum w:abstractNumId="34" w15:restartNumberingAfterBreak="0">
     <w:nsid w:val="36047D90"/>
     <w:multiLevelType w:val="multilevel"/>
     <w:tmpl w:val="66EE1662"/>
@@ -8083,7 +8670,7 @@
       </w:rPr>
     </w:lvl>
   </w:abstractNum>
-  <w:abstractNum w:abstractNumId="31" w15:restartNumberingAfterBreak="0">
+  <w:abstractNum w:abstractNumId="35" w15:restartNumberingAfterBreak="0">
     <w:nsid w:val="38A563A2"/>
     <w:multiLevelType w:val="hybridMultilevel"/>
     <w:tmpl w:val="187A4634"/>
@@ -8196,7 +8783,7 @@
       </w:rPr>
     </w:lvl>
   </w:abstractNum>
-  <w:abstractNum w:abstractNumId="32" w15:restartNumberingAfterBreak="0">
+  <w:abstractNum w:abstractNumId="36" w15:restartNumberingAfterBreak="0">
     <w:nsid w:val="38FF569E"/>
     <w:multiLevelType w:val="hybridMultilevel"/>
     <w:tmpl w:val="7BB432A8"/>
@@ -8309,7 +8896,93 @@
       </w:rPr>
     </w:lvl>
   </w:abstractNum>
-  <w:abstractNum w:abstractNumId="33" w15:restartNumberingAfterBreak="0">
+  <w:abstractNum w:abstractNumId="37" w15:restartNumberingAfterBreak="0">
+    <w:nsid w:val="3B1D7B7A"/>
+    <w:multiLevelType w:val="hybridMultilevel"/>
+    <w:tmpl w:val="AA227304"/>
+    <w:lvl w:ilvl="0" w:tplc="04090017">
+      <w:start w:val="1"/>
+      <w:numFmt w:val="lowerLetter"/>
+      <w:lvlText w:val="%1)"/>
+      <w:lvlJc w:val="left"/>
+      <w:pPr>
+        <w:ind w:left="720" w:hanging="360"/>
+      </w:pPr>
+    </w:lvl>
+    <w:lvl w:ilvl="1" w:tplc="04090019" w:tentative="1">
+      <w:start w:val="1"/>
+      <w:numFmt w:val="lowerLetter"/>
+      <w:lvlText w:val="%2."/>
+      <w:lvlJc w:val="left"/>
+      <w:pPr>
+        <w:ind w:left="1440" w:hanging="360"/>
+      </w:pPr>
+    </w:lvl>
+    <w:lvl w:ilvl="2" w:tplc="0409001B" w:tentative="1">
+      <w:start w:val="1"/>
+      <w:numFmt w:val="lowerRoman"/>
+      <w:lvlText w:val="%3."/>
+      <w:lvlJc w:val="right"/>
+      <w:pPr>
+        <w:ind w:left="2160" w:hanging="180"/>
+      </w:pPr>
+    </w:lvl>
+    <w:lvl w:ilvl="3" w:tplc="0409000F" w:tentative="1">
+      <w:start w:val="1"/>
+      <w:numFmt w:val="decimal"/>
+      <w:lvlText w:val="%4."/>
+      <w:lvlJc w:val="left"/>
+      <w:pPr>
+        <w:ind w:left="2880" w:hanging="360"/>
+      </w:pPr>
+    </w:lvl>
+    <w:lvl w:ilvl="4" w:tplc="04090019" w:tentative="1">
+      <w:start w:val="1"/>
+      <w:numFmt w:val="lowerLetter"/>
+      <w:lvlText w:val="%5."/>
+      <w:lvlJc w:val="left"/>
+      <w:pPr>
+        <w:ind w:left="3600" w:hanging="360"/>
+      </w:pPr>
+    </w:lvl>
+    <w:lvl w:ilvl="5" w:tplc="0409001B" w:tentative="1">
+      <w:start w:val="1"/>
+      <w:numFmt w:val="lowerRoman"/>
+      <w:lvlText w:val="%6."/>
+      <w:lvlJc w:val="right"/>
+      <w:pPr>
+        <w:ind w:left="4320" w:hanging="180"/>
+      </w:pPr>
+    </w:lvl>
+    <w:lvl w:ilvl="6" w:tplc="0409000F" w:tentative="1">
+      <w:start w:val="1"/>
+      <w:numFmt w:val="decimal"/>
+      <w:lvlText w:val="%7."/>
+      <w:lvlJc w:val="left"/>
+      <w:pPr>
+        <w:ind w:left="5040" w:hanging="360"/>
+      </w:pPr>
+    </w:lvl>
+    <w:lvl w:ilvl="7" w:tplc="04090019" w:tentative="1">
+      <w:start w:val="1"/>
+      <w:numFmt w:val="lowerLetter"/>
+      <w:lvlText w:val="%8."/>
+      <w:lvlJc w:val="left"/>
+      <w:pPr>
+        <w:ind w:left="5760" w:hanging="360"/>
+      </w:pPr>
+    </w:lvl>
+    <w:lvl w:ilvl="8" w:tplc="0409001B" w:tentative="1">
+      <w:start w:val="1"/>
+      <w:numFmt w:val="lowerRoman"/>
+      <w:lvlText w:val="%9."/>
+      <w:lvlJc w:val="right"/>
+      <w:pPr>
+        <w:ind w:left="6480" w:hanging="180"/>
+      </w:pPr>
+    </w:lvl>
+  </w:abstractNum>
+  <w:abstractNum w:abstractNumId="38" w15:restartNumberingAfterBreak="0">
     <w:nsid w:val="3C6C3F9D"/>
     <w:multiLevelType w:val="hybridMultilevel"/>
     <w:tmpl w:val="432AF8FC"/>
@@ -8422,7 +9095,7 @@
       </w:rPr>
     </w:lvl>
   </w:abstractNum>
-  <w:abstractNum w:abstractNumId="34" w15:restartNumberingAfterBreak="0">
+  <w:abstractNum w:abstractNumId="39" w15:restartNumberingAfterBreak="0">
     <w:nsid w:val="40B65988"/>
     <w:multiLevelType w:val="multilevel"/>
     <w:tmpl w:val="77DE178E"/>
@@ -8571,7 +9244,7 @@
       </w:rPr>
     </w:lvl>
   </w:abstractNum>
-  <w:abstractNum w:abstractNumId="35" w15:restartNumberingAfterBreak="0">
+  <w:abstractNum w:abstractNumId="40" w15:restartNumberingAfterBreak="0">
     <w:nsid w:val="411502A6"/>
     <w:multiLevelType w:val="multilevel"/>
     <w:tmpl w:val="66EE1662"/>
@@ -8720,7 +9393,7 @@
       </w:rPr>
     </w:lvl>
   </w:abstractNum>
-  <w:abstractNum w:abstractNumId="36" w15:restartNumberingAfterBreak="0">
+  <w:abstractNum w:abstractNumId="41" w15:restartNumberingAfterBreak="0">
     <w:nsid w:val="41CF7062"/>
     <w:multiLevelType w:val="hybridMultilevel"/>
     <w:tmpl w:val="72A807C4"/>
@@ -8833,7 +9506,7 @@
       </w:rPr>
     </w:lvl>
   </w:abstractNum>
-  <w:abstractNum w:abstractNumId="37" w15:restartNumberingAfterBreak="0">
+  <w:abstractNum w:abstractNumId="42" w15:restartNumberingAfterBreak="0">
     <w:nsid w:val="44EE1FFD"/>
     <w:multiLevelType w:val="hybridMultilevel"/>
     <w:tmpl w:val="1D5A52DE"/>
@@ -8946,7 +9619,7 @@
       </w:rPr>
     </w:lvl>
   </w:abstractNum>
-  <w:abstractNum w:abstractNumId="38" w15:restartNumberingAfterBreak="0">
+  <w:abstractNum w:abstractNumId="43" w15:restartNumberingAfterBreak="0">
     <w:nsid w:val="455225C7"/>
     <w:multiLevelType w:val="multilevel"/>
     <w:tmpl w:val="77DE178E"/>
@@ -9095,7 +9768,7 @@
       </w:rPr>
     </w:lvl>
   </w:abstractNum>
-  <w:abstractNum w:abstractNumId="39" w15:restartNumberingAfterBreak="0">
+  <w:abstractNum w:abstractNumId="44" w15:restartNumberingAfterBreak="0">
     <w:nsid w:val="45F056E0"/>
     <w:multiLevelType w:val="hybridMultilevel"/>
     <w:tmpl w:val="8042CD02"/>
@@ -9184,7 +9857,7 @@
       </w:pPr>
     </w:lvl>
   </w:abstractNum>
-  <w:abstractNum w:abstractNumId="40" w15:restartNumberingAfterBreak="0">
+  <w:abstractNum w:abstractNumId="45" w15:restartNumberingAfterBreak="0">
     <w:nsid w:val="4BB40677"/>
     <w:multiLevelType w:val="multilevel"/>
     <w:tmpl w:val="77DE178E"/>
@@ -9333,7 +10006,7 @@
       </w:rPr>
     </w:lvl>
   </w:abstractNum>
-  <w:abstractNum w:abstractNumId="41" w15:restartNumberingAfterBreak="0">
+  <w:abstractNum w:abstractNumId="46" w15:restartNumberingAfterBreak="0">
     <w:nsid w:val="4EE73259"/>
     <w:multiLevelType w:val="hybridMultilevel"/>
     <w:tmpl w:val="82A68F04"/>
@@ -9450,7 +10123,7 @@
       </w:rPr>
     </w:lvl>
   </w:abstractNum>
-  <w:abstractNum w:abstractNumId="42" w15:restartNumberingAfterBreak="0">
+  <w:abstractNum w:abstractNumId="47" w15:restartNumberingAfterBreak="0">
     <w:nsid w:val="50743DAD"/>
     <w:multiLevelType w:val="hybridMultilevel"/>
     <w:tmpl w:val="8B0CC50A"/>
@@ -9563,10 +10236,10 @@
       </w:rPr>
     </w:lvl>
   </w:abstractNum>
-  <w:abstractNum w:abstractNumId="43" w15:restartNumberingAfterBreak="0">
+  <w:abstractNum w:abstractNumId="48" w15:restartNumberingAfterBreak="0">
     <w:nsid w:val="51980BAB"/>
     <w:multiLevelType w:val="hybridMultilevel"/>
-    <w:tmpl w:val="A896F354"/>
+    <w:tmpl w:val="04C442C4"/>
     <w:lvl w:ilvl="0" w:tplc="04090001">
       <w:start w:val="1"/>
       <w:numFmt w:val="bullet"/>
@@ -9676,7 +10349,7 @@
       </w:rPr>
     </w:lvl>
   </w:abstractNum>
-  <w:abstractNum w:abstractNumId="44" w15:restartNumberingAfterBreak="0">
+  <w:abstractNum w:abstractNumId="49" w15:restartNumberingAfterBreak="0">
     <w:nsid w:val="521669F9"/>
     <w:multiLevelType w:val="hybridMultilevel"/>
     <w:tmpl w:val="BF98B2E4"/>
@@ -9789,7 +10462,7 @@
       </w:rPr>
     </w:lvl>
   </w:abstractNum>
-  <w:abstractNum w:abstractNumId="45" w15:restartNumberingAfterBreak="0">
+  <w:abstractNum w:abstractNumId="50" w15:restartNumberingAfterBreak="0">
     <w:nsid w:val="58DF265E"/>
     <w:multiLevelType w:val="multilevel"/>
     <w:tmpl w:val="66EE1662"/>
@@ -9938,7 +10611,7 @@
       </w:rPr>
     </w:lvl>
   </w:abstractNum>
-  <w:abstractNum w:abstractNumId="46" w15:restartNumberingAfterBreak="0">
+  <w:abstractNum w:abstractNumId="51" w15:restartNumberingAfterBreak="0">
     <w:nsid w:val="59CB7DE7"/>
     <w:multiLevelType w:val="hybridMultilevel"/>
     <w:tmpl w:val="A6F6DBD6"/>
@@ -10031,7 +10704,7 @@
       </w:pPr>
     </w:lvl>
   </w:abstractNum>
-  <w:abstractNum w:abstractNumId="47" w15:restartNumberingAfterBreak="0">
+  <w:abstractNum w:abstractNumId="52" w15:restartNumberingAfterBreak="0">
     <w:nsid w:val="5B103583"/>
     <w:multiLevelType w:val="hybridMultilevel"/>
     <w:tmpl w:val="471444A2"/>
@@ -10144,7 +10817,7 @@
       </w:rPr>
     </w:lvl>
   </w:abstractNum>
-  <w:abstractNum w:abstractNumId="48" w15:restartNumberingAfterBreak="0">
+  <w:abstractNum w:abstractNumId="53" w15:restartNumberingAfterBreak="0">
     <w:nsid w:val="5B336AC1"/>
     <w:multiLevelType w:val="hybridMultilevel"/>
     <w:tmpl w:val="A7E81C0A"/>
@@ -10257,7 +10930,7 @@
       </w:rPr>
     </w:lvl>
   </w:abstractNum>
-  <w:abstractNum w:abstractNumId="49" w15:restartNumberingAfterBreak="0">
+  <w:abstractNum w:abstractNumId="54" w15:restartNumberingAfterBreak="0">
     <w:nsid w:val="5BDA70EE"/>
     <w:multiLevelType w:val="hybridMultilevel"/>
     <w:tmpl w:val="5FA25EC2"/>
@@ -10370,7 +11043,7 @@
       </w:rPr>
     </w:lvl>
   </w:abstractNum>
-  <w:abstractNum w:abstractNumId="50" w15:restartNumberingAfterBreak="0">
+  <w:abstractNum w:abstractNumId="55" w15:restartNumberingAfterBreak="0">
     <w:nsid w:val="5CE766E1"/>
     <w:multiLevelType w:val="hybridMultilevel"/>
     <w:tmpl w:val="1A080D30"/>
@@ -10483,10 +11156,10 @@
       </w:rPr>
     </w:lvl>
   </w:abstractNum>
-  <w:abstractNum w:abstractNumId="51" w15:restartNumberingAfterBreak="0">
+  <w:abstractNum w:abstractNumId="56" w15:restartNumberingAfterBreak="0">
     <w:nsid w:val="5F7E38C1"/>
     <w:multiLevelType w:val="hybridMultilevel"/>
-    <w:tmpl w:val="06705FA4"/>
+    <w:tmpl w:val="34E48C5C"/>
     <w:lvl w:ilvl="0" w:tplc="0409000F">
       <w:start w:val="1"/>
       <w:numFmt w:val="decimal"/>
@@ -10572,7 +11245,7 @@
       </w:pPr>
     </w:lvl>
   </w:abstractNum>
-  <w:abstractNum w:abstractNumId="52" w15:restartNumberingAfterBreak="0">
+  <w:abstractNum w:abstractNumId="57" w15:restartNumberingAfterBreak="0">
     <w:nsid w:val="62534ED7"/>
     <w:multiLevelType w:val="hybridMultilevel"/>
     <w:tmpl w:val="A77481A4"/>
@@ -10685,7 +11358,252 @@
       </w:rPr>
     </w:lvl>
   </w:abstractNum>
-  <w:abstractNum w:abstractNumId="53" w15:restartNumberingAfterBreak="0">
+  <w:abstractNum w:abstractNumId="58" w15:restartNumberingAfterBreak="0">
+    <w:nsid w:val="67D77A33"/>
+    <w:multiLevelType w:val="hybridMultilevel"/>
+    <w:tmpl w:val="95BCB5FC"/>
+    <w:lvl w:ilvl="0" w:tplc="04090017">
+      <w:start w:val="1"/>
+      <w:numFmt w:val="lowerLetter"/>
+      <w:lvlText w:val="%1)"/>
+      <w:lvlJc w:val="left"/>
+      <w:pPr>
+        <w:ind w:left="1080" w:hanging="360"/>
+      </w:pPr>
+      <w:rPr>
+        <w:rFonts w:hint="default"/>
+        <w:b/>
+        <w:bCs/>
+        <w:sz w:val="24"/>
+        <w:szCs w:val="24"/>
+      </w:rPr>
+    </w:lvl>
+    <w:lvl w:ilvl="1" w:tplc="04090001">
+      <w:start w:val="1"/>
+      <w:numFmt w:val="bullet"/>
+      <w:lvlText w:val=""/>
+      <w:lvlJc w:val="left"/>
+      <w:pPr>
+        <w:ind w:left="1800" w:hanging="360"/>
+      </w:pPr>
+      <w:rPr>
+        <w:rFonts w:ascii="Symbol" w:hAnsi="Symbol" w:hint="default"/>
+      </w:rPr>
+    </w:lvl>
+    <w:lvl w:ilvl="2" w:tplc="FFFFFFFF">
+      <w:start w:val="1"/>
+      <w:numFmt w:val="lowerRoman"/>
+      <w:lvlText w:val="%3."/>
+      <w:lvlJc w:val="right"/>
+      <w:pPr>
+        <w:ind w:left="2520" w:hanging="180"/>
+      </w:pPr>
+    </w:lvl>
+    <w:lvl w:ilvl="3" w:tplc="FFFFFFFF" w:tentative="1">
+      <w:start w:val="1"/>
+      <w:numFmt w:val="decimal"/>
+      <w:lvlText w:val="%4."/>
+      <w:lvlJc w:val="left"/>
+      <w:pPr>
+        <w:ind w:left="3240" w:hanging="360"/>
+      </w:pPr>
+    </w:lvl>
+    <w:lvl w:ilvl="4" w:tplc="FFFFFFFF" w:tentative="1">
+      <w:start w:val="1"/>
+      <w:numFmt w:val="lowerLetter"/>
+      <w:lvlText w:val="%5."/>
+      <w:lvlJc w:val="left"/>
+      <w:pPr>
+        <w:ind w:left="3960" w:hanging="360"/>
+      </w:pPr>
+    </w:lvl>
+    <w:lvl w:ilvl="5" w:tplc="FFFFFFFF" w:tentative="1">
+      <w:start w:val="1"/>
+      <w:numFmt w:val="lowerRoman"/>
+      <w:lvlText w:val="%6."/>
+      <w:lvlJc w:val="right"/>
+      <w:pPr>
+        <w:ind w:left="4680" w:hanging="180"/>
+      </w:pPr>
+    </w:lvl>
+    <w:lvl w:ilvl="6" w:tplc="FFFFFFFF" w:tentative="1">
+      <w:start w:val="1"/>
+      <w:numFmt w:val="decimal"/>
+      <w:lvlText w:val="%7."/>
+      <w:lvlJc w:val="left"/>
+      <w:pPr>
+        <w:ind w:left="5400" w:hanging="360"/>
+      </w:pPr>
+    </w:lvl>
+    <w:lvl w:ilvl="7" w:tplc="FFFFFFFF" w:tentative="1">
+      <w:start w:val="1"/>
+      <w:numFmt w:val="lowerLetter"/>
+      <w:lvlText w:val="%8."/>
+      <w:lvlJc w:val="left"/>
+      <w:pPr>
+        <w:ind w:left="6120" w:hanging="360"/>
+      </w:pPr>
+    </w:lvl>
+    <w:lvl w:ilvl="8" w:tplc="FFFFFFFF" w:tentative="1">
+      <w:start w:val="1"/>
+      <w:numFmt w:val="lowerRoman"/>
+      <w:lvlText w:val="%9."/>
+      <w:lvlJc w:val="right"/>
+      <w:pPr>
+        <w:ind w:left="6840" w:hanging="180"/>
+      </w:pPr>
+    </w:lvl>
+  </w:abstractNum>
+  <w:abstractNum w:abstractNumId="59" w15:restartNumberingAfterBreak="0">
+    <w:nsid w:val="6AC13758"/>
+    <w:multiLevelType w:val="multilevel"/>
+    <w:tmpl w:val="D2EEB4C2"/>
+    <w:lvl w:ilvl="0">
+      <w:start w:val="1"/>
+      <w:numFmt w:val="bullet"/>
+      <w:lvlText w:val=""/>
+      <w:lvlJc w:val="left"/>
+      <w:pPr>
+        <w:tabs>
+          <w:tab w:val="num" w:pos="720"/>
+        </w:tabs>
+        <w:ind w:left="720" w:hanging="360"/>
+      </w:pPr>
+      <w:rPr>
+        <w:rFonts w:ascii="Symbol" w:hAnsi="Symbol" w:hint="default"/>
+        <w:sz w:val="20"/>
+      </w:rPr>
+    </w:lvl>
+    <w:lvl w:ilvl="1">
+      <w:start w:val="1"/>
+      <w:numFmt w:val="bullet"/>
+      <w:lvlText w:val="o"/>
+      <w:lvlJc w:val="left"/>
+      <w:pPr>
+        <w:tabs>
+          <w:tab w:val="num" w:pos="1440"/>
+        </w:tabs>
+        <w:ind w:left="1440" w:hanging="360"/>
+      </w:pPr>
+      <w:rPr>
+        <w:rFonts w:ascii="Courier New" w:hAnsi="Courier New" w:hint="default"/>
+        <w:sz w:val="20"/>
+      </w:rPr>
+    </w:lvl>
+    <w:lvl w:ilvl="2" w:tentative="1">
+      <w:start w:val="1"/>
+      <w:numFmt w:val="bullet"/>
+      <w:lvlText w:val=""/>
+      <w:lvlJc w:val="left"/>
+      <w:pPr>
+        <w:tabs>
+          <w:tab w:val="num" w:pos="2160"/>
+        </w:tabs>
+        <w:ind w:left="2160" w:hanging="360"/>
+      </w:pPr>
+      <w:rPr>
+        <w:rFonts w:ascii="Wingdings" w:hAnsi="Wingdings" w:hint="default"/>
+        <w:sz w:val="20"/>
+      </w:rPr>
+    </w:lvl>
+    <w:lvl w:ilvl="3" w:tentative="1">
+      <w:start w:val="1"/>
+      <w:numFmt w:val="bullet"/>
+      <w:lvlText w:val=""/>
+      <w:lvlJc w:val="left"/>
+      <w:pPr>
+        <w:tabs>
+          <w:tab w:val="num" w:pos="2880"/>
+        </w:tabs>
+        <w:ind w:left="2880" w:hanging="360"/>
+      </w:pPr>
+      <w:rPr>
+        <w:rFonts w:ascii="Wingdings" w:hAnsi="Wingdings" w:hint="default"/>
+        <w:sz w:val="20"/>
+      </w:rPr>
+    </w:lvl>
+    <w:lvl w:ilvl="4" w:tentative="1">
+      <w:start w:val="1"/>
+      <w:numFmt w:val="bullet"/>
+      <w:lvlText w:val=""/>
+      <w:lvlJc w:val="left"/>
+      <w:pPr>
+        <w:tabs>
+          <w:tab w:val="num" w:pos="3600"/>
+        </w:tabs>
+        <w:ind w:left="3600" w:hanging="360"/>
+      </w:pPr>
+      <w:rPr>
+        <w:rFonts w:ascii="Wingdings" w:hAnsi="Wingdings" w:hint="default"/>
+        <w:sz w:val="20"/>
+      </w:rPr>
+    </w:lvl>
+    <w:lvl w:ilvl="5" w:tentative="1">
+      <w:start w:val="1"/>
+      <w:numFmt w:val="bullet"/>
+      <w:lvlText w:val=""/>
+      <w:lvlJc w:val="left"/>
+      <w:pPr>
+        <w:tabs>
+          <w:tab w:val="num" w:pos="4320"/>
+        </w:tabs>
+        <w:ind w:left="4320" w:hanging="360"/>
+      </w:pPr>
+      <w:rPr>
+        <w:rFonts w:ascii="Wingdings" w:hAnsi="Wingdings" w:hint="default"/>
+        <w:sz w:val="20"/>
+      </w:rPr>
+    </w:lvl>
+    <w:lvl w:ilvl="6" w:tentative="1">
+      <w:start w:val="1"/>
+      <w:numFmt w:val="bullet"/>
+      <w:lvlText w:val=""/>
+      <w:lvlJc w:val="left"/>
+      <w:pPr>
+        <w:tabs>
+          <w:tab w:val="num" w:pos="5040"/>
+        </w:tabs>
+        <w:ind w:left="5040" w:hanging="360"/>
+      </w:pPr>
+      <w:rPr>
+        <w:rFonts w:ascii="Wingdings" w:hAnsi="Wingdings" w:hint="default"/>
+        <w:sz w:val="20"/>
+      </w:rPr>
+    </w:lvl>
+    <w:lvl w:ilvl="7" w:tentative="1">
+      <w:start w:val="1"/>
+      <w:numFmt w:val="bullet"/>
+      <w:lvlText w:val=""/>
+      <w:lvlJc w:val="left"/>
+      <w:pPr>
+        <w:tabs>
+          <w:tab w:val="num" w:pos="5760"/>
+        </w:tabs>
+        <w:ind w:left="5760" w:hanging="360"/>
+      </w:pPr>
+      <w:rPr>
+        <w:rFonts w:ascii="Wingdings" w:hAnsi="Wingdings" w:hint="default"/>
+        <w:sz w:val="20"/>
+      </w:rPr>
+    </w:lvl>
+    <w:lvl w:ilvl="8" w:tentative="1">
+      <w:start w:val="1"/>
+      <w:numFmt w:val="bullet"/>
+      <w:lvlText w:val=""/>
+      <w:lvlJc w:val="left"/>
+      <w:pPr>
+        <w:tabs>
+          <w:tab w:val="num" w:pos="6480"/>
+        </w:tabs>
+        <w:ind w:left="6480" w:hanging="360"/>
+      </w:pPr>
+      <w:rPr>
+        <w:rFonts w:ascii="Wingdings" w:hAnsi="Wingdings" w:hint="default"/>
+        <w:sz w:val="20"/>
+      </w:rPr>
+    </w:lvl>
+  </w:abstractNum>
+  <w:abstractNum w:abstractNumId="60" w15:restartNumberingAfterBreak="0">
     <w:nsid w:val="6DA061CE"/>
     <w:multiLevelType w:val="hybridMultilevel"/>
     <w:tmpl w:val="AC8277E0"/>
@@ -10798,7 +11716,7 @@
       </w:rPr>
     </w:lvl>
   </w:abstractNum>
-  <w:abstractNum w:abstractNumId="54" w15:restartNumberingAfterBreak="0">
+  <w:abstractNum w:abstractNumId="61" w15:restartNumberingAfterBreak="0">
     <w:nsid w:val="737F1F5C"/>
     <w:multiLevelType w:val="hybridMultilevel"/>
     <w:tmpl w:val="3D148B22"/>
@@ -10911,7 +11829,209 @@
       </w:rPr>
     </w:lvl>
   </w:abstractNum>
-  <w:abstractNum w:abstractNumId="55" w15:restartNumberingAfterBreak="0">
+  <w:abstractNum w:abstractNumId="62" w15:restartNumberingAfterBreak="0">
+    <w:nsid w:val="74135EB6"/>
+    <w:multiLevelType w:val="hybridMultilevel"/>
+    <w:tmpl w:val="872629DA"/>
+    <w:lvl w:ilvl="0" w:tplc="0409000F">
+      <w:start w:val="1"/>
+      <w:numFmt w:val="decimal"/>
+      <w:lvlText w:val="%1."/>
+      <w:lvlJc w:val="left"/>
+      <w:pPr>
+        <w:ind w:left="2160" w:hanging="360"/>
+      </w:pPr>
+      <w:rPr>
+        <w:rFonts w:hint="default"/>
+      </w:rPr>
+    </w:lvl>
+    <w:lvl w:ilvl="1" w:tplc="04090003" w:tentative="1">
+      <w:start w:val="1"/>
+      <w:numFmt w:val="bullet"/>
+      <w:lvlText w:val="o"/>
+      <w:lvlJc w:val="left"/>
+      <w:pPr>
+        <w:ind w:left="2880" w:hanging="360"/>
+      </w:pPr>
+      <w:rPr>
+        <w:rFonts w:ascii="Courier New" w:hAnsi="Courier New" w:cs="Courier New" w:hint="default"/>
+      </w:rPr>
+    </w:lvl>
+    <w:lvl w:ilvl="2" w:tplc="04090005" w:tentative="1">
+      <w:start w:val="1"/>
+      <w:numFmt w:val="bullet"/>
+      <w:lvlText w:val=""/>
+      <w:lvlJc w:val="left"/>
+      <w:pPr>
+        <w:ind w:left="3600" w:hanging="360"/>
+      </w:pPr>
+      <w:rPr>
+        <w:rFonts w:ascii="Wingdings" w:hAnsi="Wingdings" w:hint="default"/>
+      </w:rPr>
+    </w:lvl>
+    <w:lvl w:ilvl="3" w:tplc="04090001" w:tentative="1">
+      <w:start w:val="1"/>
+      <w:numFmt w:val="bullet"/>
+      <w:lvlText w:val=""/>
+      <w:lvlJc w:val="left"/>
+      <w:pPr>
+        <w:ind w:left="4320" w:hanging="360"/>
+      </w:pPr>
+      <w:rPr>
+        <w:rFonts w:ascii="Symbol" w:hAnsi="Symbol" w:hint="default"/>
+      </w:rPr>
+    </w:lvl>
+    <w:lvl w:ilvl="4" w:tplc="04090003" w:tentative="1">
+      <w:start w:val="1"/>
+      <w:numFmt w:val="bullet"/>
+      <w:lvlText w:val="o"/>
+      <w:lvlJc w:val="left"/>
+      <w:pPr>
+        <w:ind w:left="5040" w:hanging="360"/>
+      </w:pPr>
+      <w:rPr>
+        <w:rFonts w:ascii="Courier New" w:hAnsi="Courier New" w:cs="Courier New" w:hint="default"/>
+      </w:rPr>
+    </w:lvl>
+    <w:lvl w:ilvl="5" w:tplc="04090005" w:tentative="1">
+      <w:start w:val="1"/>
+      <w:numFmt w:val="bullet"/>
+      <w:lvlText w:val=""/>
+      <w:lvlJc w:val="left"/>
+      <w:pPr>
+        <w:ind w:left="5760" w:hanging="360"/>
+      </w:pPr>
+      <w:rPr>
+        <w:rFonts w:ascii="Wingdings" w:hAnsi="Wingdings" w:hint="default"/>
+      </w:rPr>
+    </w:lvl>
+    <w:lvl w:ilvl="6" w:tplc="04090001" w:tentative="1">
+      <w:start w:val="1"/>
+      <w:numFmt w:val="bullet"/>
+      <w:lvlText w:val=""/>
+      <w:lvlJc w:val="left"/>
+      <w:pPr>
+        <w:ind w:left="6480" w:hanging="360"/>
+      </w:pPr>
+      <w:rPr>
+        <w:rFonts w:ascii="Symbol" w:hAnsi="Symbol" w:hint="default"/>
+      </w:rPr>
+    </w:lvl>
+    <w:lvl w:ilvl="7" w:tplc="04090003" w:tentative="1">
+      <w:start w:val="1"/>
+      <w:numFmt w:val="bullet"/>
+      <w:lvlText w:val="o"/>
+      <w:lvlJc w:val="left"/>
+      <w:pPr>
+        <w:ind w:left="7200" w:hanging="360"/>
+      </w:pPr>
+      <w:rPr>
+        <w:rFonts w:ascii="Courier New" w:hAnsi="Courier New" w:cs="Courier New" w:hint="default"/>
+      </w:rPr>
+    </w:lvl>
+    <w:lvl w:ilvl="8" w:tplc="04090005" w:tentative="1">
+      <w:start w:val="1"/>
+      <w:numFmt w:val="bullet"/>
+      <w:lvlText w:val=""/>
+      <w:lvlJc w:val="left"/>
+      <w:pPr>
+        <w:ind w:left="7920" w:hanging="360"/>
+      </w:pPr>
+      <w:rPr>
+        <w:rFonts w:ascii="Wingdings" w:hAnsi="Wingdings" w:hint="default"/>
+      </w:rPr>
+    </w:lvl>
+  </w:abstractNum>
+  <w:abstractNum w:abstractNumId="63" w15:restartNumberingAfterBreak="0">
+    <w:nsid w:val="755A4B75"/>
+    <w:multiLevelType w:val="hybridMultilevel"/>
+    <w:tmpl w:val="0A3E3E2A"/>
+    <w:lvl w:ilvl="0" w:tplc="0409000F">
+      <w:start w:val="1"/>
+      <w:numFmt w:val="decimal"/>
+      <w:lvlText w:val="%1."/>
+      <w:lvlJc w:val="left"/>
+      <w:pPr>
+        <w:ind w:left="360" w:hanging="360"/>
+      </w:pPr>
+      <w:rPr>
+        <w:rFonts w:hint="default"/>
+      </w:rPr>
+    </w:lvl>
+    <w:lvl w:ilvl="1" w:tplc="FFFFFFFF" w:tentative="1">
+      <w:start w:val="1"/>
+      <w:numFmt w:val="lowerLetter"/>
+      <w:lvlText w:val="%2."/>
+      <w:lvlJc w:val="left"/>
+      <w:pPr>
+        <w:ind w:left="1080" w:hanging="360"/>
+      </w:pPr>
+    </w:lvl>
+    <w:lvl w:ilvl="2" w:tplc="FFFFFFFF" w:tentative="1">
+      <w:start w:val="1"/>
+      <w:numFmt w:val="lowerRoman"/>
+      <w:lvlText w:val="%3."/>
+      <w:lvlJc w:val="right"/>
+      <w:pPr>
+        <w:ind w:left="1800" w:hanging="180"/>
+      </w:pPr>
+    </w:lvl>
+    <w:lvl w:ilvl="3" w:tplc="FFFFFFFF" w:tentative="1">
+      <w:start w:val="1"/>
+      <w:numFmt w:val="decimal"/>
+      <w:lvlText w:val="%4."/>
+      <w:lvlJc w:val="left"/>
+      <w:pPr>
+        <w:ind w:left="2520" w:hanging="360"/>
+      </w:pPr>
+    </w:lvl>
+    <w:lvl w:ilvl="4" w:tplc="FFFFFFFF" w:tentative="1">
+      <w:start w:val="1"/>
+      <w:numFmt w:val="lowerLetter"/>
+      <w:lvlText w:val="%5."/>
+      <w:lvlJc w:val="left"/>
+      <w:pPr>
+        <w:ind w:left="3240" w:hanging="360"/>
+      </w:pPr>
+    </w:lvl>
+    <w:lvl w:ilvl="5" w:tplc="FFFFFFFF" w:tentative="1">
+      <w:start w:val="1"/>
+      <w:numFmt w:val="lowerRoman"/>
+      <w:lvlText w:val="%6."/>
+      <w:lvlJc w:val="right"/>
+      <w:pPr>
+        <w:ind w:left="3960" w:hanging="180"/>
+      </w:pPr>
+    </w:lvl>
+    <w:lvl w:ilvl="6" w:tplc="FFFFFFFF" w:tentative="1">
+      <w:start w:val="1"/>
+      <w:numFmt w:val="decimal"/>
+      <w:lvlText w:val="%7."/>
+      <w:lvlJc w:val="left"/>
+      <w:pPr>
+        <w:ind w:left="4680" w:hanging="360"/>
+      </w:pPr>
+    </w:lvl>
+    <w:lvl w:ilvl="7" w:tplc="FFFFFFFF" w:tentative="1">
+      <w:start w:val="1"/>
+      <w:numFmt w:val="lowerLetter"/>
+      <w:lvlText w:val="%8."/>
+      <w:lvlJc w:val="left"/>
+      <w:pPr>
+        <w:ind w:left="5400" w:hanging="360"/>
+      </w:pPr>
+    </w:lvl>
+    <w:lvl w:ilvl="8" w:tplc="FFFFFFFF" w:tentative="1">
+      <w:start w:val="1"/>
+      <w:numFmt w:val="lowerRoman"/>
+      <w:lvlText w:val="%9."/>
+      <w:lvlJc w:val="right"/>
+      <w:pPr>
+        <w:ind w:left="6120" w:hanging="180"/>
+      </w:pPr>
+    </w:lvl>
+  </w:abstractNum>
+  <w:abstractNum w:abstractNumId="64" w15:restartNumberingAfterBreak="0">
     <w:nsid w:val="789E0B1B"/>
     <w:multiLevelType w:val="multilevel"/>
     <w:tmpl w:val="66EE1662"/>
@@ -11060,7 +12180,7 @@
       </w:rPr>
     </w:lvl>
   </w:abstractNum>
-  <w:abstractNum w:abstractNumId="56" w15:restartNumberingAfterBreak="0">
+  <w:abstractNum w:abstractNumId="65" w15:restartNumberingAfterBreak="0">
     <w:nsid w:val="78AE052F"/>
     <w:multiLevelType w:val="hybridMultilevel"/>
     <w:tmpl w:val="18A0314E"/>
@@ -11173,7 +12293,7 @@
       </w:rPr>
     </w:lvl>
   </w:abstractNum>
-  <w:abstractNum w:abstractNumId="57" w15:restartNumberingAfterBreak="0">
+  <w:abstractNum w:abstractNumId="66" w15:restartNumberingAfterBreak="0">
     <w:nsid w:val="7B0A7F3A"/>
     <w:multiLevelType w:val="hybridMultilevel"/>
     <w:tmpl w:val="28F21480"/>
@@ -11265,7 +12385,7 @@
       </w:pPr>
     </w:lvl>
   </w:abstractNum>
-  <w:abstractNum w:abstractNumId="58" w15:restartNumberingAfterBreak="0">
+  <w:abstractNum w:abstractNumId="67" w15:restartNumberingAfterBreak="0">
     <w:nsid w:val="7B4F611A"/>
     <w:multiLevelType w:val="hybridMultilevel"/>
     <w:tmpl w:val="DBE68A42"/>
@@ -11379,188 +12499,215 @@
     </w:lvl>
   </w:abstractNum>
   <w:num w:numId="1">
+    <w:abstractNumId w:val="8"/>
+  </w:num>
+  <w:num w:numId="2">
+    <w:abstractNumId w:val="14"/>
+  </w:num>
+  <w:num w:numId="3">
+    <w:abstractNumId w:val="27"/>
+  </w:num>
+  <w:num w:numId="4">
+    <w:abstractNumId w:val="54"/>
+  </w:num>
+  <w:num w:numId="5">
+    <w:abstractNumId w:val="49"/>
+  </w:num>
+  <w:num w:numId="6">
+    <w:abstractNumId w:val="61"/>
+  </w:num>
+  <w:num w:numId="7">
+    <w:abstractNumId w:val="55"/>
+  </w:num>
+  <w:num w:numId="8">
+    <w:abstractNumId w:val="60"/>
+  </w:num>
+  <w:num w:numId="9">
+    <w:abstractNumId w:val="53"/>
+  </w:num>
+  <w:num w:numId="10">
+    <w:abstractNumId w:val="38"/>
+  </w:num>
+  <w:num w:numId="11">
+    <w:abstractNumId w:val="22"/>
+  </w:num>
+  <w:num w:numId="12">
+    <w:abstractNumId w:val="11"/>
+  </w:num>
+  <w:num w:numId="13">
+    <w:abstractNumId w:val="20"/>
+  </w:num>
+  <w:num w:numId="14">
+    <w:abstractNumId w:val="26"/>
+  </w:num>
+  <w:num w:numId="15">
+    <w:abstractNumId w:val="17"/>
+  </w:num>
+  <w:num w:numId="16">
+    <w:abstractNumId w:val="35"/>
+  </w:num>
+  <w:num w:numId="17">
+    <w:abstractNumId w:val="24"/>
+  </w:num>
+  <w:num w:numId="18">
+    <w:abstractNumId w:val="47"/>
+  </w:num>
+  <w:num w:numId="19">
+    <w:abstractNumId w:val="66"/>
+  </w:num>
+  <w:num w:numId="20">
+    <w:abstractNumId w:val="19"/>
+  </w:num>
+  <w:num w:numId="21">
+    <w:abstractNumId w:val="48"/>
+  </w:num>
+  <w:num w:numId="22">
+    <w:abstractNumId w:val="1"/>
+  </w:num>
+  <w:num w:numId="23">
+    <w:abstractNumId w:val="2"/>
+  </w:num>
+  <w:num w:numId="24">
+    <w:abstractNumId w:val="23"/>
+  </w:num>
+  <w:num w:numId="25">
+    <w:abstractNumId w:val="31"/>
+  </w:num>
+  <w:num w:numId="26">
+    <w:abstractNumId w:val="42"/>
+  </w:num>
+  <w:num w:numId="27">
+    <w:abstractNumId w:val="67"/>
+  </w:num>
+  <w:num w:numId="28">
+    <w:abstractNumId w:val="52"/>
+  </w:num>
+  <w:num w:numId="29">
+    <w:abstractNumId w:val="9"/>
+  </w:num>
+  <w:num w:numId="30">
+    <w:abstractNumId w:val="5"/>
+  </w:num>
+  <w:num w:numId="31">
+    <w:abstractNumId w:val="51"/>
+  </w:num>
+  <w:num w:numId="32">
+    <w:abstractNumId w:val="25"/>
+  </w:num>
+  <w:num w:numId="33">
+    <w:abstractNumId w:val="30"/>
+  </w:num>
+  <w:num w:numId="34">
+    <w:abstractNumId w:val="21"/>
+  </w:num>
+  <w:num w:numId="35">
+    <w:abstractNumId w:val="65"/>
+  </w:num>
+  <w:num w:numId="36">
+    <w:abstractNumId w:val="46"/>
+  </w:num>
+  <w:num w:numId="37">
+    <w:abstractNumId w:val="10"/>
+  </w:num>
+  <w:num w:numId="38">
     <w:abstractNumId w:val="7"/>
   </w:num>
-  <w:num w:numId="2">
+  <w:num w:numId="39">
+    <w:abstractNumId w:val="41"/>
+  </w:num>
+  <w:num w:numId="40">
+    <w:abstractNumId w:val="57"/>
+  </w:num>
+  <w:num w:numId="41">
+    <w:abstractNumId w:val="36"/>
+  </w:num>
+  <w:num w:numId="42">
+    <w:abstractNumId w:val="6"/>
+  </w:num>
+  <w:num w:numId="43">
+    <w:abstractNumId w:val="28"/>
+  </w:num>
+  <w:num w:numId="44">
+    <w:abstractNumId w:val="32"/>
+  </w:num>
+  <w:num w:numId="45">
+    <w:abstractNumId w:val="44"/>
+  </w:num>
+  <w:num w:numId="46">
     <w:abstractNumId w:val="13"/>
   </w:num>
-  <w:num w:numId="3">
-    <w:abstractNumId w:val="24"/>
+  <w:num w:numId="47">
+    <w:abstractNumId w:val="33"/>
   </w:num>
-  <w:num w:numId="4">
-    <w:abstractNumId w:val="49"/>
+  <w:num w:numId="48">
+    <w:abstractNumId w:val="3"/>
   </w:num>
-  <w:num w:numId="5">
-    <w:abstractNumId w:val="44"/>
+  <w:num w:numId="49">
+    <w:abstractNumId w:val="34"/>
   </w:num>
-  <w:num w:numId="6">
-    <w:abstractNumId w:val="54"/>
-  </w:num>
-  <w:num w:numId="7">
+  <w:num w:numId="50">
     <w:abstractNumId w:val="50"/>
   </w:num>
-  <w:num w:numId="8">
-    <w:abstractNumId w:val="53"/>
+  <w:num w:numId="51">
+    <w:abstractNumId w:val="64"/>
   </w:num>
-  <w:num w:numId="9">
-    <w:abstractNumId w:val="48"/>
+  <w:num w:numId="52">
+    <w:abstractNumId w:val="4"/>
   </w:num>
-  <w:num w:numId="10">
-    <w:abstractNumId w:val="33"/>
+  <w:num w:numId="53">
+    <w:abstractNumId w:val="40"/>
   </w:num>
-  <w:num w:numId="11">
-    <w:abstractNumId w:val="19"/>
-  </w:num>
-  <w:num w:numId="12">
-    <w:abstractNumId w:val="10"/>
-  </w:num>
-  <w:num w:numId="13">
-    <w:abstractNumId w:val="17"/>
-  </w:num>
-  <w:num w:numId="14">
-    <w:abstractNumId w:val="23"/>
-  </w:num>
-  <w:num w:numId="15">
+  <w:num w:numId="54">
     <w:abstractNumId w:val="15"/>
   </w:num>
-  <w:num w:numId="16">
-    <w:abstractNumId w:val="31"/>
+  <w:num w:numId="55">
+    <w:abstractNumId w:val="56"/>
   </w:num>
-  <w:num w:numId="17">
-    <w:abstractNumId w:val="21"/>
+  <w:num w:numId="56">
+    <w:abstractNumId w:val="45"/>
   </w:num>
-  <w:num w:numId="18">
-    <w:abstractNumId w:val="42"/>
+  <w:num w:numId="57">
+    <w:abstractNumId w:val="43"/>
   </w:num>
-  <w:num w:numId="19">
-    <w:abstractNumId w:val="57"/>
+  <w:num w:numId="58">
+    <w:abstractNumId w:val="39"/>
   </w:num>
-  <w:num w:numId="20">
+  <w:num w:numId="59">
+    <w:abstractNumId w:val="12"/>
+  </w:num>
+  <w:num w:numId="60">
+    <w:abstractNumId w:val="0"/>
+  </w:num>
+  <w:num w:numId="61">
+    <w:abstractNumId w:val="29"/>
+  </w:num>
+  <w:num w:numId="62">
+    <w:abstractNumId w:val="63"/>
+  </w:num>
+  <w:num w:numId="63">
+    <w:abstractNumId w:val="59"/>
+  </w:num>
+  <w:num w:numId="64">
+    <w:abstractNumId w:val="58"/>
+  </w:num>
+  <w:num w:numId="65">
+    <w:abstractNumId w:val="37"/>
+  </w:num>
+  <w:num w:numId="66">
     <w:abstractNumId w:val="16"/>
   </w:num>
-  <w:num w:numId="21">
-    <w:abstractNumId w:val="43"/>
-  </w:num>
-  <w:num w:numId="22">
-    <w:abstractNumId w:val="0"/>
-  </w:num>
-  <w:num w:numId="23">
-    <w:abstractNumId w:val="1"/>
-  </w:num>
-  <w:num w:numId="24">
-    <w:abstractNumId w:val="20"/>
-  </w:num>
-  <w:num w:numId="25">
-    <w:abstractNumId w:val="27"/>
-  </w:num>
-  <w:num w:numId="26">
-    <w:abstractNumId w:val="37"/>
-  </w:num>
-  <w:num w:numId="27">
-    <w:abstractNumId w:val="58"/>
-  </w:num>
-  <w:num w:numId="28">
-    <w:abstractNumId w:val="47"/>
-  </w:num>
-  <w:num w:numId="29">
-    <w:abstractNumId w:val="8"/>
-  </w:num>
-  <w:num w:numId="30">
-    <w:abstractNumId w:val="4"/>
-  </w:num>
-  <w:num w:numId="31">
-    <w:abstractNumId w:val="46"/>
-  </w:num>
-  <w:num w:numId="32">
-    <w:abstractNumId w:val="22"/>
-  </w:num>
-  <w:num w:numId="33">
-    <w:abstractNumId w:val="26"/>
-  </w:num>
-  <w:num w:numId="34">
+  <w:num w:numId="67">
     <w:abstractNumId w:val="18"/>
   </w:num>
-  <w:num w:numId="35">
-    <w:abstractNumId w:val="56"/>
-  </w:num>
-  <w:num w:numId="36">
-    <w:abstractNumId w:val="41"/>
-  </w:num>
-  <w:num w:numId="37">
-    <w:abstractNumId w:val="9"/>
-  </w:num>
-  <w:num w:numId="38">
-    <w:abstractNumId w:val="6"/>
-  </w:num>
-  <w:num w:numId="39">
-    <w:abstractNumId w:val="36"/>
-  </w:num>
-  <w:num w:numId="40">
-    <w:abstractNumId w:val="52"/>
-  </w:num>
-  <w:num w:numId="41">
-    <w:abstractNumId w:val="32"/>
-  </w:num>
-  <w:num w:numId="42">
-    <w:abstractNumId w:val="5"/>
-  </w:num>
-  <w:num w:numId="43">
-    <w:abstractNumId w:val="25"/>
-  </w:num>
-  <w:num w:numId="44">
-    <w:abstractNumId w:val="28"/>
-  </w:num>
-  <w:num w:numId="45">
-    <w:abstractNumId w:val="39"/>
-  </w:num>
-  <w:num w:numId="46">
-    <w:abstractNumId w:val="12"/>
-  </w:num>
-  <w:num w:numId="47">
-    <w:abstractNumId w:val="29"/>
-  </w:num>
-  <w:num w:numId="48">
-    <w:abstractNumId w:val="2"/>
-  </w:num>
-  <w:num w:numId="49">
-    <w:abstractNumId w:val="30"/>
-  </w:num>
-  <w:num w:numId="50">
-    <w:abstractNumId w:val="45"/>
-  </w:num>
-  <w:num w:numId="51">
-    <w:abstractNumId w:val="55"/>
-  </w:num>
-  <w:num w:numId="52">
-    <w:abstractNumId w:val="3"/>
-  </w:num>
-  <w:num w:numId="53">
-    <w:abstractNumId w:val="35"/>
-  </w:num>
-  <w:num w:numId="54">
-    <w:abstractNumId w:val="14"/>
-  </w:num>
-  <w:num w:numId="55">
-    <w:abstractNumId w:val="51"/>
-  </w:num>
-  <w:num w:numId="56">
-    <w:abstractNumId w:val="40"/>
-  </w:num>
-  <w:num w:numId="57">
-    <w:abstractNumId w:val="38"/>
-  </w:num>
-  <w:num w:numId="58">
-    <w:abstractNumId w:val="34"/>
-  </w:num>
-  <w:num w:numId="59">
-    <w:abstractNumId w:val="11"/>
+  <w:num w:numId="68">
+    <w:abstractNumId w:val="62"/>
   </w:num>
   <w:numIdMacAtCleanup w:val="59"/>
 </w:numbering>
 </file>
 
 <file path=word/styles.xml><?xml version="1.0" encoding="utf-8"?>
-<w:styles xmlns:mc="http://schemas.openxmlformats.org/markup-compatibility/2006" xmlns:r="http://schemas.openxmlformats.org/officeDocument/2006/relationships" xmlns:w="http://schemas.openxmlformats.org/wordprocessingml/2006/main" xmlns:w14="http://schemas.microsoft.com/office/word/2010/wordml" xmlns:w15="http://schemas.microsoft.com/office/word/2012/wordml" xmlns:w16cex="http://schemas.microsoft.com/office/word/2018/wordml/cex" xmlns:w16cid="http://schemas.microsoft.com/office/word/2016/wordml/cid" xmlns:w16="http://schemas.microsoft.com/office/word/2018/wordml" xmlns:w16sdtdh="http://schemas.microsoft.com/office/word/2020/wordml/sdtdatahash" xmlns:w16se="http://schemas.microsoft.com/office/word/2015/wordml/symex" mc:Ignorable="w14 w15 w16se w16cid w16 w16cex w16sdtdh">
+<w:styles xmlns:mc="http://schemas.openxmlformats.org/markup-compatibility/2006" xmlns:r="http://schemas.openxmlformats.org/officeDocument/2006/relationships" xmlns:w="http://schemas.openxmlformats.org/wordprocessingml/2006/main" xmlns:w14="http://schemas.microsoft.com/office/word/2010/wordml" xmlns:w15="http://schemas.microsoft.com/office/word/2012/wordml" xmlns:w16se="http://schemas.microsoft.com/office/word/2015/wordml/symex" mc:Ignorable="w14 w15 w16se">
   <w:docDefaults>
     <w:rPrDefault>
       <w:rPr>
@@ -11576,7 +12723,7 @@
       </w:pPr>
     </w:pPrDefault>
   </w:docDefaults>
-  <w:latentStyles w:defLockedState="0" w:defUIPriority="99" w:defSemiHidden="0" w:defUnhideWhenUsed="0" w:defQFormat="0" w:count="376">
+  <w:latentStyles w:defLockedState="0" w:defUIPriority="99" w:defSemiHidden="0" w:defUnhideWhenUsed="0" w:defQFormat="0" w:count="371">
     <w:lsdException w:name="Normal" w:uiPriority="0" w:qFormat="1"/>
     <w:lsdException w:name="heading 1" w:uiPriority="9" w:qFormat="1"/>
     <w:lsdException w:name="heading 2" w:semiHidden="1" w:uiPriority="9" w:unhideWhenUsed="1" w:qFormat="1"/>
@@ -11948,11 +13095,6 @@
     <w:lsdException w:name="List Table 5 Dark Accent 6" w:uiPriority="50"/>
     <w:lsdException w:name="List Table 6 Colorful Accent 6" w:uiPriority="51"/>
     <w:lsdException w:name="List Table 7 Colorful Accent 6" w:uiPriority="52"/>
-    <w:lsdException w:name="Mention" w:semiHidden="1" w:unhideWhenUsed="1"/>
-    <w:lsdException w:name="Smart Hyperlink" w:semiHidden="1" w:unhideWhenUsed="1"/>
-    <w:lsdException w:name="Hashtag" w:semiHidden="1" w:unhideWhenUsed="1"/>
-    <w:lsdException w:name="Unresolved Mention" w:semiHidden="1" w:unhideWhenUsed="1"/>
-    <w:lsdException w:name="Smart Link" w:semiHidden="1" w:unhideWhenUsed="1"/>
   </w:latentStyles>
   <w:style w:type="paragraph" w:default="1" w:styleId="Normal">
     <w:name w:val="Normal"/>
@@ -12016,7 +13158,6 @@
     <w:next w:val="Normal"/>
     <w:link w:val="Heading3Char"/>
     <w:uiPriority w:val="9"/>
-    <w:semiHidden/>
     <w:unhideWhenUsed/>
     <w:qFormat/>
     <w:rsid w:val="007B5A30"/>
@@ -12166,7 +13307,6 @@
     <w:basedOn w:val="DefaultParagraphFont"/>
     <w:link w:val="Heading3"/>
     <w:uiPriority w:val="9"/>
-    <w:semiHidden/>
     <w:rsid w:val="007B5A30"/>
     <w:rPr>
       <w:rFonts w:asciiTheme="majorHAnsi" w:eastAsiaTheme="majorEastAsia" w:hAnsiTheme="majorHAnsi" w:cstheme="majorBidi"/>
@@ -12249,6 +13389,11 @@
       <w:i/>
       <w:iCs/>
     </w:rPr>
+  </w:style>
+  <w:style w:type="character" w:customStyle="1" w:styleId="mntl-sc-block-subheadingtext">
+    <w:name w:val="mntl-sc-block-subheading__text"/>
+    <w:basedOn w:val="DefaultParagraphFont"/>
+    <w:rsid w:val="00F03E1C"/>
   </w:style>
 </w:styles>
 </file>

--- a/Math/math.docx
+++ b/Math/math.docx
@@ -1165,7 +1165,6 @@
         <w:t>Sampling Methods</w:t>
       </w:r>
     </w:p>
-    <w:p/>
     <w:p>
       <w:r>
         <w:t>A sample is a small subset of a larger group (population) that is selected for a study.</w:t>
@@ -1317,7 +1316,6 @@
           <w:sz w:val="28"/>
           <w:szCs w:val="28"/>
         </w:rPr>
-        <w:lastRenderedPageBreak/>
         <w:drawing>
           <wp:anchor distT="0" distB="0" distL="114300" distR="114300" simplePos="0" relativeHeight="251658240" behindDoc="0" locked="0" layoutInCell="1" allowOverlap="1" wp14:anchorId="31562CA1" wp14:editId="13960D41">
             <wp:simplePos x="0" y="0"/>
@@ -1491,6 +1489,7 @@
           <w:sz w:val="28"/>
           <w:szCs w:val="28"/>
         </w:rPr>
+        <w:lastRenderedPageBreak/>
         <w:t xml:space="preserve">Probability </w:t>
       </w:r>
       <w:r>
@@ -1602,11 +1601,6 @@
     </w:p>
     <w:p>
       <w:pPr>
-        <w:ind w:left="360"/>
-      </w:pPr>
-    </w:p>
-    <w:p>
-      <w:pPr>
         <w:pStyle w:val="ListParagraph"/>
         <w:numPr>
           <w:ilvl w:val="0"/>
@@ -1674,7 +1668,6 @@
         <w:ind w:left="720"/>
       </w:pPr>
       <w:r>
-        <w:lastRenderedPageBreak/>
         <w:t>Advantages: Ensures all subgroups are represented</w:t>
       </w:r>
       <w:r>
@@ -1682,7 +1675,6 @@
         <w:t>Disadvantages: Requires knowledge of strata; more complex than SRS</w:t>
       </w:r>
     </w:p>
-    <w:p/>
     <w:p>
       <w:pPr>
         <w:pStyle w:val="ListParagraph"/>
@@ -1767,7 +1759,6 @@
         <w:t>Disadvantages: Can introduce bias if there is a hidden pattern in the population list</w:t>
       </w:r>
     </w:p>
-    <w:p/>
     <w:p>
       <w:pPr>
         <w:pStyle w:val="ListParagraph"/>
@@ -1892,6 +1883,7 @@
           <w:sz w:val="28"/>
           <w:szCs w:val="28"/>
         </w:rPr>
+        <w:lastRenderedPageBreak/>
         <w:t xml:space="preserve">Non-probability </w:t>
       </w:r>
       <w:r>
@@ -2106,7 +2098,6 @@
         </w:numPr>
       </w:pPr>
       <w:r>
-        <w:lastRenderedPageBreak/>
         <w:t xml:space="preserve">Bias risk: People who do not visit that mall are not included, i.e., </w:t>
       </w:r>
       <w:proofErr w:type="gramStart"/>
@@ -2223,10 +2214,7 @@
         <w:spacing w:after="0"/>
       </w:pPr>
       <w:r>
-        <w:t xml:space="preserve">Sample </w:t>
-      </w:r>
-      <w:r>
-        <w:t>proportion for experts:</w:t>
+        <w:t>Sample proportion for experts:</w:t>
       </w:r>
     </w:p>
     <w:p>
@@ -2498,6 +2486,7 @@
         <w:ind w:left="360"/>
       </w:pPr>
       <w:r>
+        <w:lastRenderedPageBreak/>
         <w:t>Example:</w:t>
       </w:r>
     </w:p>
@@ -2590,7 +2579,6 @@
           <w:b/>
           <w:bCs/>
         </w:rPr>
-        <w:lastRenderedPageBreak/>
         <w:t>Types of Data in Statistics</w:t>
       </w:r>
     </w:p>
@@ -2904,6 +2892,7 @@
           <w:b/>
           <w:bCs/>
         </w:rPr>
+        <w:lastRenderedPageBreak/>
         <w:t>a) Discrete Data:</w:t>
       </w:r>
     </w:p>
@@ -3013,7 +3002,6 @@
         <w:ind w:left="2520"/>
       </w:pPr>
       <w:r>
-        <w:lastRenderedPageBreak/>
         <w:t>Number of cars in a parking lot: 0, 1, 2…</w:t>
       </w:r>
     </w:p>
@@ -3369,6 +3357,7 @@
           <w:sz w:val="28"/>
           <w:szCs w:val="28"/>
         </w:rPr>
+        <w:lastRenderedPageBreak/>
         <w:t>4. Based on Arrangement</w:t>
       </w:r>
     </w:p>
@@ -3450,6 +3439,7 @@
     <w:p>
       <w:pPr>
         <w:pStyle w:val="Heading2"/>
+        <w:spacing w:after="240"/>
       </w:pPr>
       <w:r>
         <w:t xml:space="preserve">Levels of </w:t>
@@ -3508,6 +3498,27 @@
     </w:p>
     <w:p>
       <w:pPr>
+        <w:ind w:left="360"/>
+      </w:pPr>
+      <w:r>
+        <w:t>There’s no numerical or quantitative value in this measurement and qualities aren't ranked. Nominal-level measurements are instead simply labels or categories assigned to other variables. It’s easiest to think of nominal-level measurements as non-numerical facts about a variable.</w:t>
+      </w:r>
+    </w:p>
+    <w:p>
+      <w:pPr>
+        <w:ind w:left="360"/>
+      </w:pPr>
+      <w:r>
+        <w:t>Example: The name of the U.S. president elected in 2020 was Joseph Robinette Biden Jr.</w:t>
+      </w:r>
+    </w:p>
+    <w:p>
+      <w:pPr>
+        <w:ind w:left="360"/>
+      </w:pPr>
+    </w:p>
+    <w:p>
+      <w:pPr>
         <w:pStyle w:val="ListParagraph"/>
         <w:ind w:left="360"/>
         <w:rPr>
@@ -3544,6 +3555,32 @@
     </w:p>
     <w:p>
       <w:pPr>
+        <w:ind w:left="360"/>
+      </w:pPr>
+      <w:r>
+        <w:t>Outcomes can be arranged in an order using this measurement but all data values have the same value or weight. They’re numerical but ordinal-level measurements can’t be subtracted against each other in statistics because only the position of the data point matters. Ordinal levels are often incorporated into nonparametric statistics and compared against the total variable group.</w:t>
+      </w:r>
+    </w:p>
+    <w:p>
+      <w:pPr>
+        <w:ind w:left="360"/>
+      </w:pPr>
+      <w:r>
+        <w:t>Example: American Fred Kerley was the second-fastest man at the 2020 Tokyo Olympics based on 100-meter sprint times.</w:t>
+      </w:r>
+    </w:p>
+    <w:p>
+      <w:pPr>
+        <w:ind w:left="360"/>
+      </w:pPr>
+    </w:p>
+    <w:p>
+      <w:pPr>
+        <w:ind w:left="360"/>
+      </w:pPr>
+    </w:p>
+    <w:p>
+      <w:pPr>
         <w:pStyle w:val="ListParagraph"/>
         <w:numPr>
           <w:ilvl w:val="0"/>
@@ -3567,12 +3604,38 @@
       </w:r>
     </w:p>
     <w:p>
-      <w:pPr>
-        <w:pStyle w:val="ListParagraph"/>
-        <w:numPr>
-          <w:ilvl w:val="0"/>
-          <w:numId w:val="59"/>
-        </w:numPr>
+      <w:r>
+        <w:t xml:space="preserve">Outcomes can be arranged in order in this measurement but differences between data values may now have meaning. Two data points are often used to compare the passing of time or changing conditions </w:t>
+      </w:r>
+      <w:r>
+        <w:lastRenderedPageBreak/>
+        <w:t>within a data set. There's often no “starting point” for the range of data values. Calendar dates or temperatures may not have a meaningful intrinsic zero value.</w:t>
+      </w:r>
+    </w:p>
+    <w:p>
+      <w:r>
+        <w:t>Example: </w:t>
+      </w:r>
+      <w:r>
+        <w:t>Inflation</w:t>
+      </w:r>
+      <w:r>
+        <w:t> hit 8.6% in May 2022. The last time inflation was this high was in December 1981.3</w:t>
+      </w:r>
+    </w:p>
+    <w:p>
+      <w:r>
+        <w:t>U.S. Bureau of Labor Statistics. “</w:t>
+      </w:r>
+      <w:r>
+        <w:t>Consumer Price Index</w:t>
+      </w:r>
+      <w:r>
+        <w:t>.”</w:t>
+      </w:r>
+    </w:p>
+    <w:p>
+      <w:pPr>
         <w:rPr>
           <w:b/>
           <w:bCs/>
@@ -3580,111 +3643,20 @@
           <w:szCs w:val="28"/>
         </w:rPr>
       </w:pPr>
-      <w:r>
+    </w:p>
+    <w:p>
+      <w:pPr>
+        <w:pStyle w:val="ListParagraph"/>
+        <w:numPr>
+          <w:ilvl w:val="0"/>
+          <w:numId w:val="59"/>
+        </w:numPr>
         <w:rPr>
           <w:b/>
           <w:bCs/>
           <w:sz w:val="28"/>
           <w:szCs w:val="28"/>
         </w:rPr>
-        <w:t>Ratio Level</w:t>
-      </w:r>
-    </w:p>
-    <w:p/>
-    <w:p/>
-    <w:p>
-      <w:pPr>
-        <w:pStyle w:val="Heading2"/>
-        <w:spacing w:before="0" w:after="240"/>
-      </w:pPr>
-      <w:r>
-        <w:t>Branches of Statistics</w:t>
-      </w:r>
-    </w:p>
-    <w:p/>
-    <w:p>
-      <w:r>
-        <w:t>Depending on how data can be used, statistics is sometimes divided in to two main areas or branches.</w:t>
-      </w:r>
-    </w:p>
-    <w:p>
-      <w:pPr>
-        <w:pStyle w:val="ListParagraph"/>
-        <w:numPr>
-          <w:ilvl w:val="0"/>
-          <w:numId w:val="22"/>
-        </w:numPr>
-      </w:pPr>
-      <w:r>
-        <w:t>Descriptive statistics.</w:t>
-      </w:r>
-    </w:p>
-    <w:p>
-      <w:pPr>
-        <w:pStyle w:val="ListParagraph"/>
-        <w:numPr>
-          <w:ilvl w:val="0"/>
-          <w:numId w:val="22"/>
-        </w:numPr>
-      </w:pPr>
-      <w:r>
-        <w:t>Inferential Statistics.</w:t>
-      </w:r>
-    </w:p>
-    <w:p/>
-    <w:p>
-      <w:pPr>
-        <w:pStyle w:val="Heading1"/>
-      </w:pPr>
-      <w:r>
-        <w:t>Descriptive Statistics</w:t>
-      </w:r>
-      <w:r>
-        <w:t>:</w:t>
-      </w:r>
-      <w:r>
-        <w:tab/>
-      </w:r>
-    </w:p>
-    <w:p>
-      <w:r>
-        <w:t xml:space="preserve">Descriptive statistics is the branch of statistics that summarizes and describes data using numbers, </w:t>
-      </w:r>
-      <w:r>
-        <w:t>tables, or graphs.</w:t>
-      </w:r>
-      <w:r>
-        <w:t xml:space="preserve"> </w:t>
-      </w:r>
-      <w:r>
-        <w:t>Descriptive statistics focus mostly on the central tendency, variability, and distribution of sample data</w:t>
-      </w:r>
-      <w:r>
-        <w:t>.</w:t>
-      </w:r>
-      <w:r>
-        <w:t xml:space="preserve"> It helps to understand patterns and features of a dataset at a </w:t>
-      </w:r>
-      <w:r>
-        <w:t>glance.</w:t>
-      </w:r>
-    </w:p>
-    <w:p>
-      <w:r>
-        <w:t>Descriptive</w:t>
-      </w:r>
-      <w:r>
-        <w:t xml:space="preserve"> statistics can be divided into two main categories:</w:t>
-      </w:r>
-    </w:p>
-    <w:p>
-      <w:pPr>
-        <w:pStyle w:val="ListParagraph"/>
-        <w:numPr>
-          <w:ilvl w:val="0"/>
-          <w:numId w:val="14"/>
-        </w:numPr>
-        <w:ind w:left="360"/>
       </w:pPr>
       <w:r>
         <w:rPr>
@@ -3693,8 +3665,1495 @@
           <w:sz w:val="28"/>
           <w:szCs w:val="28"/>
         </w:rPr>
-        <w:t xml:space="preserve">Measures of Central </w:t>
-      </w:r>
+        <w:t>Ratio Level</w:t>
+      </w:r>
+    </w:p>
+    <w:p>
+      <w:r>
+        <w:t>Outcomes can be arranged in order with this measurement and differences between data values now have meaning. There’s a starting point or “zero value” that can be used to further provide value to a statistical value, however. The ratio between data values has meaning including its distance away from zero.</w:t>
+      </w:r>
+    </w:p>
+    <w:p>
+      <w:r>
+        <w:t>Example: The lowest meteorological temperature recorded was -128.6 degrees Fahrenheit in Antarctica in 1983.</w:t>
+      </w:r>
+    </w:p>
+    <w:p>
+      <w:pPr>
+        <w:pStyle w:val="Heading2"/>
+      </w:pPr>
+      <w:r>
+        <w:t>METHODS OF DATA COLLECTION</w:t>
+      </w:r>
+    </w:p>
+    <w:p/>
+    <w:p>
+      <w:pPr>
+        <w:pStyle w:val="ListParagraph"/>
+        <w:numPr>
+          <w:ilvl w:val="0"/>
+          <w:numId w:val="60"/>
+        </w:numPr>
+        <w:spacing w:after="0"/>
+      </w:pPr>
+      <w:r>
+        <w:t>Primary Data</w:t>
+      </w:r>
+      <w:r>
+        <w:t>:</w:t>
+      </w:r>
+    </w:p>
+    <w:p>
+      <w:pPr>
+        <w:ind w:left="720"/>
+      </w:pPr>
+      <w:r>
+        <w:t>collect by the investigator or the user directly from the source.</w:t>
+      </w:r>
+    </w:p>
+    <w:p>
+      <w:pPr>
+        <w:spacing w:after="0"/>
+        <w:ind w:firstLine="720"/>
+      </w:pPr>
+      <w:r>
+        <w:t>Methods include:</w:t>
+      </w:r>
+    </w:p>
+    <w:p>
+      <w:pPr>
+        <w:pStyle w:val="ListParagraph"/>
+        <w:numPr>
+          <w:ilvl w:val="0"/>
+          <w:numId w:val="61"/>
+        </w:numPr>
+      </w:pPr>
+      <w:r>
+        <w:t xml:space="preserve">Interviews, </w:t>
+      </w:r>
+    </w:p>
+    <w:p>
+      <w:pPr>
+        <w:pStyle w:val="ListParagraph"/>
+        <w:numPr>
+          <w:ilvl w:val="0"/>
+          <w:numId w:val="61"/>
+        </w:numPr>
+      </w:pPr>
+      <w:r>
+        <w:t>surveys,</w:t>
+      </w:r>
+    </w:p>
+    <w:p>
+      <w:pPr>
+        <w:pStyle w:val="ListParagraph"/>
+        <w:numPr>
+          <w:ilvl w:val="0"/>
+          <w:numId w:val="61"/>
+        </w:numPr>
+      </w:pPr>
+      <w:r>
+        <w:t xml:space="preserve">experiments, </w:t>
+      </w:r>
+    </w:p>
+    <w:p>
+      <w:pPr>
+        <w:pStyle w:val="ListParagraph"/>
+        <w:numPr>
+          <w:ilvl w:val="0"/>
+          <w:numId w:val="61"/>
+        </w:numPr>
+      </w:pPr>
+      <w:r>
+        <w:t xml:space="preserve">focus groups, </w:t>
+      </w:r>
+    </w:p>
+    <w:p>
+      <w:pPr>
+        <w:pStyle w:val="ListParagraph"/>
+        <w:numPr>
+          <w:ilvl w:val="0"/>
+          <w:numId w:val="61"/>
+        </w:numPr>
+        <w:spacing w:after="0"/>
+      </w:pPr>
+      <w:r>
+        <w:t>observations</w:t>
+      </w:r>
+    </w:p>
+    <w:p>
+      <w:pPr>
+        <w:pStyle w:val="ListParagraph"/>
+        <w:spacing w:after="0"/>
+        <w:ind w:left="1800"/>
+      </w:pPr>
+    </w:p>
+    <w:p>
+      <w:pPr>
+        <w:pStyle w:val="ListParagraph"/>
+        <w:numPr>
+          <w:ilvl w:val="0"/>
+          <w:numId w:val="60"/>
+        </w:numPr>
+        <w:spacing w:after="0"/>
+      </w:pPr>
+      <w:r>
+        <w:t>Secondary Data</w:t>
+      </w:r>
+      <w:r>
+        <w:t>:</w:t>
+      </w:r>
+    </w:p>
+    <w:p>
+      <w:pPr>
+        <w:ind w:left="720"/>
+      </w:pPr>
+      <w:r>
+        <w:t>Data gathered or compiled from published and unpublished</w:t>
+      </w:r>
+    </w:p>
+    <w:p>
+      <w:pPr>
+        <w:spacing w:after="0"/>
+        <w:ind w:left="720"/>
+      </w:pPr>
+      <w:r>
+        <w:t>Sources:</w:t>
+      </w:r>
+    </w:p>
+    <w:p>
+      <w:pPr>
+        <w:pStyle w:val="ListParagraph"/>
+        <w:numPr>
+          <w:ilvl w:val="0"/>
+          <w:numId w:val="62"/>
+        </w:numPr>
+      </w:pPr>
+      <w:r>
+        <w:t xml:space="preserve">Books, </w:t>
+      </w:r>
+    </w:p>
+    <w:p>
+      <w:pPr>
+        <w:pStyle w:val="ListParagraph"/>
+        <w:numPr>
+          <w:ilvl w:val="0"/>
+          <w:numId w:val="62"/>
+        </w:numPr>
+      </w:pPr>
+      <w:r>
+        <w:t xml:space="preserve">reports, </w:t>
+      </w:r>
+    </w:p>
+    <w:p>
+      <w:pPr>
+        <w:pStyle w:val="ListParagraph"/>
+        <w:numPr>
+          <w:ilvl w:val="0"/>
+          <w:numId w:val="62"/>
+        </w:numPr>
+      </w:pPr>
+      <w:r>
+        <w:t xml:space="preserve">journals, </w:t>
+      </w:r>
+    </w:p>
+    <w:p>
+      <w:pPr>
+        <w:pStyle w:val="ListParagraph"/>
+        <w:numPr>
+          <w:ilvl w:val="0"/>
+          <w:numId w:val="62"/>
+        </w:numPr>
+      </w:pPr>
+      <w:r>
+        <w:t xml:space="preserve">government </w:t>
+      </w:r>
+    </w:p>
+    <w:p>
+      <w:pPr>
+        <w:pStyle w:val="ListParagraph"/>
+        <w:numPr>
+          <w:ilvl w:val="0"/>
+          <w:numId w:val="62"/>
+        </w:numPr>
+      </w:pPr>
+      <w:r>
+        <w:t xml:space="preserve">documents, </w:t>
+      </w:r>
+    </w:p>
+    <w:p>
+      <w:pPr>
+        <w:pStyle w:val="ListParagraph"/>
+        <w:numPr>
+          <w:ilvl w:val="0"/>
+          <w:numId w:val="62"/>
+        </w:numPr>
+      </w:pPr>
+      <w:r>
+        <w:t>online databases.</w:t>
+      </w:r>
+    </w:p>
+    <w:p/>
+    <w:p/>
+    <w:p/>
+    <w:p/>
+    <w:p/>
+    <w:p/>
+    <w:p>
+      <w:pPr>
+        <w:pStyle w:val="Heading2"/>
+        <w:tabs>
+          <w:tab w:val="center" w:pos="4680"/>
+          <w:tab w:val="left" w:pos="7049"/>
+        </w:tabs>
+        <w:jc w:val="left"/>
+      </w:pPr>
+      <w:r>
+        <w:tab/>
+      </w:r>
+      <w:r>
+        <w:t>METHODS OF DATA PRESNTATION</w:t>
+      </w:r>
+      <w:r>
+        <w:tab/>
+      </w:r>
+    </w:p>
+    <w:p/>
+    <w:p>
+      <w:r>
+        <w:t xml:space="preserve">The presentation of data is broadly classified in to the following two categories: </w:t>
+      </w:r>
+    </w:p>
+    <w:p>
+      <w:pPr>
+        <w:pStyle w:val="ListParagraph"/>
+        <w:numPr>
+          <w:ilvl w:val="0"/>
+          <w:numId w:val="63"/>
+        </w:numPr>
+        <w:rPr>
+          <w:b/>
+          <w:bCs/>
+          <w:sz w:val="24"/>
+          <w:szCs w:val="24"/>
+        </w:rPr>
+      </w:pPr>
+      <w:r>
+        <w:rPr>
+          <w:b/>
+          <w:bCs/>
+          <w:sz w:val="24"/>
+          <w:szCs w:val="24"/>
+        </w:rPr>
+        <w:t>Textual Presentation</w:t>
+      </w:r>
+      <w:r>
+        <w:rPr>
+          <w:b/>
+          <w:bCs/>
+          <w:sz w:val="24"/>
+          <w:szCs w:val="24"/>
+        </w:rPr>
+        <w:t>:</w:t>
+      </w:r>
+      <w:r>
+        <w:rPr>
+          <w:b/>
+          <w:bCs/>
+          <w:sz w:val="24"/>
+          <w:szCs w:val="24"/>
+        </w:rPr>
+        <w:br/>
+      </w:r>
+    </w:p>
+    <w:p>
+      <w:pPr>
+        <w:pStyle w:val="ListParagraph"/>
+        <w:numPr>
+          <w:ilvl w:val="0"/>
+          <w:numId w:val="63"/>
+        </w:numPr>
+        <w:rPr>
+          <w:b/>
+          <w:bCs/>
+          <w:sz w:val="24"/>
+          <w:szCs w:val="24"/>
+        </w:rPr>
+      </w:pPr>
+      <w:r>
+        <w:rPr>
+          <w:b/>
+          <w:bCs/>
+          <w:sz w:val="24"/>
+          <w:szCs w:val="24"/>
+        </w:rPr>
+        <w:t>Tabular Presentation</w:t>
+      </w:r>
+      <w:r>
+        <w:rPr>
+          <w:b/>
+          <w:bCs/>
+          <w:sz w:val="24"/>
+          <w:szCs w:val="24"/>
+        </w:rPr>
+        <w:t>:</w:t>
+      </w:r>
+    </w:p>
+    <w:p>
+      <w:pPr>
+        <w:rPr>
+          <w:b/>
+          <w:bCs/>
+          <w:sz w:val="24"/>
+          <w:szCs w:val="24"/>
+        </w:rPr>
+      </w:pPr>
+    </w:p>
+    <w:p>
+      <w:pPr>
+        <w:pStyle w:val="ListParagraph"/>
+        <w:numPr>
+          <w:ilvl w:val="0"/>
+          <w:numId w:val="63"/>
+        </w:numPr>
+        <w:rPr>
+          <w:b/>
+          <w:bCs/>
+          <w:sz w:val="24"/>
+          <w:szCs w:val="24"/>
+        </w:rPr>
+      </w:pPr>
+      <w:r>
+        <w:rPr>
+          <w:b/>
+          <w:bCs/>
+          <w:sz w:val="24"/>
+          <w:szCs w:val="24"/>
+        </w:rPr>
+        <w:t>Graphical Presentation</w:t>
+      </w:r>
+    </w:p>
+    <w:p>
+      <w:pPr>
+        <w:pStyle w:val="ListParagraph"/>
+        <w:numPr>
+          <w:ilvl w:val="0"/>
+          <w:numId w:val="64"/>
+        </w:numPr>
+        <w:rPr>
+          <w:b/>
+          <w:bCs/>
+          <w:sz w:val="24"/>
+          <w:szCs w:val="24"/>
+        </w:rPr>
+      </w:pPr>
+      <w:r>
+        <w:rPr>
+          <w:b/>
+          <w:bCs/>
+          <w:sz w:val="24"/>
+          <w:szCs w:val="24"/>
+        </w:rPr>
+        <w:t>Bar graph</w:t>
+      </w:r>
+      <w:r>
+        <w:rPr>
+          <w:b/>
+          <w:bCs/>
+          <w:sz w:val="24"/>
+          <w:szCs w:val="24"/>
+        </w:rPr>
+        <w:t>:</w:t>
+      </w:r>
+    </w:p>
+    <w:p>
+      <w:pPr>
+        <w:ind w:left="360"/>
+      </w:pPr>
+      <w:r>
+        <w:t>A group of data represented with rectangular bars with lengths proportional to the values is a </w:t>
+      </w:r>
+      <w:r>
+        <w:t xml:space="preserve">bar </w:t>
+      </w:r>
+      <w:r>
+        <w:t>graph</w:t>
+      </w:r>
+      <w:r>
+        <w:t>. The</w:t>
+      </w:r>
+      <w:r>
+        <w:t xml:space="preserve"> bars can either be vertically or horizontally plotted.</w:t>
+      </w:r>
+    </w:p>
+    <w:p>
+      <w:pPr>
+        <w:ind w:left="360"/>
+      </w:pPr>
+    </w:p>
+    <w:p>
+      <w:pPr>
+        <w:ind w:left="360"/>
+      </w:pPr>
+      <w:r>
+        <w:rPr>
+          <w:noProof/>
+        </w:rPr>
+        <w:drawing>
+          <wp:anchor distT="0" distB="0" distL="114300" distR="114300" simplePos="0" relativeHeight="251659264" behindDoc="0" locked="0" layoutInCell="1" allowOverlap="1" wp14:anchorId="0A02CCF0" wp14:editId="6B60DD43">
+            <wp:simplePos x="0" y="0"/>
+            <wp:positionH relativeFrom="margin">
+              <wp:align>center</wp:align>
+            </wp:positionH>
+            <wp:positionV relativeFrom="paragraph">
+              <wp:posOffset>5080</wp:posOffset>
+            </wp:positionV>
+            <wp:extent cx="3095625" cy="2254250"/>
+            <wp:effectExtent l="0" t="0" r="0" b="0"/>
+            <wp:wrapSquare wrapText="bothSides"/>
+            <wp:docPr id="1" name="Picture 1" descr="bar graph "/>
+            <wp:cNvGraphicFramePr>
+              <a:graphicFrameLocks xmlns:a="http://schemas.openxmlformats.org/drawingml/2006/main" noChangeAspect="1"/>
+            </wp:cNvGraphicFramePr>
+            <a:graphic xmlns:a="http://schemas.openxmlformats.org/drawingml/2006/main">
+              <a:graphicData uri="http://schemas.openxmlformats.org/drawingml/2006/picture">
+                <pic:pic xmlns:pic="http://schemas.openxmlformats.org/drawingml/2006/picture">
+                  <pic:nvPicPr>
+                    <pic:cNvPr id="0" name="Picture 1" descr="bar graph "/>
+                    <pic:cNvPicPr>
+                      <a:picLocks noChangeAspect="1" noChangeArrowheads="1"/>
+                    </pic:cNvPicPr>
+                  </pic:nvPicPr>
+                  <pic:blipFill rotWithShape="1">
+                    <a:blip r:embed="rId6" cstate="print">
+                      <a:extLst>
+                        <a:ext uri="{28A0092B-C50C-407E-A947-70E740481C1C}">
+                          <a14:useLocalDpi xmlns:a14="http://schemas.microsoft.com/office/drawing/2010/main" val="0"/>
+                        </a:ext>
+                      </a:extLst>
+                    </a:blip>
+                    <a:srcRect t="14648" r="2689"/>
+                    <a:stretch/>
+                  </pic:blipFill>
+                  <pic:spPr bwMode="auto">
+                    <a:xfrm>
+                      <a:off x="0" y="0"/>
+                      <a:ext cx="3095625" cy="2254250"/>
+                    </a:xfrm>
+                    <a:prstGeom prst="rect">
+                      <a:avLst/>
+                    </a:prstGeom>
+                    <a:noFill/>
+                    <a:ln>
+                      <a:noFill/>
+                    </a:ln>
+                    <a:extLst>
+                      <a:ext uri="{53640926-AAD7-44D8-BBD7-CCE9431645EC}">
+                        <a14:shadowObscured xmlns:a14="http://schemas.microsoft.com/office/drawing/2010/main"/>
+                      </a:ext>
+                    </a:extLst>
+                  </pic:spPr>
+                </pic:pic>
+              </a:graphicData>
+            </a:graphic>
+            <wp14:sizeRelH relativeFrom="margin">
+              <wp14:pctWidth>0</wp14:pctWidth>
+            </wp14:sizeRelH>
+            <wp14:sizeRelV relativeFrom="margin">
+              <wp14:pctHeight>0</wp14:pctHeight>
+            </wp14:sizeRelV>
+          </wp:anchor>
+        </w:drawing>
+      </w:r>
+    </w:p>
+    <w:p>
+      <w:pPr>
+        <w:ind w:left="360"/>
+        <w:rPr>
+          <w:noProof/>
+        </w:rPr>
+      </w:pPr>
+    </w:p>
+    <w:p>
+      <w:pPr>
+        <w:ind w:left="360"/>
+      </w:pPr>
+    </w:p>
+    <w:p>
+      <w:pPr>
+        <w:ind w:left="360"/>
+      </w:pPr>
+    </w:p>
+    <w:p>
+      <w:pPr>
+        <w:ind w:left="360"/>
+      </w:pPr>
+    </w:p>
+    <w:p>
+      <w:pPr>
+        <w:ind w:left="360"/>
+      </w:pPr>
+    </w:p>
+    <w:p>
+      <w:pPr>
+        <w:ind w:left="360"/>
+      </w:pPr>
+    </w:p>
+    <w:p>
+      <w:pPr>
+        <w:ind w:left="360"/>
+      </w:pPr>
+    </w:p>
+    <w:p>
+      <w:pPr>
+        <w:ind w:left="360"/>
+      </w:pPr>
+    </w:p>
+    <w:p>
+      <w:pPr>
+        <w:ind w:left="360"/>
+      </w:pPr>
+    </w:p>
+    <w:p>
+      <w:pPr>
+        <w:ind w:left="360"/>
+      </w:pPr>
+    </w:p>
+    <w:p>
+      <w:pPr>
+        <w:ind w:left="360"/>
+      </w:pPr>
+    </w:p>
+    <w:p>
+      <w:pPr>
+        <w:ind w:left="360"/>
+      </w:pPr>
+    </w:p>
+    <w:p>
+      <w:pPr>
+        <w:ind w:left="360"/>
+        <w:rPr>
+          <w:b/>
+          <w:bCs/>
+          <w:sz w:val="24"/>
+          <w:szCs w:val="24"/>
+        </w:rPr>
+      </w:pPr>
+    </w:p>
+    <w:p>
+      <w:pPr>
+        <w:pStyle w:val="ListParagraph"/>
+        <w:numPr>
+          <w:ilvl w:val="0"/>
+          <w:numId w:val="64"/>
+        </w:numPr>
+        <w:rPr>
+          <w:b/>
+          <w:bCs/>
+          <w:sz w:val="24"/>
+          <w:szCs w:val="24"/>
+        </w:rPr>
+      </w:pPr>
+      <w:r>
+        <w:rPr>
+          <w:b/>
+          <w:bCs/>
+          <w:sz w:val="24"/>
+          <w:szCs w:val="24"/>
+        </w:rPr>
+        <w:t>Histogram</w:t>
+      </w:r>
+      <w:r>
+        <w:rPr>
+          <w:b/>
+          <w:bCs/>
+          <w:sz w:val="24"/>
+          <w:szCs w:val="24"/>
+        </w:rPr>
+        <w:t>:</w:t>
+      </w:r>
+    </w:p>
+    <w:p>
+      <w:r>
+        <w:lastRenderedPageBreak/>
+        <w:t>The histogram is a type of graph where the diagram consists of rectangles, the area is proportional to the frequency of a variable and the width is equal to the class interval. Here is an example of a histogram.</w:t>
+      </w:r>
+    </w:p>
+    <w:p/>
+    <w:p>
+      <w:pPr>
+        <w:pStyle w:val="ListParagraph"/>
+        <w:rPr>
+          <w:noProof/>
+        </w:rPr>
+      </w:pPr>
+      <w:r>
+        <w:rPr>
+          <w:noProof/>
+        </w:rPr>
+        <w:drawing>
+          <wp:anchor distT="0" distB="0" distL="114300" distR="114300" simplePos="0" relativeHeight="251660288" behindDoc="0" locked="0" layoutInCell="1" allowOverlap="1" wp14:anchorId="7950D70B" wp14:editId="02641AB1">
+            <wp:simplePos x="0" y="0"/>
+            <wp:positionH relativeFrom="column">
+              <wp:posOffset>1457325</wp:posOffset>
+            </wp:positionH>
+            <wp:positionV relativeFrom="paragraph">
+              <wp:posOffset>19050</wp:posOffset>
+            </wp:positionV>
+            <wp:extent cx="3324225" cy="2077720"/>
+            <wp:effectExtent l="0" t="0" r="0" b="0"/>
+            <wp:wrapSquare wrapText="bothSides"/>
+            <wp:docPr id="4" name="Picture 4" descr="histogram"/>
+            <wp:cNvGraphicFramePr>
+              <a:graphicFrameLocks xmlns:a="http://schemas.openxmlformats.org/drawingml/2006/main" noChangeAspect="1"/>
+            </wp:cNvGraphicFramePr>
+            <a:graphic xmlns:a="http://schemas.openxmlformats.org/drawingml/2006/main">
+              <a:graphicData uri="http://schemas.openxmlformats.org/drawingml/2006/picture">
+                <pic:pic xmlns:pic="http://schemas.openxmlformats.org/drawingml/2006/picture">
+                  <pic:nvPicPr>
+                    <pic:cNvPr id="0" name="Picture 3" descr="histogram"/>
+                    <pic:cNvPicPr>
+                      <a:picLocks noChangeAspect="1" noChangeArrowheads="1"/>
+                    </pic:cNvPicPr>
+                  </pic:nvPicPr>
+                  <pic:blipFill rotWithShape="1">
+                    <a:blip r:embed="rId7" cstate="print">
+                      <a:extLst>
+                        <a:ext uri="{28A0092B-C50C-407E-A947-70E740481C1C}">
+                          <a14:useLocalDpi xmlns:a14="http://schemas.microsoft.com/office/drawing/2010/main" val="0"/>
+                        </a:ext>
+                      </a:extLst>
+                    </a:blip>
+                    <a:srcRect t="21103" r="2244"/>
+                    <a:stretch/>
+                  </pic:blipFill>
+                  <pic:spPr bwMode="auto">
+                    <a:xfrm>
+                      <a:off x="0" y="0"/>
+                      <a:ext cx="3324225" cy="2077720"/>
+                    </a:xfrm>
+                    <a:prstGeom prst="rect">
+                      <a:avLst/>
+                    </a:prstGeom>
+                    <a:noFill/>
+                    <a:ln>
+                      <a:noFill/>
+                    </a:ln>
+                    <a:extLst>
+                      <a:ext uri="{53640926-AAD7-44D8-BBD7-CCE9431645EC}">
+                        <a14:shadowObscured xmlns:a14="http://schemas.microsoft.com/office/drawing/2010/main"/>
+                      </a:ext>
+                    </a:extLst>
+                  </pic:spPr>
+                </pic:pic>
+              </a:graphicData>
+            </a:graphic>
+            <wp14:sizeRelH relativeFrom="margin">
+              <wp14:pctWidth>0</wp14:pctWidth>
+            </wp14:sizeRelH>
+            <wp14:sizeRelV relativeFrom="margin">
+              <wp14:pctHeight>0</wp14:pctHeight>
+            </wp14:sizeRelV>
+          </wp:anchor>
+        </w:drawing>
+      </w:r>
+    </w:p>
+    <w:p>
+      <w:pPr>
+        <w:pStyle w:val="ListParagraph"/>
+        <w:rPr>
+          <w:rFonts w:ascii="Arial" w:hAnsi="Arial" w:cs="Arial"/>
+          <w:color w:val="333333"/>
+          <w:shd w:val="clear" w:color="auto" w:fill="FFF7DB"/>
+        </w:rPr>
+      </w:pPr>
+    </w:p>
+    <w:p>
+      <w:pPr>
+        <w:pStyle w:val="ListParagraph"/>
+        <w:rPr>
+          <w:rFonts w:ascii="Arial" w:hAnsi="Arial" w:cs="Arial"/>
+          <w:color w:val="333333"/>
+          <w:shd w:val="clear" w:color="auto" w:fill="FFF7DB"/>
+        </w:rPr>
+      </w:pPr>
+    </w:p>
+    <w:p>
+      <w:pPr>
+        <w:pStyle w:val="ListParagraph"/>
+        <w:rPr>
+          <w:rFonts w:ascii="Arial" w:hAnsi="Arial" w:cs="Arial"/>
+          <w:color w:val="333333"/>
+          <w:shd w:val="clear" w:color="auto" w:fill="FFF7DB"/>
+        </w:rPr>
+      </w:pPr>
+    </w:p>
+    <w:p>
+      <w:pPr>
+        <w:pStyle w:val="ListParagraph"/>
+        <w:rPr>
+          <w:rFonts w:ascii="Arial" w:hAnsi="Arial" w:cs="Arial"/>
+          <w:color w:val="333333"/>
+          <w:shd w:val="clear" w:color="auto" w:fill="FFF7DB"/>
+        </w:rPr>
+      </w:pPr>
+    </w:p>
+    <w:p>
+      <w:pPr>
+        <w:pStyle w:val="ListParagraph"/>
+        <w:rPr>
+          <w:rFonts w:ascii="Arial" w:hAnsi="Arial" w:cs="Arial"/>
+          <w:color w:val="333333"/>
+          <w:shd w:val="clear" w:color="auto" w:fill="FFF7DB"/>
+        </w:rPr>
+      </w:pPr>
+    </w:p>
+    <w:p>
+      <w:pPr>
+        <w:pStyle w:val="ListParagraph"/>
+        <w:rPr>
+          <w:rFonts w:ascii="Arial" w:hAnsi="Arial" w:cs="Arial"/>
+          <w:color w:val="333333"/>
+          <w:shd w:val="clear" w:color="auto" w:fill="FFF7DB"/>
+        </w:rPr>
+      </w:pPr>
+    </w:p>
+    <w:p>
+      <w:pPr>
+        <w:pStyle w:val="ListParagraph"/>
+        <w:rPr>
+          <w:rFonts w:ascii="Arial" w:hAnsi="Arial" w:cs="Arial"/>
+          <w:color w:val="333333"/>
+          <w:shd w:val="clear" w:color="auto" w:fill="FFF7DB"/>
+        </w:rPr>
+      </w:pPr>
+    </w:p>
+    <w:p>
+      <w:pPr>
+        <w:pStyle w:val="ListParagraph"/>
+        <w:rPr>
+          <w:rFonts w:ascii="Arial" w:hAnsi="Arial" w:cs="Arial"/>
+          <w:color w:val="333333"/>
+          <w:shd w:val="clear" w:color="auto" w:fill="FFF7DB"/>
+        </w:rPr>
+      </w:pPr>
+    </w:p>
+    <w:p>
+      <w:pPr>
+        <w:pStyle w:val="ListParagraph"/>
+        <w:rPr>
+          <w:rFonts w:ascii="Arial" w:hAnsi="Arial" w:cs="Arial"/>
+          <w:color w:val="333333"/>
+          <w:shd w:val="clear" w:color="auto" w:fill="FFF7DB"/>
+        </w:rPr>
+      </w:pPr>
+    </w:p>
+    <w:p>
+      <w:pPr>
+        <w:pStyle w:val="ListParagraph"/>
+        <w:rPr>
+          <w:rFonts w:ascii="Arial" w:hAnsi="Arial" w:cs="Arial"/>
+          <w:color w:val="333333"/>
+          <w:shd w:val="clear" w:color="auto" w:fill="FFF7DB"/>
+        </w:rPr>
+      </w:pPr>
+    </w:p>
+    <w:p>
+      <w:pPr>
+        <w:pStyle w:val="ListParagraph"/>
+        <w:rPr>
+          <w:rFonts w:ascii="Arial" w:hAnsi="Arial" w:cs="Arial"/>
+          <w:color w:val="333333"/>
+          <w:shd w:val="clear" w:color="auto" w:fill="FFF7DB"/>
+        </w:rPr>
+      </w:pPr>
+    </w:p>
+    <w:p>
+      <w:pPr>
+        <w:pStyle w:val="ListParagraph"/>
+        <w:rPr>
+          <w:rFonts w:ascii="Arial" w:hAnsi="Arial" w:cs="Arial"/>
+          <w:color w:val="333333"/>
+          <w:shd w:val="clear" w:color="auto" w:fill="FFF7DB"/>
+        </w:rPr>
+      </w:pPr>
+    </w:p>
+    <w:p>
+      <w:pPr>
+        <w:pStyle w:val="ListParagraph"/>
+        <w:rPr>
+          <w:rFonts w:ascii="Arial" w:hAnsi="Arial" w:cs="Arial"/>
+          <w:color w:val="333333"/>
+          <w:shd w:val="clear" w:color="auto" w:fill="FFF7DB"/>
+        </w:rPr>
+      </w:pPr>
+    </w:p>
+    <w:p>
+      <w:pPr>
+        <w:rPr>
+          <w:rFonts w:ascii="Arial" w:hAnsi="Arial" w:cs="Arial"/>
+          <w:color w:val="333333"/>
+          <w:shd w:val="clear" w:color="auto" w:fill="FFF7DB"/>
+        </w:rPr>
+      </w:pPr>
+    </w:p>
+    <w:p>
+      <w:pPr>
+        <w:pStyle w:val="ListParagraph"/>
+        <w:rPr>
+          <w:rFonts w:ascii="Arial" w:hAnsi="Arial" w:cs="Arial"/>
+          <w:color w:val="333333"/>
+          <w:shd w:val="clear" w:color="auto" w:fill="FFF7DB"/>
+        </w:rPr>
+      </w:pPr>
+    </w:p>
+    <w:p>
+      <w:pPr>
+        <w:pStyle w:val="ListParagraph"/>
+        <w:rPr>
+          <w:b/>
+          <w:bCs/>
+          <w:sz w:val="24"/>
+          <w:szCs w:val="24"/>
+        </w:rPr>
+      </w:pPr>
+    </w:p>
+    <w:p>
+      <w:pPr>
+        <w:pStyle w:val="ListParagraph"/>
+        <w:numPr>
+          <w:ilvl w:val="0"/>
+          <w:numId w:val="64"/>
+        </w:numPr>
+      </w:pPr>
+      <w:r>
+        <w:rPr>
+          <w:b/>
+          <w:bCs/>
+          <w:sz w:val="24"/>
+          <w:szCs w:val="24"/>
+        </w:rPr>
+        <w:t>Pie chart</w:t>
+      </w:r>
+      <w:r>
+        <w:t>:</w:t>
+      </w:r>
+      <w:r>
+        <w:t xml:space="preserve"> </w:t>
+      </w:r>
+    </w:p>
+    <w:p>
+      <w:pPr>
+        <w:pStyle w:val="ListParagraph"/>
+      </w:pPr>
+      <w:r>
+        <w:t>The pie chart is a type of graph in which a circle is divided into Sectors where each sector represents a proportion of the whole.</w:t>
+      </w:r>
+    </w:p>
+    <w:p>
+      <w:pPr>
+        <w:pStyle w:val="ListParagraph"/>
+      </w:pPr>
+    </w:p>
+    <w:p>
+      <w:pPr>
+        <w:pStyle w:val="ListParagraph"/>
+      </w:pPr>
+      <w:r>
+        <w:rPr>
+          <w:noProof/>
+        </w:rPr>
+        <w:drawing>
+          <wp:anchor distT="0" distB="0" distL="114300" distR="114300" simplePos="0" relativeHeight="251661312" behindDoc="0" locked="0" layoutInCell="1" allowOverlap="1" wp14:anchorId="3846B4BB" wp14:editId="466BEE38">
+            <wp:simplePos x="0" y="0"/>
+            <wp:positionH relativeFrom="margin">
+              <wp:posOffset>1552575</wp:posOffset>
+            </wp:positionH>
+            <wp:positionV relativeFrom="paragraph">
+              <wp:posOffset>38735</wp:posOffset>
+            </wp:positionV>
+            <wp:extent cx="3448050" cy="2638425"/>
+            <wp:effectExtent l="0" t="0" r="0" b="9525"/>
+            <wp:wrapSquare wrapText="bothSides"/>
+            <wp:docPr id="5" name="Picture 5" descr="pie chart"/>
+            <wp:cNvGraphicFramePr>
+              <a:graphicFrameLocks xmlns:a="http://schemas.openxmlformats.org/drawingml/2006/main" noChangeAspect="1"/>
+            </wp:cNvGraphicFramePr>
+            <a:graphic xmlns:a="http://schemas.openxmlformats.org/drawingml/2006/main">
+              <a:graphicData uri="http://schemas.openxmlformats.org/drawingml/2006/picture">
+                <pic:pic xmlns:pic="http://schemas.openxmlformats.org/drawingml/2006/picture">
+                  <pic:nvPicPr>
+                    <pic:cNvPr id="0" name="Picture 26" descr="pie chart"/>
+                    <pic:cNvPicPr>
+                      <a:picLocks noChangeAspect="1" noChangeArrowheads="1"/>
+                    </pic:cNvPicPr>
+                  </pic:nvPicPr>
+                  <pic:blipFill rotWithShape="1">
+                    <a:blip r:embed="rId8" cstate="print">
+                      <a:extLst>
+                        <a:ext uri="{28A0092B-C50C-407E-A947-70E740481C1C}">
+                          <a14:useLocalDpi xmlns:a14="http://schemas.microsoft.com/office/drawing/2010/main" val="0"/>
+                        </a:ext>
+                      </a:extLst>
+                    </a:blip>
+                    <a:srcRect t="11784" r="4114"/>
+                    <a:stretch/>
+                  </pic:blipFill>
+                  <pic:spPr bwMode="auto">
+                    <a:xfrm>
+                      <a:off x="0" y="0"/>
+                      <a:ext cx="3448050" cy="2638425"/>
+                    </a:xfrm>
+                    <a:prstGeom prst="rect">
+                      <a:avLst/>
+                    </a:prstGeom>
+                    <a:noFill/>
+                    <a:ln>
+                      <a:noFill/>
+                    </a:ln>
+                    <a:extLst>
+                      <a:ext uri="{53640926-AAD7-44D8-BBD7-CCE9431645EC}">
+                        <a14:shadowObscured xmlns:a14="http://schemas.microsoft.com/office/drawing/2010/main"/>
+                      </a:ext>
+                    </a:extLst>
+                  </pic:spPr>
+                </pic:pic>
+              </a:graphicData>
+            </a:graphic>
+            <wp14:sizeRelH relativeFrom="margin">
+              <wp14:pctWidth>0</wp14:pctWidth>
+            </wp14:sizeRelH>
+            <wp14:sizeRelV relativeFrom="margin">
+              <wp14:pctHeight>0</wp14:pctHeight>
+            </wp14:sizeRelV>
+          </wp:anchor>
+        </w:drawing>
+      </w:r>
+    </w:p>
+    <w:p>
+      <w:pPr>
+        <w:pStyle w:val="ListParagraph"/>
+      </w:pPr>
+    </w:p>
+    <w:p>
+      <w:pPr>
+        <w:pStyle w:val="ListParagraph"/>
+      </w:pPr>
+    </w:p>
+    <w:p>
+      <w:pPr>
+        <w:pStyle w:val="ListParagraph"/>
+      </w:pPr>
+    </w:p>
+    <w:p>
+      <w:pPr>
+        <w:pStyle w:val="ListParagraph"/>
+        <w:rPr>
+          <w:noProof/>
+        </w:rPr>
+      </w:pPr>
+    </w:p>
+    <w:p>
+      <w:pPr>
+        <w:pStyle w:val="ListParagraph"/>
+      </w:pPr>
+    </w:p>
+    <w:p>
+      <w:pPr>
+        <w:pStyle w:val="ListParagraph"/>
+      </w:pPr>
+    </w:p>
+    <w:p>
+      <w:pPr>
+        <w:pStyle w:val="ListParagraph"/>
+      </w:pPr>
+    </w:p>
+    <w:p>
+      <w:pPr>
+        <w:pStyle w:val="ListParagraph"/>
+      </w:pPr>
+    </w:p>
+    <w:p>
+      <w:pPr>
+        <w:pStyle w:val="ListParagraph"/>
+      </w:pPr>
+    </w:p>
+    <w:p>
+      <w:pPr>
+        <w:pStyle w:val="ListParagraph"/>
+      </w:pPr>
+    </w:p>
+    <w:p>
+      <w:pPr>
+        <w:pStyle w:val="ListParagraph"/>
+      </w:pPr>
+    </w:p>
+    <w:p>
+      <w:pPr>
+        <w:pStyle w:val="ListParagraph"/>
+      </w:pPr>
+    </w:p>
+    <w:p>
+      <w:pPr>
+        <w:pStyle w:val="ListParagraph"/>
+      </w:pPr>
+    </w:p>
+    <w:p>
+      <w:pPr>
+        <w:pStyle w:val="ListParagraph"/>
+      </w:pPr>
+    </w:p>
+    <w:p>
+      <w:pPr>
+        <w:pStyle w:val="ListParagraph"/>
+      </w:pPr>
+    </w:p>
+    <w:p>
+      <w:pPr>
+        <w:pStyle w:val="ListParagraph"/>
+      </w:pPr>
+    </w:p>
+    <w:p>
+      <w:pPr>
+        <w:pStyle w:val="ListParagraph"/>
+      </w:pPr>
+    </w:p>
+    <w:p>
+      <w:pPr>
+        <w:pStyle w:val="ListParagraph"/>
+      </w:pPr>
+    </w:p>
+    <w:p>
+      <w:pPr>
+        <w:pStyle w:val="ListParagraph"/>
+      </w:pPr>
+    </w:p>
+    <w:p>
+      <w:pPr>
+        <w:rPr>
+          <w:b/>
+          <w:bCs/>
+          <w:sz w:val="24"/>
+          <w:szCs w:val="24"/>
+        </w:rPr>
+      </w:pPr>
+    </w:p>
+    <w:p>
+      <w:pPr>
+        <w:pStyle w:val="ListParagraph"/>
+        <w:numPr>
+          <w:ilvl w:val="0"/>
+          <w:numId w:val="64"/>
+        </w:numPr>
+        <w:rPr>
+          <w:b/>
+          <w:bCs/>
+          <w:sz w:val="24"/>
+          <w:szCs w:val="24"/>
+        </w:rPr>
+      </w:pPr>
+      <w:r>
+        <w:rPr>
+          <w:b/>
+          <w:bCs/>
+          <w:sz w:val="24"/>
+          <w:szCs w:val="24"/>
+        </w:rPr>
+        <w:t>Line graph</w:t>
+      </w:r>
+      <w:r>
+        <w:rPr>
+          <w:b/>
+          <w:bCs/>
+          <w:sz w:val="24"/>
+          <w:szCs w:val="24"/>
+        </w:rPr>
+        <w:t>:</w:t>
+      </w:r>
+    </w:p>
+    <w:p>
+      <w:pPr>
+        <w:ind w:firstLine="720"/>
+      </w:pPr>
+      <w:r>
+        <w:t>The</w:t>
+      </w:r>
+      <w:r>
+        <w:t> line graph</w:t>
+      </w:r>
+      <w:r>
+        <w:t> represents the data in a form of series that is connected with a straight line. These series are called markers.</w:t>
+      </w:r>
+    </w:p>
+    <w:p>
+      <w:pPr>
+        <w:rPr>
+          <w:noProof/>
+        </w:rPr>
+      </w:pPr>
+    </w:p>
+    <w:p>
+      <w:pPr>
+        <w:rPr>
+          <w:rFonts w:ascii="Arial" w:hAnsi="Arial" w:cs="Arial"/>
+          <w:color w:val="333333"/>
+          <w:shd w:val="clear" w:color="auto" w:fill="FFF7DB"/>
+        </w:rPr>
+      </w:pPr>
+      <w:r>
+        <w:rPr>
+          <w:noProof/>
+        </w:rPr>
+        <w:drawing>
+          <wp:anchor distT="0" distB="0" distL="114300" distR="114300" simplePos="0" relativeHeight="251662336" behindDoc="0" locked="0" layoutInCell="1" allowOverlap="1" wp14:anchorId="4CEDB01C" wp14:editId="1656529A">
+            <wp:simplePos x="0" y="0"/>
+            <wp:positionH relativeFrom="margin">
+              <wp:align>center</wp:align>
+            </wp:positionH>
+            <wp:positionV relativeFrom="paragraph">
+              <wp:posOffset>6985</wp:posOffset>
+            </wp:positionV>
+            <wp:extent cx="3295650" cy="1922145"/>
+            <wp:effectExtent l="0" t="0" r="0" b="0"/>
+            <wp:wrapSquare wrapText="bothSides"/>
+            <wp:docPr id="6" name="Picture 6" descr="line graph"/>
+            <wp:cNvGraphicFramePr>
+              <a:graphicFrameLocks xmlns:a="http://schemas.openxmlformats.org/drawingml/2006/main" noChangeAspect="1"/>
+            </wp:cNvGraphicFramePr>
+            <a:graphic xmlns:a="http://schemas.openxmlformats.org/drawingml/2006/main">
+              <a:graphicData uri="http://schemas.openxmlformats.org/drawingml/2006/picture">
+                <pic:pic xmlns:pic="http://schemas.openxmlformats.org/drawingml/2006/picture">
+                  <pic:nvPicPr>
+                    <pic:cNvPr id="0" name="Picture 28" descr="line graph"/>
+                    <pic:cNvPicPr>
+                      <a:picLocks noChangeAspect="1" noChangeArrowheads="1"/>
+                    </pic:cNvPicPr>
+                  </pic:nvPicPr>
+                  <pic:blipFill rotWithShape="1">
+                    <a:blip r:embed="rId9" cstate="print">
+                      <a:extLst>
+                        <a:ext uri="{28A0092B-C50C-407E-A947-70E740481C1C}">
+                          <a14:useLocalDpi xmlns:a14="http://schemas.microsoft.com/office/drawing/2010/main" val="0"/>
+                        </a:ext>
+                      </a:extLst>
+                    </a:blip>
+                    <a:srcRect t="21220" r="2084"/>
+                    <a:stretch/>
+                  </pic:blipFill>
+                  <pic:spPr bwMode="auto">
+                    <a:xfrm>
+                      <a:off x="0" y="0"/>
+                      <a:ext cx="3295650" cy="1922145"/>
+                    </a:xfrm>
+                    <a:prstGeom prst="rect">
+                      <a:avLst/>
+                    </a:prstGeom>
+                    <a:noFill/>
+                    <a:ln>
+                      <a:noFill/>
+                    </a:ln>
+                    <a:extLst>
+                      <a:ext uri="{53640926-AAD7-44D8-BBD7-CCE9431645EC}">
+                        <a14:shadowObscured xmlns:a14="http://schemas.microsoft.com/office/drawing/2010/main"/>
+                      </a:ext>
+                    </a:extLst>
+                  </pic:spPr>
+                </pic:pic>
+              </a:graphicData>
+            </a:graphic>
+            <wp14:sizeRelH relativeFrom="margin">
+              <wp14:pctWidth>0</wp14:pctWidth>
+            </wp14:sizeRelH>
+            <wp14:sizeRelV relativeFrom="margin">
+              <wp14:pctHeight>0</wp14:pctHeight>
+            </wp14:sizeRelV>
+          </wp:anchor>
+        </w:drawing>
+      </w:r>
+    </w:p>
+    <w:p>
+      <w:pPr>
+        <w:rPr>
+          <w:b/>
+          <w:bCs/>
+          <w:sz w:val="24"/>
+          <w:szCs w:val="24"/>
+        </w:rPr>
+      </w:pPr>
+    </w:p>
+    <w:p>
+      <w:pPr>
+        <w:rPr>
+          <w:b/>
+          <w:bCs/>
+          <w:sz w:val="24"/>
+          <w:szCs w:val="24"/>
+        </w:rPr>
+      </w:pPr>
+    </w:p>
+    <w:p>
+      <w:pPr>
+        <w:rPr>
+          <w:b/>
+          <w:bCs/>
+          <w:sz w:val="24"/>
+          <w:szCs w:val="24"/>
+        </w:rPr>
+      </w:pPr>
+    </w:p>
+    <w:p>
+      <w:pPr>
+        <w:rPr>
+          <w:b/>
+          <w:bCs/>
+          <w:sz w:val="24"/>
+          <w:szCs w:val="24"/>
+        </w:rPr>
+      </w:pPr>
+    </w:p>
+    <w:p>
+      <w:pPr>
+        <w:rPr>
+          <w:b/>
+          <w:bCs/>
+          <w:sz w:val="24"/>
+          <w:szCs w:val="24"/>
+        </w:rPr>
+      </w:pPr>
+    </w:p>
+    <w:p>
+      <w:pPr>
+        <w:rPr>
+          <w:b/>
+          <w:bCs/>
+          <w:sz w:val="24"/>
+          <w:szCs w:val="24"/>
+        </w:rPr>
+      </w:pPr>
+    </w:p>
+    <w:p>
+      <w:pPr>
+        <w:rPr>
+          <w:b/>
+          <w:bCs/>
+          <w:sz w:val="24"/>
+          <w:szCs w:val="24"/>
+        </w:rPr>
+      </w:pPr>
+    </w:p>
+    <w:p>
+      <w:pPr>
+        <w:rPr>
+          <w:b/>
+          <w:bCs/>
+          <w:sz w:val="24"/>
+          <w:szCs w:val="24"/>
+        </w:rPr>
+      </w:pPr>
+    </w:p>
+    <w:p>
+      <w:pPr>
+        <w:pStyle w:val="ListParagraph"/>
+        <w:numPr>
+          <w:ilvl w:val="0"/>
+          <w:numId w:val="64"/>
+        </w:numPr>
+      </w:pPr>
+      <w:r>
+        <w:t>Frequency Distribution</w:t>
+      </w:r>
+      <w:r>
+        <w:t>:</w:t>
+      </w:r>
+    </w:p>
+    <w:p>
+      <w:pPr>
+        <w:ind w:left="720"/>
+      </w:pPr>
+      <w:r>
+        <w:t>The frequency distribution table in statistics showcases the data in ascending order along with their corresponding frequencies.</w:t>
+      </w:r>
+    </w:p>
+    <w:p>
+      <w:pPr>
+        <w:ind w:left="720"/>
+      </w:pPr>
+      <w:r>
+        <w:t>The frequency of the data is often represented by f.</w:t>
+      </w:r>
+    </w:p>
+    <w:p>
+      <w:r>
+        <w:rPr>
+          <w:noProof/>
+        </w:rPr>
+        <w:drawing>
+          <wp:anchor distT="0" distB="0" distL="114300" distR="114300" simplePos="0" relativeHeight="251663360" behindDoc="0" locked="0" layoutInCell="1" allowOverlap="1" wp14:anchorId="74FD5A61" wp14:editId="556E4C77">
+            <wp:simplePos x="0" y="0"/>
+            <wp:positionH relativeFrom="column">
+              <wp:posOffset>1295400</wp:posOffset>
+            </wp:positionH>
+            <wp:positionV relativeFrom="paragraph">
+              <wp:posOffset>52070</wp:posOffset>
+            </wp:positionV>
+            <wp:extent cx="2768600" cy="1885950"/>
+            <wp:effectExtent l="0" t="0" r="0" b="0"/>
+            <wp:wrapSquare wrapText="bothSides"/>
+            <wp:docPr id="7" name="Picture 7" descr="frequency distribution table"/>
+            <wp:cNvGraphicFramePr>
+              <a:graphicFrameLocks xmlns:a="http://schemas.openxmlformats.org/drawingml/2006/main" noChangeAspect="1"/>
+            </wp:cNvGraphicFramePr>
+            <a:graphic xmlns:a="http://schemas.openxmlformats.org/drawingml/2006/main">
+              <a:graphicData uri="http://schemas.openxmlformats.org/drawingml/2006/picture">
+                <pic:pic xmlns:pic="http://schemas.openxmlformats.org/drawingml/2006/picture">
+                  <pic:nvPicPr>
+                    <pic:cNvPr id="0" name="Picture 30" descr="frequency distribution table"/>
+                    <pic:cNvPicPr>
+                      <a:picLocks noChangeAspect="1" noChangeArrowheads="1"/>
+                    </pic:cNvPicPr>
+                  </pic:nvPicPr>
+                  <pic:blipFill rotWithShape="1">
+                    <a:blip r:embed="rId10" cstate="print">
+                      <a:extLst>
+                        <a:ext uri="{28A0092B-C50C-407E-A947-70E740481C1C}">
+                          <a14:useLocalDpi xmlns:a14="http://schemas.microsoft.com/office/drawing/2010/main" val="0"/>
+                        </a:ext>
+                      </a:extLst>
+                    </a:blip>
+                    <a:srcRect l="10897" t="21760" r="10417"/>
+                    <a:stretch/>
+                  </pic:blipFill>
+                  <pic:spPr bwMode="auto">
+                    <a:xfrm>
+                      <a:off x="0" y="0"/>
+                      <a:ext cx="2768600" cy="1885950"/>
+                    </a:xfrm>
+                    <a:prstGeom prst="rect">
+                      <a:avLst/>
+                    </a:prstGeom>
+                    <a:noFill/>
+                    <a:ln>
+                      <a:noFill/>
+                    </a:ln>
+                    <a:extLst>
+                      <a:ext uri="{53640926-AAD7-44D8-BBD7-CCE9431645EC}">
+                        <a14:shadowObscured xmlns:a14="http://schemas.microsoft.com/office/drawing/2010/main"/>
+                      </a:ext>
+                    </a:extLst>
+                  </pic:spPr>
+                </pic:pic>
+              </a:graphicData>
+            </a:graphic>
+            <wp14:sizeRelH relativeFrom="margin">
+              <wp14:pctWidth>0</wp14:pctWidth>
+            </wp14:sizeRelH>
+            <wp14:sizeRelV relativeFrom="margin">
+              <wp14:pctHeight>0</wp14:pctHeight>
+            </wp14:sizeRelV>
+          </wp:anchor>
+        </w:drawing>
+      </w:r>
+    </w:p>
+    <w:p/>
+    <w:p/>
+    <w:p/>
+    <w:p/>
+    <w:p/>
+    <w:p/>
+    <w:p/>
+    <w:p/>
+    <w:p/>
+    <w:p/>
+    <w:p/>
+    <w:p/>
+    <w:p>
+      <w:pPr>
+        <w:pStyle w:val="Heading2"/>
+        <w:spacing w:before="0" w:after="240"/>
+      </w:pPr>
+      <w:r>
+        <w:t>Branches of Statistics</w:t>
+      </w:r>
+    </w:p>
+    <w:p/>
+    <w:p>
+      <w:r>
+        <w:t>Depending on how data can be used, statistics is sometimes divided in to two main areas or branches.</w:t>
+      </w:r>
+    </w:p>
+    <w:p>
+      <w:pPr>
+        <w:pStyle w:val="ListParagraph"/>
+        <w:numPr>
+          <w:ilvl w:val="0"/>
+          <w:numId w:val="22"/>
+        </w:numPr>
+      </w:pPr>
+      <w:r>
+        <w:t>Descriptive statistics.</w:t>
+      </w:r>
+    </w:p>
+    <w:p>
+      <w:pPr>
+        <w:pStyle w:val="ListParagraph"/>
+        <w:numPr>
+          <w:ilvl w:val="0"/>
+          <w:numId w:val="22"/>
+        </w:numPr>
+      </w:pPr>
+      <w:r>
+        <w:t>Inferential Statistics.</w:t>
+      </w:r>
+    </w:p>
+    <w:p/>
+    <w:p>
+      <w:pPr>
+        <w:pStyle w:val="Heading1"/>
+      </w:pPr>
+      <w:r>
+        <w:t>Descriptive Statistics</w:t>
+      </w:r>
+      <w:r>
+        <w:t>:</w:t>
+      </w:r>
+      <w:r>
+        <w:tab/>
+      </w:r>
+    </w:p>
+    <w:p>
+      <w:r>
+        <w:t xml:space="preserve">Descriptive statistics is the branch of statistics that summarizes and describes data using numbers, </w:t>
+      </w:r>
+      <w:r>
+        <w:t>tables, or graphs.</w:t>
+      </w:r>
+      <w:r>
+        <w:t xml:space="preserve"> Descriptive statistics focus mostly on the central tendency, variability, and distribution of sample data.</w:t>
+      </w:r>
+      <w:r>
+        <w:t xml:space="preserve"> It helps to understand patterns and features of a dataset at a </w:t>
+      </w:r>
+      <w:r>
+        <w:t>glance.</w:t>
+      </w:r>
+    </w:p>
+    <w:p>
+      <w:r>
+        <w:t>Descriptive</w:t>
+      </w:r>
+      <w:r>
+        <w:t xml:space="preserve"> statistics can be divided into two main categories:</w:t>
+      </w:r>
+    </w:p>
+    <w:p>
+      <w:pPr>
+        <w:pStyle w:val="ListParagraph"/>
+        <w:numPr>
+          <w:ilvl w:val="0"/>
+          <w:numId w:val="14"/>
+        </w:numPr>
+        <w:ind w:left="360"/>
+      </w:pPr>
       <w:r>
         <w:rPr>
           <w:b/>
@@ -3702,343 +5161,8 @@
           <w:sz w:val="28"/>
           <w:szCs w:val="28"/>
         </w:rPr>
-        <w:t>Tendency</w:t>
-      </w:r>
-      <w:r>
-        <w:rPr>
-          <w:sz w:val="28"/>
-          <w:szCs w:val="28"/>
-        </w:rPr>
-        <w:t xml:space="preserve">: </w:t>
-      </w:r>
-    </w:p>
-    <w:p>
-      <w:pPr>
-        <w:pStyle w:val="ListParagraph"/>
-        <w:ind w:left="360"/>
-      </w:pPr>
-      <w:r>
-        <w:t xml:space="preserve">These measures indicate a </w:t>
-      </w:r>
-      <w:r>
-        <w:rPr>
-          <w:rStyle w:val="Strong"/>
-        </w:rPr>
-        <w:t>typical or central value</w:t>
-      </w:r>
-      <w:r>
-        <w:t xml:space="preserve"> in a dataset. The three main types are:</w:t>
-      </w:r>
-    </w:p>
-    <w:p>
-      <w:pPr>
-        <w:pStyle w:val="ListParagraph"/>
-        <w:numPr>
-          <w:ilvl w:val="0"/>
-          <w:numId w:val="15"/>
-        </w:numPr>
-        <w:ind w:left="720"/>
-      </w:pPr>
-      <w:r>
-        <w:rPr>
-          <w:b/>
-          <w:bCs/>
-        </w:rPr>
-        <w:t>Mean (Average)</w:t>
-      </w:r>
-      <w:r>
-        <w:rPr>
-          <w:b/>
-          <w:bCs/>
-        </w:rPr>
-        <w:t>:</w:t>
-      </w:r>
-      <w:r>
-        <w:t xml:space="preserve"> </w:t>
-      </w:r>
-      <w:r>
-        <w:t>The mean is the sum of all data values divided by the total number of values.</w:t>
-      </w:r>
-      <w:r>
-        <w:br/>
-        <w:t>Formula:</w:t>
-      </w:r>
-    </w:p>
-    <w:p>
-      <w:pPr>
-        <w:ind w:left="1800" w:firstLine="360"/>
-        <w:rPr>
-          <w:rStyle w:val="vlist-s"/>
-        </w:rPr>
-      </w:pPr>
-      <w:r>
-        <w:rPr>
-          <w:rStyle w:val="mord"/>
-        </w:rPr>
-        <w:t xml:space="preserve">Mean </w:t>
-      </w:r>
-      <w:r>
-        <w:rPr>
-          <w:rStyle w:val="mopen"/>
-        </w:rPr>
-        <w:t>(</w:t>
-      </w:r>
-      <w:r>
-        <w:rPr>
-          <w:rStyle w:val="mord"/>
-        </w:rPr>
-        <w:t>x</w:t>
-      </w:r>
-      <w:r>
-        <w:rPr>
-          <w:rStyle w:val="mclose"/>
-        </w:rPr>
-        <w:t>)</w:t>
-      </w:r>
-      <w:r>
-        <w:rPr>
-          <w:rStyle w:val="mrel"/>
-        </w:rPr>
-        <w:t>=</w:t>
-      </w:r>
-      <w:r>
-        <w:rPr>
-          <w:rStyle w:val="mord"/>
-        </w:rPr>
-        <w:t xml:space="preserve"> </w:t>
-      </w:r>
-    </w:p>
-    <w:p>
-      <w:pPr>
-        <w:ind w:left="720"/>
-      </w:pPr>
-      <w:r>
-        <w:t>Where:</w:t>
-      </w:r>
-    </w:p>
-    <w:p>
-      <w:pPr>
-        <w:pStyle w:val="ListParagraph"/>
-        <w:numPr>
-          <w:ilvl w:val="0"/>
-          <w:numId w:val="16"/>
-        </w:numPr>
-        <w:ind w:left="1800"/>
-      </w:pPr>
-      <w:r>
-        <w:t>X</w:t>
-      </w:r>
-      <w:r>
-        <w:rPr>
-          <w:vertAlign w:val="subscript"/>
-        </w:rPr>
-        <w:t>i</w:t>
-      </w:r>
-      <w:r>
-        <w:t>​ = each data value</w:t>
-      </w:r>
-    </w:p>
-    <w:p>
-      <w:pPr>
-        <w:pStyle w:val="ListParagraph"/>
-        <w:numPr>
-          <w:ilvl w:val="0"/>
-          <w:numId w:val="16"/>
-        </w:numPr>
-        <w:ind w:left="1800"/>
-      </w:pPr>
-      <w:r>
-        <w:t>n = total number of values</w:t>
-      </w:r>
-    </w:p>
-    <w:p>
-      <w:pPr>
-        <w:ind w:left="360"/>
-      </w:pPr>
-    </w:p>
-    <w:p>
-      <w:pPr>
-        <w:ind w:left="360"/>
-      </w:pPr>
-    </w:p>
-    <w:p>
-      <w:pPr>
-        <w:pStyle w:val="ListParagraph"/>
-        <w:numPr>
-          <w:ilvl w:val="0"/>
-          <w:numId w:val="15"/>
-        </w:numPr>
-        <w:ind w:left="720"/>
-      </w:pPr>
-      <w:r>
-        <w:t>Median</w:t>
-      </w:r>
-      <w:r>
-        <w:t>:</w:t>
-      </w:r>
-    </w:p>
-    <w:p>
-      <w:pPr>
-        <w:pStyle w:val="ListParagraph"/>
-        <w:numPr>
-          <w:ilvl w:val="0"/>
-          <w:numId w:val="17"/>
-        </w:numPr>
-        <w:ind w:left="1080"/>
-      </w:pPr>
-      <w:r>
-        <w:t>The median is the middle value when data is arranged in order.</w:t>
-      </w:r>
-    </w:p>
-    <w:p>
-      <w:pPr>
-        <w:pStyle w:val="ListParagraph"/>
-        <w:numPr>
-          <w:ilvl w:val="0"/>
-          <w:numId w:val="17"/>
-        </w:numPr>
-        <w:ind w:left="1080"/>
-      </w:pPr>
-      <w:r>
-        <w:t>If the number of values is odd, the median is the middle value.</w:t>
-      </w:r>
-    </w:p>
-    <w:p>
-      <w:pPr>
-        <w:pStyle w:val="ListParagraph"/>
-        <w:numPr>
-          <w:ilvl w:val="0"/>
-          <w:numId w:val="17"/>
-        </w:numPr>
-        <w:ind w:left="1080"/>
-      </w:pPr>
-      <w:r>
-        <w:t>If the number of values is even, the median is the average of the two middle values.</w:t>
-      </w:r>
-    </w:p>
-    <w:p>
-      <w:pPr>
-        <w:ind w:left="360"/>
-      </w:pPr>
-    </w:p>
-    <w:p>
-      <w:pPr>
-        <w:pStyle w:val="ListParagraph"/>
-        <w:numPr>
-          <w:ilvl w:val="0"/>
-          <w:numId w:val="15"/>
-        </w:numPr>
-        <w:ind w:left="720"/>
-      </w:pPr>
-      <w:r>
-        <w:t>Mode</w:t>
-      </w:r>
-      <w:r>
-        <w:t>:</w:t>
-      </w:r>
-    </w:p>
-    <w:p>
-      <w:pPr>
-        <w:pStyle w:val="ListParagraph"/>
-        <w:numPr>
-          <w:ilvl w:val="0"/>
-          <w:numId w:val="17"/>
-        </w:numPr>
-        <w:ind w:left="1080"/>
-      </w:pPr>
-      <w:r>
-        <w:t>The mode is the value that occurs most frequently in a dataset.</w:t>
-      </w:r>
-    </w:p>
-    <w:p>
-      <w:pPr>
-        <w:pStyle w:val="ListParagraph"/>
-        <w:numPr>
-          <w:ilvl w:val="0"/>
-          <w:numId w:val="17"/>
-        </w:numPr>
-        <w:ind w:left="1080"/>
-      </w:pPr>
-      <w:r>
-        <w:t>A dataset may have:</w:t>
-      </w:r>
-    </w:p>
-    <w:p>
-      <w:pPr>
-        <w:pStyle w:val="ListParagraph"/>
-        <w:numPr>
-          <w:ilvl w:val="0"/>
-          <w:numId w:val="18"/>
-        </w:numPr>
-        <w:ind w:left="1440"/>
-      </w:pPr>
-      <w:r>
-        <w:t>No mode</w:t>
-      </w:r>
-    </w:p>
-    <w:p>
-      <w:pPr>
-        <w:pStyle w:val="ListParagraph"/>
-        <w:numPr>
-          <w:ilvl w:val="0"/>
-          <w:numId w:val="18"/>
-        </w:numPr>
-        <w:ind w:left="1440"/>
-      </w:pPr>
-      <w:r>
-        <w:t>One mode (unimodal)</w:t>
-      </w:r>
-    </w:p>
-    <w:p>
-      <w:pPr>
-        <w:pStyle w:val="ListParagraph"/>
-        <w:numPr>
-          <w:ilvl w:val="0"/>
-          <w:numId w:val="18"/>
-        </w:numPr>
-        <w:ind w:left="1440"/>
-      </w:pPr>
-      <w:r>
-        <w:t>Two modes (bimodal)</w:t>
-      </w:r>
-    </w:p>
-    <w:p>
-      <w:pPr>
-        <w:pStyle w:val="ListParagraph"/>
-        <w:numPr>
-          <w:ilvl w:val="0"/>
-          <w:numId w:val="18"/>
-        </w:numPr>
-        <w:ind w:left="1440"/>
-      </w:pPr>
-      <w:r>
-        <w:t>More than two modes (multimodal</w:t>
-      </w:r>
-    </w:p>
-    <w:p>
-      <w:pPr>
-        <w:ind w:left="720"/>
-      </w:pPr>
-    </w:p>
-    <w:p>
-      <w:pPr>
-        <w:pStyle w:val="ListParagraph"/>
-        <w:ind w:left="360"/>
-      </w:pPr>
-    </w:p>
-    <w:p>
-      <w:pPr>
-        <w:pStyle w:val="ListParagraph"/>
-        <w:numPr>
-          <w:ilvl w:val="0"/>
-          <w:numId w:val="14"/>
-        </w:numPr>
-        <w:ind w:left="360"/>
-        <w:rPr>
-          <w:sz w:val="28"/>
-          <w:szCs w:val="28"/>
-        </w:rPr>
-      </w:pPr>
+        <w:t xml:space="preserve">Measures of Central </w:t>
+      </w:r>
       <w:r>
         <w:rPr>
           <w:b/>
@@ -4046,8 +5170,344 @@
           <w:sz w:val="28"/>
           <w:szCs w:val="28"/>
         </w:rPr>
-        <w:t>Measures of Variability (Dispersion</w:t>
-      </w:r>
+        <w:t>Tendency</w:t>
+      </w:r>
+      <w:r>
+        <w:rPr>
+          <w:sz w:val="28"/>
+          <w:szCs w:val="28"/>
+        </w:rPr>
+        <w:t xml:space="preserve">: </w:t>
+      </w:r>
+    </w:p>
+    <w:p>
+      <w:pPr>
+        <w:pStyle w:val="ListParagraph"/>
+        <w:ind w:left="360"/>
+      </w:pPr>
+      <w:r>
+        <w:t xml:space="preserve">These measures indicate a </w:t>
+      </w:r>
+      <w:r>
+        <w:rPr>
+          <w:rStyle w:val="Strong"/>
+        </w:rPr>
+        <w:t>typical or central value</w:t>
+      </w:r>
+      <w:r>
+        <w:t xml:space="preserve"> in a dataset. The three main types are:</w:t>
+      </w:r>
+    </w:p>
+    <w:p>
+      <w:pPr>
+        <w:pStyle w:val="ListParagraph"/>
+        <w:numPr>
+          <w:ilvl w:val="0"/>
+          <w:numId w:val="15"/>
+        </w:numPr>
+        <w:ind w:left="720"/>
+      </w:pPr>
+      <w:r>
+        <w:rPr>
+          <w:b/>
+          <w:bCs/>
+        </w:rPr>
+        <w:t>Mean (Average)</w:t>
+      </w:r>
+      <w:r>
+        <w:rPr>
+          <w:b/>
+          <w:bCs/>
+        </w:rPr>
+        <w:t>:</w:t>
+      </w:r>
+      <w:r>
+        <w:t xml:space="preserve"> </w:t>
+      </w:r>
+      <w:r>
+        <w:t>The mean is the sum of all data values divided by the total number of values.</w:t>
+      </w:r>
+      <w:r>
+        <w:br/>
+        <w:t>Formula:</w:t>
+      </w:r>
+    </w:p>
+    <w:p>
+      <w:pPr>
+        <w:ind w:left="1800" w:firstLine="360"/>
+        <w:rPr>
+          <w:rStyle w:val="vlist-s"/>
+        </w:rPr>
+      </w:pPr>
+      <w:r>
+        <w:rPr>
+          <w:rStyle w:val="mord"/>
+        </w:rPr>
+        <w:t xml:space="preserve">Mean </w:t>
+      </w:r>
+      <w:r>
+        <w:rPr>
+          <w:rStyle w:val="mopen"/>
+        </w:rPr>
+        <w:t>(</w:t>
+      </w:r>
+      <w:r>
+        <w:rPr>
+          <w:rStyle w:val="mord"/>
+        </w:rPr>
+        <w:t>x</w:t>
+      </w:r>
+      <w:r>
+        <w:rPr>
+          <w:rStyle w:val="mclose"/>
+        </w:rPr>
+        <w:t>)</w:t>
+      </w:r>
+      <w:r>
+        <w:rPr>
+          <w:rStyle w:val="mrel"/>
+        </w:rPr>
+        <w:t>=</w:t>
+      </w:r>
+      <w:r>
+        <w:rPr>
+          <w:rStyle w:val="mord"/>
+        </w:rPr>
+        <w:t xml:space="preserve"> </w:t>
+      </w:r>
+    </w:p>
+    <w:p>
+      <w:pPr>
+        <w:ind w:left="720"/>
+      </w:pPr>
+      <w:r>
+        <w:t>Where:</w:t>
+      </w:r>
+    </w:p>
+    <w:p>
+      <w:pPr>
+        <w:pStyle w:val="ListParagraph"/>
+        <w:numPr>
+          <w:ilvl w:val="0"/>
+          <w:numId w:val="16"/>
+        </w:numPr>
+        <w:ind w:left="1800"/>
+      </w:pPr>
+      <w:r>
+        <w:t>X</w:t>
+      </w:r>
+      <w:r>
+        <w:rPr>
+          <w:vertAlign w:val="subscript"/>
+        </w:rPr>
+        <w:t>i</w:t>
+      </w:r>
+      <w:r>
+        <w:t>​ = each data value</w:t>
+      </w:r>
+    </w:p>
+    <w:p>
+      <w:pPr>
+        <w:pStyle w:val="ListParagraph"/>
+        <w:numPr>
+          <w:ilvl w:val="0"/>
+          <w:numId w:val="16"/>
+        </w:numPr>
+        <w:ind w:left="1800"/>
+      </w:pPr>
+      <w:r>
+        <w:t>n = total number of values</w:t>
+      </w:r>
+    </w:p>
+    <w:p>
+      <w:pPr>
+        <w:ind w:left="360"/>
+      </w:pPr>
+    </w:p>
+    <w:p>
+      <w:pPr>
+        <w:ind w:left="360"/>
+      </w:pPr>
+    </w:p>
+    <w:p>
+      <w:pPr>
+        <w:pStyle w:val="ListParagraph"/>
+        <w:numPr>
+          <w:ilvl w:val="0"/>
+          <w:numId w:val="15"/>
+        </w:numPr>
+        <w:ind w:left="720"/>
+      </w:pPr>
+      <w:r>
+        <w:t>Median</w:t>
+      </w:r>
+      <w:r>
+        <w:t>:</w:t>
+      </w:r>
+    </w:p>
+    <w:p>
+      <w:pPr>
+        <w:pStyle w:val="ListParagraph"/>
+        <w:numPr>
+          <w:ilvl w:val="0"/>
+          <w:numId w:val="17"/>
+        </w:numPr>
+        <w:ind w:left="1080"/>
+      </w:pPr>
+      <w:r>
+        <w:t>The median is the middle value when data is arranged in order.</w:t>
+      </w:r>
+    </w:p>
+    <w:p>
+      <w:pPr>
+        <w:pStyle w:val="ListParagraph"/>
+        <w:numPr>
+          <w:ilvl w:val="0"/>
+          <w:numId w:val="17"/>
+        </w:numPr>
+        <w:ind w:left="1080"/>
+      </w:pPr>
+      <w:r>
+        <w:t>If the number of values is odd, the median is the middle value.</w:t>
+      </w:r>
+    </w:p>
+    <w:p>
+      <w:pPr>
+        <w:pStyle w:val="ListParagraph"/>
+        <w:numPr>
+          <w:ilvl w:val="0"/>
+          <w:numId w:val="17"/>
+        </w:numPr>
+        <w:ind w:left="1080"/>
+      </w:pPr>
+      <w:r>
+        <w:t>If the number of values is even, the median is the average of the two middle values.</w:t>
+      </w:r>
+    </w:p>
+    <w:p>
+      <w:pPr>
+        <w:ind w:left="360"/>
+      </w:pPr>
+    </w:p>
+    <w:p>
+      <w:pPr>
+        <w:pStyle w:val="ListParagraph"/>
+        <w:numPr>
+          <w:ilvl w:val="0"/>
+          <w:numId w:val="15"/>
+        </w:numPr>
+        <w:ind w:left="720"/>
+      </w:pPr>
+      <w:r>
+        <w:t>Mode</w:t>
+      </w:r>
+      <w:r>
+        <w:t>:</w:t>
+      </w:r>
+    </w:p>
+    <w:p>
+      <w:pPr>
+        <w:pStyle w:val="ListParagraph"/>
+        <w:numPr>
+          <w:ilvl w:val="0"/>
+          <w:numId w:val="17"/>
+        </w:numPr>
+        <w:ind w:left="1080"/>
+      </w:pPr>
+      <w:r>
+        <w:t>The mode is the value that occurs most frequently in a dataset.</w:t>
+      </w:r>
+    </w:p>
+    <w:p>
+      <w:pPr>
+        <w:pStyle w:val="ListParagraph"/>
+        <w:numPr>
+          <w:ilvl w:val="0"/>
+          <w:numId w:val="17"/>
+        </w:numPr>
+        <w:ind w:left="1080"/>
+      </w:pPr>
+      <w:r>
+        <w:lastRenderedPageBreak/>
+        <w:t>A dataset may have:</w:t>
+      </w:r>
+    </w:p>
+    <w:p>
+      <w:pPr>
+        <w:pStyle w:val="ListParagraph"/>
+        <w:numPr>
+          <w:ilvl w:val="0"/>
+          <w:numId w:val="18"/>
+        </w:numPr>
+        <w:ind w:left="1440"/>
+      </w:pPr>
+      <w:r>
+        <w:t>No mode</w:t>
+      </w:r>
+    </w:p>
+    <w:p>
+      <w:pPr>
+        <w:pStyle w:val="ListParagraph"/>
+        <w:numPr>
+          <w:ilvl w:val="0"/>
+          <w:numId w:val="18"/>
+        </w:numPr>
+        <w:ind w:left="1440"/>
+      </w:pPr>
+      <w:r>
+        <w:t>One mode (unimodal)</w:t>
+      </w:r>
+    </w:p>
+    <w:p>
+      <w:pPr>
+        <w:pStyle w:val="ListParagraph"/>
+        <w:numPr>
+          <w:ilvl w:val="0"/>
+          <w:numId w:val="18"/>
+        </w:numPr>
+        <w:ind w:left="1440"/>
+      </w:pPr>
+      <w:r>
+        <w:t>Two modes (bimodal)</w:t>
+      </w:r>
+    </w:p>
+    <w:p>
+      <w:pPr>
+        <w:pStyle w:val="ListParagraph"/>
+        <w:numPr>
+          <w:ilvl w:val="0"/>
+          <w:numId w:val="18"/>
+        </w:numPr>
+        <w:ind w:left="1440"/>
+      </w:pPr>
+      <w:r>
+        <w:t>More than two modes (multimodal</w:t>
+      </w:r>
+    </w:p>
+    <w:p>
+      <w:pPr>
+        <w:ind w:left="720"/>
+      </w:pPr>
+    </w:p>
+    <w:p>
+      <w:pPr>
+        <w:pStyle w:val="ListParagraph"/>
+        <w:ind w:left="360"/>
+      </w:pPr>
+    </w:p>
+    <w:p>
+      <w:pPr>
+        <w:pStyle w:val="ListParagraph"/>
+        <w:numPr>
+          <w:ilvl w:val="0"/>
+          <w:numId w:val="14"/>
+        </w:numPr>
+        <w:ind w:left="360"/>
+        <w:rPr>
+          <w:sz w:val="28"/>
+          <w:szCs w:val="28"/>
+        </w:rPr>
+      </w:pPr>
       <w:r>
         <w:rPr>
           <w:b/>
@@ -4055,258 +5515,169 @@
           <w:sz w:val="28"/>
           <w:szCs w:val="28"/>
         </w:rPr>
-        <w:t>)</w:t>
-      </w:r>
-      <w:r>
-        <w:rPr>
-          <w:sz w:val="28"/>
-          <w:szCs w:val="28"/>
-        </w:rPr>
-        <w:t>:</w:t>
-      </w:r>
-      <w:r>
-        <w:rPr>
-          <w:sz w:val="28"/>
-          <w:szCs w:val="28"/>
-        </w:rPr>
-        <w:t xml:space="preserve"> </w:t>
-      </w:r>
-    </w:p>
-    <w:p>
-      <w:pPr>
-        <w:pStyle w:val="ListParagraph"/>
-        <w:ind w:left="360"/>
-      </w:pPr>
-      <w:r>
-        <w:t xml:space="preserve">These measures describe how </w:t>
-      </w:r>
-      <w:r>
-        <w:rPr>
-          <w:rStyle w:val="Strong"/>
-        </w:rPr>
-        <w:t>spread out the data</w:t>
-      </w:r>
-      <w:r>
-        <w:t xml:space="preserve"> is. </w:t>
-      </w:r>
-      <w:r>
-        <w:t>Variability refers to a set of statistics that show how much difference there is among the elements of a sample or population along the characteristics measured.</w:t>
-      </w:r>
-      <w:r>
-        <w:t xml:space="preserve"> </w:t>
-      </w:r>
-    </w:p>
-    <w:p>
-      <w:pPr>
-        <w:pStyle w:val="ListParagraph"/>
-        <w:ind w:left="360"/>
-      </w:pPr>
-      <w:r>
-        <w:t>Common measures</w:t>
-      </w:r>
-      <w:r>
-        <w:t xml:space="preserve"> include:</w:t>
-      </w:r>
-    </w:p>
-    <w:p>
-      <w:pPr>
-        <w:pStyle w:val="ListParagraph"/>
-        <w:numPr>
-          <w:ilvl w:val="0"/>
-          <w:numId w:val="19"/>
-        </w:numPr>
-        <w:ind w:left="1440"/>
-      </w:pPr>
-      <w:r>
-        <w:rPr>
-          <w:b/>
-          <w:bCs/>
-        </w:rPr>
-        <w:t>Range</w:t>
-      </w:r>
-      <w:r>
-        <w:rPr>
-          <w:b/>
-          <w:bCs/>
-        </w:rPr>
-        <w:t>:</w:t>
-      </w:r>
-      <w:r>
-        <w:t xml:space="preserve"> </w:t>
-      </w:r>
-      <w:r>
-        <w:t>The simplest measure of spread.</w:t>
-      </w:r>
-      <w:r>
-        <w:br/>
-        <w:t>Formula:</w:t>
-      </w:r>
-    </w:p>
-    <w:p>
-      <w:pPr>
-        <w:ind w:left="1440"/>
-      </w:pPr>
-      <w:r>
-        <w:t>Range=Maximum </w:t>
-      </w:r>
-      <w:r>
-        <w:t>Value</w:t>
-      </w:r>
-      <w:r>
-        <w:t xml:space="preserve">−Minimum value </w:t>
-      </w:r>
-    </w:p>
-    <w:p>
-      <w:pPr>
-        <w:pStyle w:val="ListParagraph"/>
-        <w:numPr>
-          <w:ilvl w:val="0"/>
-          <w:numId w:val="19"/>
-        </w:numPr>
-        <w:ind w:left="1440"/>
-        <w:rPr>
-          <w:b/>
-          <w:bCs/>
-        </w:rPr>
-      </w:pPr>
-      <w:r>
-        <w:rPr>
-          <w:b/>
-          <w:bCs/>
-        </w:rPr>
-        <w:t>Variance</w:t>
-      </w:r>
-      <w:r>
-        <w:rPr>
-          <w:b/>
-          <w:bCs/>
-        </w:rPr>
-        <w:t>:</w:t>
-      </w:r>
-    </w:p>
-    <w:p>
-      <w:pPr>
-        <w:pStyle w:val="ListParagraph"/>
-        <w:numPr>
-          <w:ilvl w:val="0"/>
-          <w:numId w:val="18"/>
-        </w:numPr>
-        <w:ind w:left="2160"/>
-      </w:pPr>
-      <w:r>
-        <w:t>Variance measures how far data points are from the mean on average.</w:t>
-      </w:r>
-    </w:p>
-    <w:p>
-      <w:pPr>
-        <w:pStyle w:val="ListParagraph"/>
-        <w:numPr>
-          <w:ilvl w:val="0"/>
-          <w:numId w:val="18"/>
-        </w:numPr>
-        <w:ind w:left="2160"/>
-      </w:pPr>
-      <w:r>
-        <w:t>Denoted by σ2\sigma^2σ2 (population) or s2s^2s2 (sample).</w:t>
-      </w:r>
-    </w:p>
-    <w:p>
-      <w:pPr>
-        <w:ind w:left="720"/>
-      </w:pPr>
-    </w:p>
-    <w:p>
-      <w:pPr>
-        <w:pStyle w:val="ListParagraph"/>
-        <w:numPr>
-          <w:ilvl w:val="0"/>
-          <w:numId w:val="19"/>
-        </w:numPr>
-        <w:ind w:left="1440"/>
-        <w:rPr>
-          <w:b/>
-          <w:bCs/>
-        </w:rPr>
-      </w:pPr>
-      <w:r>
-        <w:rPr>
-          <w:b/>
-          <w:bCs/>
-        </w:rPr>
-        <w:t>Standard Deviation</w:t>
-      </w:r>
-    </w:p>
-    <w:p>
-      <w:pPr>
-        <w:pStyle w:val="ListParagraph"/>
-        <w:numPr>
-          <w:ilvl w:val="0"/>
-          <w:numId w:val="20"/>
-        </w:numPr>
-        <w:ind w:left="2160"/>
-      </w:pPr>
-      <w:r>
-        <w:t>Standard deviation shows how widely data values are spread from the mean.</w:t>
-      </w:r>
-    </w:p>
-    <w:p>
-      <w:pPr>
-        <w:pStyle w:val="ListParagraph"/>
-        <w:numPr>
-          <w:ilvl w:val="0"/>
-          <w:numId w:val="20"/>
-        </w:numPr>
-        <w:ind w:left="2160"/>
-      </w:pPr>
-      <w:r>
-        <w:t>It is the square root of the variance.</w:t>
-      </w:r>
-    </w:p>
-    <w:p>
-      <w:pPr>
-        <w:pStyle w:val="ListParagraph"/>
-        <w:numPr>
-          <w:ilvl w:val="0"/>
-          <w:numId w:val="19"/>
-        </w:numPr>
-        <w:ind w:left="1440"/>
-        <w:rPr>
-          <w:b/>
-          <w:bCs/>
-        </w:rPr>
-      </w:pPr>
-      <w:r>
-        <w:rPr>
-          <w:b/>
-          <w:bCs/>
-        </w:rPr>
-        <w:t>Interquartile Range (IQR)</w:t>
-      </w:r>
-    </w:p>
-    <w:p>
-      <w:pPr>
-        <w:pStyle w:val="ListParagraph"/>
-        <w:numPr>
-          <w:ilvl w:val="0"/>
-          <w:numId w:val="21"/>
-        </w:numPr>
-        <w:ind w:left="2160"/>
-      </w:pPr>
-      <w:r>
-        <w:t>IQR measures the spread of the middle 50% of data points.</w:t>
-      </w:r>
-    </w:p>
-    <w:p>
-      <w:pPr>
-        <w:pStyle w:val="ListParagraph"/>
-        <w:ind w:left="1080"/>
+        <w:t>Measures of Variability (Dispersion</w:t>
+      </w:r>
+      <w:r>
         <w:rPr>
           <w:b/>
           <w:bCs/>
           <w:sz w:val="28"/>
           <w:szCs w:val="28"/>
         </w:rPr>
-      </w:pPr>
+        <w:t>)</w:t>
+      </w:r>
+      <w:r>
+        <w:rPr>
+          <w:sz w:val="28"/>
+          <w:szCs w:val="28"/>
+        </w:rPr>
+        <w:t>:</w:t>
+      </w:r>
+      <w:r>
+        <w:rPr>
+          <w:sz w:val="28"/>
+          <w:szCs w:val="28"/>
+        </w:rPr>
+        <w:t xml:space="preserve"> </w:t>
+      </w:r>
+    </w:p>
+    <w:p>
+      <w:pPr>
+        <w:pStyle w:val="ListParagraph"/>
+        <w:ind w:left="360"/>
+      </w:pPr>
+      <w:r>
+        <w:t xml:space="preserve">These measures describe how </w:t>
+      </w:r>
+      <w:r>
+        <w:rPr>
+          <w:rStyle w:val="Strong"/>
+        </w:rPr>
+        <w:t>spread out the data</w:t>
+      </w:r>
+      <w:r>
+        <w:t xml:space="preserve"> is. </w:t>
+      </w:r>
+      <w:r>
+        <w:t>Variability refers to a set of statistics that show how much difference there is among the elements of a sample or population along the characteristics measured.</w:t>
+      </w:r>
+      <w:r>
+        <w:t xml:space="preserve"> </w:t>
+      </w:r>
+    </w:p>
+    <w:p>
+      <w:pPr>
+        <w:pStyle w:val="ListParagraph"/>
+        <w:ind w:left="360"/>
+      </w:pPr>
+      <w:r>
+        <w:t>Common measures</w:t>
+      </w:r>
+      <w:r>
+        <w:t xml:space="preserve"> include:</w:t>
+      </w:r>
+    </w:p>
+    <w:p>
+      <w:pPr>
+        <w:pStyle w:val="ListParagraph"/>
+        <w:numPr>
+          <w:ilvl w:val="0"/>
+          <w:numId w:val="19"/>
+        </w:numPr>
+        <w:ind w:left="1440"/>
+      </w:pPr>
+      <w:r>
+        <w:rPr>
+          <w:b/>
+          <w:bCs/>
+        </w:rPr>
+        <w:t>Range</w:t>
+      </w:r>
+      <w:r>
+        <w:rPr>
+          <w:b/>
+          <w:bCs/>
+        </w:rPr>
+        <w:t>:</w:t>
+      </w:r>
+      <w:r>
+        <w:t xml:space="preserve"> </w:t>
+      </w:r>
+      <w:r>
+        <w:t>The simplest measure of spread.</w:t>
+      </w:r>
+      <w:r>
+        <w:br/>
+        <w:t>Formula:</w:t>
+      </w:r>
+    </w:p>
+    <w:p>
+      <w:pPr>
+        <w:ind w:left="1440"/>
+      </w:pPr>
+      <w:r>
+        <w:t>Range=Maximum </w:t>
+      </w:r>
+      <w:r>
+        <w:t>Value</w:t>
+      </w:r>
+      <w:r>
+        <w:t xml:space="preserve">−Minimum value </w:t>
+      </w:r>
+    </w:p>
+    <w:p>
+      <w:pPr>
+        <w:pStyle w:val="ListParagraph"/>
+        <w:numPr>
+          <w:ilvl w:val="0"/>
+          <w:numId w:val="19"/>
+        </w:numPr>
+        <w:ind w:left="1440"/>
+        <w:rPr>
+          <w:b/>
+          <w:bCs/>
+        </w:rPr>
+      </w:pPr>
+      <w:r>
+        <w:rPr>
+          <w:b/>
+          <w:bCs/>
+        </w:rPr>
+        <w:t>Variance</w:t>
+      </w:r>
+      <w:r>
+        <w:rPr>
+          <w:b/>
+          <w:bCs/>
+        </w:rPr>
+        <w:t>:</w:t>
+      </w:r>
+    </w:p>
+    <w:p>
+      <w:pPr>
+        <w:pStyle w:val="ListParagraph"/>
+        <w:numPr>
+          <w:ilvl w:val="0"/>
+          <w:numId w:val="18"/>
+        </w:numPr>
+        <w:ind w:left="2160"/>
+      </w:pPr>
+      <w:r>
+        <w:t>Variance measures how far data points are from the mean on average.</w:t>
+      </w:r>
+    </w:p>
+    <w:p>
+      <w:pPr>
+        <w:pStyle w:val="ListParagraph"/>
+        <w:numPr>
+          <w:ilvl w:val="0"/>
+          <w:numId w:val="18"/>
+        </w:numPr>
+        <w:ind w:left="2160"/>
+      </w:pPr>
+      <w:r>
+        <w:t>Denoted by σ2\sigma^2σ2 (population) or s2s^2s2 (sample).</w:t>
+      </w:r>
     </w:p>
     <w:p>
       <w:pPr>
@@ -4315,31 +5686,89 @@
     </w:p>
     <w:p>
       <w:pPr>
-        <w:ind w:left="720"/>
-      </w:pPr>
-    </w:p>
-    <w:p/>
-    <w:p>
-      <w:pPr>
-        <w:pStyle w:val="Heading1"/>
-      </w:pPr>
-      <w:r>
-        <w:t>Inferential Statistics</w:t>
-      </w:r>
-    </w:p>
-    <w:p/>
-    <w:p>
-      <w:r>
-        <w:t>Statistical inference is the process of using data from a sample to make conclusions about a population. In other words, it allows us to make educated guesses about a large group based on observations from a smaller group.</w:t>
-      </w:r>
-    </w:p>
-    <w:p>
-      <w:r>
-        <w:t>The main types of statistical inference are:</w:t>
-      </w:r>
-    </w:p>
-    <w:p>
-      <w:pPr>
+        <w:pStyle w:val="ListParagraph"/>
+        <w:numPr>
+          <w:ilvl w:val="0"/>
+          <w:numId w:val="19"/>
+        </w:numPr>
+        <w:ind w:left="1440"/>
+        <w:rPr>
+          <w:b/>
+          <w:bCs/>
+        </w:rPr>
+      </w:pPr>
+      <w:r>
+        <w:rPr>
+          <w:b/>
+          <w:bCs/>
+        </w:rPr>
+        <w:t>Standard Deviation</w:t>
+      </w:r>
+    </w:p>
+    <w:p>
+      <w:pPr>
+        <w:pStyle w:val="ListParagraph"/>
+        <w:numPr>
+          <w:ilvl w:val="0"/>
+          <w:numId w:val="20"/>
+        </w:numPr>
+        <w:ind w:left="2160"/>
+      </w:pPr>
+      <w:r>
+        <w:t>Standard deviation shows how widely data values are spread from the mean.</w:t>
+      </w:r>
+    </w:p>
+    <w:p>
+      <w:pPr>
+        <w:pStyle w:val="ListParagraph"/>
+        <w:numPr>
+          <w:ilvl w:val="0"/>
+          <w:numId w:val="20"/>
+        </w:numPr>
+        <w:ind w:left="2160"/>
+      </w:pPr>
+      <w:r>
+        <w:t>It is the square root of the variance.</w:t>
+      </w:r>
+    </w:p>
+    <w:p>
+      <w:pPr>
+        <w:pStyle w:val="ListParagraph"/>
+        <w:numPr>
+          <w:ilvl w:val="0"/>
+          <w:numId w:val="19"/>
+        </w:numPr>
+        <w:ind w:left="1440"/>
+        <w:rPr>
+          <w:b/>
+          <w:bCs/>
+        </w:rPr>
+      </w:pPr>
+      <w:r>
+        <w:rPr>
+          <w:b/>
+          <w:bCs/>
+        </w:rPr>
+        <w:t>Interquartile Range (IQR)</w:t>
+      </w:r>
+    </w:p>
+    <w:p>
+      <w:pPr>
+        <w:pStyle w:val="ListParagraph"/>
+        <w:numPr>
+          <w:ilvl w:val="0"/>
+          <w:numId w:val="21"/>
+        </w:numPr>
+        <w:ind w:left="2160"/>
+      </w:pPr>
+      <w:r>
+        <w:t>IQR measures the spread of the middle 50% of data points.</w:t>
+      </w:r>
+    </w:p>
+    <w:p>
+      <w:pPr>
+        <w:pStyle w:val="ListParagraph"/>
+        <w:ind w:left="1080"/>
         <w:rPr>
           <w:b/>
           <w:bCs/>
@@ -4347,15 +5776,46 @@
           <w:szCs w:val="28"/>
         </w:rPr>
       </w:pPr>
-      <w:r>
+    </w:p>
+    <w:p>
+      <w:pPr>
+        <w:ind w:left="720"/>
+      </w:pPr>
+    </w:p>
+    <w:p>
+      <w:pPr>
+        <w:ind w:left="720"/>
+      </w:pPr>
+    </w:p>
+    <w:p/>
+    <w:p>
+      <w:pPr>
+        <w:pStyle w:val="Heading1"/>
+      </w:pPr>
+      <w:r>
+        <w:t>Inferential Statistics</w:t>
+      </w:r>
+    </w:p>
+    <w:p/>
+    <w:p>
+      <w:r>
+        <w:t>Statistical inference is the process of using data from a sample to make conclusions about a population. In other words, it allows us to make educated guesses about a large group based on observations from a smaller group.</w:t>
+      </w:r>
+    </w:p>
+    <w:p>
+      <w:r>
+        <w:t>The main types of statistical inference are:</w:t>
+      </w:r>
+    </w:p>
+    <w:p>
+      <w:pPr>
         <w:rPr>
           <w:b/>
           <w:bCs/>
           <w:sz w:val="28"/>
           <w:szCs w:val="28"/>
         </w:rPr>
-        <w:t xml:space="preserve">1. </w:t>
-      </w:r>
+      </w:pPr>
       <w:r>
         <w:rPr>
           <w:b/>
@@ -4363,6 +5823,15 @@
           <w:sz w:val="28"/>
           <w:szCs w:val="28"/>
         </w:rPr>
+        <w:t xml:space="preserve">1. </w:t>
+      </w:r>
+      <w:r>
+        <w:rPr>
+          <w:b/>
+          <w:bCs/>
+          <w:sz w:val="28"/>
+          <w:szCs w:val="28"/>
+        </w:rPr>
         <w:t>Estimation</w:t>
       </w:r>
     </w:p>
@@ -4375,6 +5844,7 @@
         </w:numPr>
       </w:pPr>
       <w:r>
+        <w:lastRenderedPageBreak/>
         <w:t>Definition: Estimation uses sample data to estimate population parameters (like mean, proportion, variance).</w:t>
       </w:r>
     </w:p>
@@ -5395,6 +6865,95 @@
     </w:lvl>
   </w:abstractNum>
   <w:abstractNum w:abstractNumId="7" w15:restartNumberingAfterBreak="0">
+    <w:nsid w:val="0E836CE1"/>
+    <w:multiLevelType w:val="hybridMultilevel"/>
+    <w:tmpl w:val="7C5EC4B0"/>
+    <w:lvl w:ilvl="0" w:tplc="E01ADDA8">
+      <w:start w:val="1"/>
+      <w:numFmt w:val="upperLetter"/>
+      <w:lvlText w:val="%1)"/>
+      <w:lvlJc w:val="left"/>
+      <w:pPr>
+        <w:ind w:left="360" w:hanging="360"/>
+      </w:pPr>
+      <w:rPr>
+        <w:rFonts w:hint="default"/>
+      </w:rPr>
+    </w:lvl>
+    <w:lvl w:ilvl="1" w:tplc="FFFFFFFF">
+      <w:start w:val="1"/>
+      <w:numFmt w:val="lowerLetter"/>
+      <w:lvlText w:val="%2."/>
+      <w:lvlJc w:val="left"/>
+      <w:pPr>
+        <w:ind w:left="1080" w:hanging="360"/>
+      </w:pPr>
+    </w:lvl>
+    <w:lvl w:ilvl="2" w:tplc="FFFFFFFF">
+      <w:start w:val="1"/>
+      <w:numFmt w:val="lowerRoman"/>
+      <w:lvlText w:val="%3."/>
+      <w:lvlJc w:val="right"/>
+      <w:pPr>
+        <w:ind w:left="1800" w:hanging="180"/>
+      </w:pPr>
+    </w:lvl>
+    <w:lvl w:ilvl="3" w:tplc="FFFFFFFF">
+      <w:start w:val="1"/>
+      <w:numFmt w:val="decimal"/>
+      <w:lvlText w:val="%4."/>
+      <w:lvlJc w:val="left"/>
+      <w:pPr>
+        <w:ind w:left="2520" w:hanging="360"/>
+      </w:pPr>
+    </w:lvl>
+    <w:lvl w:ilvl="4" w:tplc="FFFFFFFF" w:tentative="1">
+      <w:start w:val="1"/>
+      <w:numFmt w:val="lowerLetter"/>
+      <w:lvlText w:val="%5."/>
+      <w:lvlJc w:val="left"/>
+      <w:pPr>
+        <w:ind w:left="3240" w:hanging="360"/>
+      </w:pPr>
+    </w:lvl>
+    <w:lvl w:ilvl="5" w:tplc="FFFFFFFF" w:tentative="1">
+      <w:start w:val="1"/>
+      <w:numFmt w:val="lowerRoman"/>
+      <w:lvlText w:val="%6."/>
+      <w:lvlJc w:val="right"/>
+      <w:pPr>
+        <w:ind w:left="3960" w:hanging="180"/>
+      </w:pPr>
+    </w:lvl>
+    <w:lvl w:ilvl="6" w:tplc="FFFFFFFF" w:tentative="1">
+      <w:start w:val="1"/>
+      <w:numFmt w:val="decimal"/>
+      <w:lvlText w:val="%7."/>
+      <w:lvlJc w:val="left"/>
+      <w:pPr>
+        <w:ind w:left="4680" w:hanging="360"/>
+      </w:pPr>
+    </w:lvl>
+    <w:lvl w:ilvl="7" w:tplc="FFFFFFFF" w:tentative="1">
+      <w:start w:val="1"/>
+      <w:numFmt w:val="lowerLetter"/>
+      <w:lvlText w:val="%8."/>
+      <w:lvlJc w:val="left"/>
+      <w:pPr>
+        <w:ind w:left="5400" w:hanging="360"/>
+      </w:pPr>
+    </w:lvl>
+    <w:lvl w:ilvl="8" w:tplc="FFFFFFFF" w:tentative="1">
+      <w:start w:val="1"/>
+      <w:numFmt w:val="lowerRoman"/>
+      <w:lvlText w:val="%9."/>
+      <w:lvlJc w:val="right"/>
+      <w:pPr>
+        <w:ind w:left="6120" w:hanging="180"/>
+      </w:pPr>
+    </w:lvl>
+  </w:abstractNum>
+  <w:abstractNum w:abstractNumId="8" w15:restartNumberingAfterBreak="0">
     <w:nsid w:val="0FAE31FA"/>
     <w:multiLevelType w:val="hybridMultilevel"/>
     <w:tmpl w:val="8AEAAD14"/>
@@ -5487,7 +7046,7 @@
       </w:pPr>
     </w:lvl>
   </w:abstractNum>
-  <w:abstractNum w:abstractNumId="8" w15:restartNumberingAfterBreak="0">
+  <w:abstractNum w:abstractNumId="9" w15:restartNumberingAfterBreak="0">
     <w:nsid w:val="14595A0B"/>
     <w:multiLevelType w:val="hybridMultilevel"/>
     <w:tmpl w:val="25126B4A"/>
@@ -5600,7 +7159,7 @@
       </w:rPr>
     </w:lvl>
   </w:abstractNum>
-  <w:abstractNum w:abstractNumId="9" w15:restartNumberingAfterBreak="0">
+  <w:abstractNum w:abstractNumId="10" w15:restartNumberingAfterBreak="0">
     <w:nsid w:val="14F22E84"/>
     <w:multiLevelType w:val="hybridMultilevel"/>
     <w:tmpl w:val="B2C01294"/>
@@ -5713,7 +7272,7 @@
       </w:rPr>
     </w:lvl>
   </w:abstractNum>
-  <w:abstractNum w:abstractNumId="10" w15:restartNumberingAfterBreak="0">
+  <w:abstractNum w:abstractNumId="11" w15:restartNumberingAfterBreak="0">
     <w:nsid w:val="15466012"/>
     <w:multiLevelType w:val="hybridMultilevel"/>
     <w:tmpl w:val="C688F5E6"/>
@@ -5826,7 +7385,7 @@
       </w:rPr>
     </w:lvl>
   </w:abstractNum>
-  <w:abstractNum w:abstractNumId="11" w15:restartNumberingAfterBreak="0">
+  <w:abstractNum w:abstractNumId="12" w15:restartNumberingAfterBreak="0">
     <w:nsid w:val="15E7780B"/>
     <w:multiLevelType w:val="hybridMultilevel"/>
     <w:tmpl w:val="06705FA4"/>
@@ -5915,341 +7474,17 @@
       </w:pPr>
     </w:lvl>
   </w:abstractNum>
-  <w:abstractNum w:abstractNumId="12" w15:restartNumberingAfterBreak="0">
+  <w:abstractNum w:abstractNumId="13" w15:restartNumberingAfterBreak="0">
     <w:nsid w:val="168F1D6B"/>
     <w:multiLevelType w:val="hybridMultilevel"/>
-    <w:tmpl w:val="12E66104"/>
-    <w:lvl w:ilvl="0" w:tplc="FFFFFFFF">
+    <w:tmpl w:val="22D2374A"/>
+    <w:lvl w:ilvl="0" w:tplc="8A044FB8">
       <w:start w:val="1"/>
       <w:numFmt w:val="upperLetter"/>
       <w:lvlText w:val="%1)"/>
       <w:lvlJc w:val="left"/>
       <w:pPr>
         <w:ind w:left="360" w:hanging="360"/>
-      </w:pPr>
-      <w:rPr>
-        <w:rFonts w:hint="default"/>
-      </w:rPr>
-    </w:lvl>
-    <w:lvl w:ilvl="1" w:tplc="FFFFFFFF" w:tentative="1">
-      <w:start w:val="1"/>
-      <w:numFmt w:val="lowerLetter"/>
-      <w:lvlText w:val="%2."/>
-      <w:lvlJc w:val="left"/>
-      <w:pPr>
-        <w:ind w:left="1080" w:hanging="360"/>
-      </w:pPr>
-    </w:lvl>
-    <w:lvl w:ilvl="2" w:tplc="FFFFFFFF" w:tentative="1">
-      <w:start w:val="1"/>
-      <w:numFmt w:val="lowerRoman"/>
-      <w:lvlText w:val="%3."/>
-      <w:lvlJc w:val="right"/>
-      <w:pPr>
-        <w:ind w:left="1800" w:hanging="180"/>
-      </w:pPr>
-    </w:lvl>
-    <w:lvl w:ilvl="3" w:tplc="FFFFFFFF" w:tentative="1">
-      <w:start w:val="1"/>
-      <w:numFmt w:val="decimal"/>
-      <w:lvlText w:val="%4."/>
-      <w:lvlJc w:val="left"/>
-      <w:pPr>
-        <w:ind w:left="2520" w:hanging="360"/>
-      </w:pPr>
-    </w:lvl>
-    <w:lvl w:ilvl="4" w:tplc="FFFFFFFF" w:tentative="1">
-      <w:start w:val="1"/>
-      <w:numFmt w:val="lowerLetter"/>
-      <w:lvlText w:val="%5."/>
-      <w:lvlJc w:val="left"/>
-      <w:pPr>
-        <w:ind w:left="3240" w:hanging="360"/>
-      </w:pPr>
-    </w:lvl>
-    <w:lvl w:ilvl="5" w:tplc="FFFFFFFF" w:tentative="1">
-      <w:start w:val="1"/>
-      <w:numFmt w:val="lowerRoman"/>
-      <w:lvlText w:val="%6."/>
-      <w:lvlJc w:val="right"/>
-      <w:pPr>
-        <w:ind w:left="3960" w:hanging="180"/>
-      </w:pPr>
-    </w:lvl>
-    <w:lvl w:ilvl="6" w:tplc="FFFFFFFF" w:tentative="1">
-      <w:start w:val="1"/>
-      <w:numFmt w:val="decimal"/>
-      <w:lvlText w:val="%7."/>
-      <w:lvlJc w:val="left"/>
-      <w:pPr>
-        <w:ind w:left="4680" w:hanging="360"/>
-      </w:pPr>
-    </w:lvl>
-    <w:lvl w:ilvl="7" w:tplc="FFFFFFFF" w:tentative="1">
-      <w:start w:val="1"/>
-      <w:numFmt w:val="lowerLetter"/>
-      <w:lvlText w:val="%8."/>
-      <w:lvlJc w:val="left"/>
-      <w:pPr>
-        <w:ind w:left="5400" w:hanging="360"/>
-      </w:pPr>
-    </w:lvl>
-    <w:lvl w:ilvl="8" w:tplc="FFFFFFFF" w:tentative="1">
-      <w:start w:val="1"/>
-      <w:numFmt w:val="lowerRoman"/>
-      <w:lvlText w:val="%9."/>
-      <w:lvlJc w:val="right"/>
-      <w:pPr>
-        <w:ind w:left="6120" w:hanging="180"/>
-      </w:pPr>
-    </w:lvl>
-  </w:abstractNum>
-  <w:abstractNum w:abstractNumId="13" w15:restartNumberingAfterBreak="0">
-    <w:nsid w:val="19DC3B85"/>
-    <w:multiLevelType w:val="hybridMultilevel"/>
-    <w:tmpl w:val="D40A0694"/>
-    <w:lvl w:ilvl="0" w:tplc="0409000F">
-      <w:start w:val="1"/>
-      <w:numFmt w:val="decimal"/>
-      <w:lvlText w:val="%1."/>
-      <w:lvlJc w:val="left"/>
-      <w:pPr>
-        <w:ind w:left="720" w:hanging="360"/>
-      </w:pPr>
-    </w:lvl>
-    <w:lvl w:ilvl="1" w:tplc="04090019">
-      <w:start w:val="1"/>
-      <w:numFmt w:val="lowerLetter"/>
-      <w:lvlText w:val="%2."/>
-      <w:lvlJc w:val="left"/>
-      <w:pPr>
-        <w:ind w:left="1440" w:hanging="360"/>
-      </w:pPr>
-    </w:lvl>
-    <w:lvl w:ilvl="2" w:tplc="0409001B">
-      <w:start w:val="1"/>
-      <w:numFmt w:val="lowerRoman"/>
-      <w:lvlText w:val="%3."/>
-      <w:lvlJc w:val="right"/>
-      <w:pPr>
-        <w:ind w:left="2160" w:hanging="180"/>
-      </w:pPr>
-    </w:lvl>
-    <w:lvl w:ilvl="3" w:tplc="0409000F">
-      <w:start w:val="1"/>
-      <w:numFmt w:val="decimal"/>
-      <w:lvlText w:val="%4."/>
-      <w:lvlJc w:val="left"/>
-      <w:pPr>
-        <w:ind w:left="2880" w:hanging="360"/>
-      </w:pPr>
-    </w:lvl>
-    <w:lvl w:ilvl="4" w:tplc="04090019">
-      <w:start w:val="1"/>
-      <w:numFmt w:val="lowerLetter"/>
-      <w:lvlText w:val="%5."/>
-      <w:lvlJc w:val="left"/>
-      <w:pPr>
-        <w:ind w:left="3600" w:hanging="360"/>
-      </w:pPr>
-    </w:lvl>
-    <w:lvl w:ilvl="5" w:tplc="0409001B">
-      <w:start w:val="1"/>
-      <w:numFmt w:val="lowerRoman"/>
-      <w:lvlText w:val="%6."/>
-      <w:lvlJc w:val="right"/>
-      <w:pPr>
-        <w:ind w:left="4320" w:hanging="180"/>
-      </w:pPr>
-    </w:lvl>
-    <w:lvl w:ilvl="6" w:tplc="0409000F">
-      <w:start w:val="1"/>
-      <w:numFmt w:val="decimal"/>
-      <w:lvlText w:val="%7."/>
-      <w:lvlJc w:val="left"/>
-      <w:pPr>
-        <w:ind w:left="5040" w:hanging="360"/>
-      </w:pPr>
-    </w:lvl>
-    <w:lvl w:ilvl="7" w:tplc="04090019">
-      <w:start w:val="1"/>
-      <w:numFmt w:val="lowerLetter"/>
-      <w:lvlText w:val="%8."/>
-      <w:lvlJc w:val="left"/>
-      <w:pPr>
-        <w:ind w:left="5760" w:hanging="360"/>
-      </w:pPr>
-    </w:lvl>
-    <w:lvl w:ilvl="8" w:tplc="0409001B">
-      <w:start w:val="1"/>
-      <w:numFmt w:val="lowerRoman"/>
-      <w:lvlText w:val="%9."/>
-      <w:lvlJc w:val="right"/>
-      <w:pPr>
-        <w:ind w:left="6480" w:hanging="180"/>
-      </w:pPr>
-    </w:lvl>
-  </w:abstractNum>
-  <w:abstractNum w:abstractNumId="14" w15:restartNumberingAfterBreak="0">
-    <w:nsid w:val="1B32778A"/>
-    <w:multiLevelType w:val="multilevel"/>
-    <w:tmpl w:val="77DE178E"/>
-    <w:lvl w:ilvl="0">
-      <w:start w:val="1"/>
-      <w:numFmt w:val="bullet"/>
-      <w:lvlText w:val=""/>
-      <w:lvlJc w:val="left"/>
-      <w:pPr>
-        <w:tabs>
-          <w:tab w:val="num" w:pos="720"/>
-        </w:tabs>
-        <w:ind w:left="720" w:hanging="360"/>
-      </w:pPr>
-      <w:rPr>
-        <w:rFonts w:ascii="Symbol" w:hAnsi="Symbol" w:hint="default"/>
-        <w:sz w:val="20"/>
-      </w:rPr>
-    </w:lvl>
-    <w:lvl w:ilvl="1">
-      <w:start w:val="1"/>
-      <w:numFmt w:val="bullet"/>
-      <w:lvlText w:val=""/>
-      <w:lvlJc w:val="left"/>
-      <w:pPr>
-        <w:tabs>
-          <w:tab w:val="num" w:pos="1440"/>
-        </w:tabs>
-        <w:ind w:left="1440" w:hanging="360"/>
-      </w:pPr>
-      <w:rPr>
-        <w:rFonts w:ascii="Symbol" w:hAnsi="Symbol" w:hint="default"/>
-        <w:sz w:val="20"/>
-      </w:rPr>
-    </w:lvl>
-    <w:lvl w:ilvl="2" w:tentative="1">
-      <w:start w:val="1"/>
-      <w:numFmt w:val="bullet"/>
-      <w:lvlText w:val=""/>
-      <w:lvlJc w:val="left"/>
-      <w:pPr>
-        <w:tabs>
-          <w:tab w:val="num" w:pos="2160"/>
-        </w:tabs>
-        <w:ind w:left="2160" w:hanging="360"/>
-      </w:pPr>
-      <w:rPr>
-        <w:rFonts w:ascii="Wingdings" w:hAnsi="Wingdings" w:hint="default"/>
-        <w:sz w:val="20"/>
-      </w:rPr>
-    </w:lvl>
-    <w:lvl w:ilvl="3" w:tentative="1">
-      <w:start w:val="1"/>
-      <w:numFmt w:val="bullet"/>
-      <w:lvlText w:val=""/>
-      <w:lvlJc w:val="left"/>
-      <w:pPr>
-        <w:tabs>
-          <w:tab w:val="num" w:pos="2880"/>
-        </w:tabs>
-        <w:ind w:left="2880" w:hanging="360"/>
-      </w:pPr>
-      <w:rPr>
-        <w:rFonts w:ascii="Wingdings" w:hAnsi="Wingdings" w:hint="default"/>
-        <w:sz w:val="20"/>
-      </w:rPr>
-    </w:lvl>
-    <w:lvl w:ilvl="4" w:tentative="1">
-      <w:start w:val="1"/>
-      <w:numFmt w:val="bullet"/>
-      <w:lvlText w:val=""/>
-      <w:lvlJc w:val="left"/>
-      <w:pPr>
-        <w:tabs>
-          <w:tab w:val="num" w:pos="3600"/>
-        </w:tabs>
-        <w:ind w:left="3600" w:hanging="360"/>
-      </w:pPr>
-      <w:rPr>
-        <w:rFonts w:ascii="Wingdings" w:hAnsi="Wingdings" w:hint="default"/>
-        <w:sz w:val="20"/>
-      </w:rPr>
-    </w:lvl>
-    <w:lvl w:ilvl="5" w:tentative="1">
-      <w:start w:val="1"/>
-      <w:numFmt w:val="bullet"/>
-      <w:lvlText w:val=""/>
-      <w:lvlJc w:val="left"/>
-      <w:pPr>
-        <w:tabs>
-          <w:tab w:val="num" w:pos="4320"/>
-        </w:tabs>
-        <w:ind w:left="4320" w:hanging="360"/>
-      </w:pPr>
-      <w:rPr>
-        <w:rFonts w:ascii="Wingdings" w:hAnsi="Wingdings" w:hint="default"/>
-        <w:sz w:val="20"/>
-      </w:rPr>
-    </w:lvl>
-    <w:lvl w:ilvl="6" w:tentative="1">
-      <w:start w:val="1"/>
-      <w:numFmt w:val="bullet"/>
-      <w:lvlText w:val=""/>
-      <w:lvlJc w:val="left"/>
-      <w:pPr>
-        <w:tabs>
-          <w:tab w:val="num" w:pos="5040"/>
-        </w:tabs>
-        <w:ind w:left="5040" w:hanging="360"/>
-      </w:pPr>
-      <w:rPr>
-        <w:rFonts w:ascii="Wingdings" w:hAnsi="Wingdings" w:hint="default"/>
-        <w:sz w:val="20"/>
-      </w:rPr>
-    </w:lvl>
-    <w:lvl w:ilvl="7" w:tentative="1">
-      <w:start w:val="1"/>
-      <w:numFmt w:val="bullet"/>
-      <w:lvlText w:val=""/>
-      <w:lvlJc w:val="left"/>
-      <w:pPr>
-        <w:tabs>
-          <w:tab w:val="num" w:pos="5760"/>
-        </w:tabs>
-        <w:ind w:left="5760" w:hanging="360"/>
-      </w:pPr>
-      <w:rPr>
-        <w:rFonts w:ascii="Wingdings" w:hAnsi="Wingdings" w:hint="default"/>
-        <w:sz w:val="20"/>
-      </w:rPr>
-    </w:lvl>
-    <w:lvl w:ilvl="8" w:tentative="1">
-      <w:start w:val="1"/>
-      <w:numFmt w:val="bullet"/>
-      <w:lvlText w:val=""/>
-      <w:lvlJc w:val="left"/>
-      <w:pPr>
-        <w:tabs>
-          <w:tab w:val="num" w:pos="6480"/>
-        </w:tabs>
-        <w:ind w:left="6480" w:hanging="360"/>
-      </w:pPr>
-      <w:rPr>
-        <w:rFonts w:ascii="Wingdings" w:hAnsi="Wingdings" w:hint="default"/>
-        <w:sz w:val="20"/>
-      </w:rPr>
-    </w:lvl>
-  </w:abstractNum>
-  <w:abstractNum w:abstractNumId="15" w15:restartNumberingAfterBreak="0">
-    <w:nsid w:val="1E0557DA"/>
-    <w:multiLevelType w:val="hybridMultilevel"/>
-    <w:tmpl w:val="1CE83F1E"/>
-    <w:lvl w:ilvl="0" w:tplc="04090017">
-      <w:start w:val="1"/>
-      <w:numFmt w:val="lowerLetter"/>
-      <w:lvlText w:val="%1)"/>
-      <w:lvlJc w:val="left"/>
-      <w:pPr>
-        <w:ind w:left="1080" w:hanging="360"/>
       </w:pPr>
       <w:rPr>
         <w:rFonts w:hint="default"/>
@@ -6259,22 +7494,22 @@
         <w:szCs w:val="24"/>
       </w:rPr>
     </w:lvl>
-    <w:lvl w:ilvl="1" w:tplc="FFFFFFFF">
+    <w:lvl w:ilvl="1" w:tplc="FFFFFFFF" w:tentative="1">
       <w:start w:val="1"/>
       <w:numFmt w:val="lowerLetter"/>
       <w:lvlText w:val="%2."/>
       <w:lvlJc w:val="left"/>
       <w:pPr>
-        <w:ind w:left="1800" w:hanging="360"/>
-      </w:pPr>
-    </w:lvl>
-    <w:lvl w:ilvl="2" w:tplc="FFFFFFFF">
+        <w:ind w:left="1080" w:hanging="360"/>
+      </w:pPr>
+    </w:lvl>
+    <w:lvl w:ilvl="2" w:tplc="FFFFFFFF" w:tentative="1">
       <w:start w:val="1"/>
       <w:numFmt w:val="lowerRoman"/>
       <w:lvlText w:val="%3."/>
       <w:lvlJc w:val="right"/>
       <w:pPr>
-        <w:ind w:left="2520" w:hanging="180"/>
+        <w:ind w:left="1800" w:hanging="180"/>
       </w:pPr>
     </w:lvl>
     <w:lvl w:ilvl="3" w:tplc="FFFFFFFF" w:tentative="1">
@@ -6283,7 +7518,7 @@
       <w:lvlText w:val="%4."/>
       <w:lvlJc w:val="left"/>
       <w:pPr>
-        <w:ind w:left="3240" w:hanging="360"/>
+        <w:ind w:left="2520" w:hanging="360"/>
       </w:pPr>
     </w:lvl>
     <w:lvl w:ilvl="4" w:tplc="FFFFFFFF" w:tentative="1">
@@ -6292,7 +7527,7 @@
       <w:lvlText w:val="%5."/>
       <w:lvlJc w:val="left"/>
       <w:pPr>
-        <w:ind w:left="3960" w:hanging="360"/>
+        <w:ind w:left="3240" w:hanging="360"/>
       </w:pPr>
     </w:lvl>
     <w:lvl w:ilvl="5" w:tplc="FFFFFFFF" w:tentative="1">
@@ -6301,7 +7536,7 @@
       <w:lvlText w:val="%6."/>
       <w:lvlJc w:val="right"/>
       <w:pPr>
-        <w:ind w:left="4680" w:hanging="180"/>
+        <w:ind w:left="3960" w:hanging="180"/>
       </w:pPr>
     </w:lvl>
     <w:lvl w:ilvl="6" w:tplc="FFFFFFFF" w:tentative="1">
@@ -6310,7 +7545,7 @@
       <w:lvlText w:val="%7."/>
       <w:lvlJc w:val="left"/>
       <w:pPr>
-        <w:ind w:left="5400" w:hanging="360"/>
+        <w:ind w:left="4680" w:hanging="360"/>
       </w:pPr>
     </w:lvl>
     <w:lvl w:ilvl="7" w:tplc="FFFFFFFF" w:tentative="1">
@@ -6319,7 +7554,7 @@
       <w:lvlText w:val="%8."/>
       <w:lvlJc w:val="left"/>
       <w:pPr>
-        <w:ind w:left="6120" w:hanging="360"/>
+        <w:ind w:left="5400" w:hanging="360"/>
       </w:pPr>
     </w:lvl>
     <w:lvl w:ilvl="8" w:tplc="FFFFFFFF" w:tentative="1">
@@ -6328,11 +7563,339 @@
       <w:lvlText w:val="%9."/>
       <w:lvlJc w:val="right"/>
       <w:pPr>
-        <w:ind w:left="6840" w:hanging="180"/>
-      </w:pPr>
+        <w:ind w:left="6120" w:hanging="180"/>
+      </w:pPr>
+    </w:lvl>
+  </w:abstractNum>
+  <w:abstractNum w:abstractNumId="14" w15:restartNumberingAfterBreak="0">
+    <w:nsid w:val="19DC3B85"/>
+    <w:multiLevelType w:val="hybridMultilevel"/>
+    <w:tmpl w:val="D40A0694"/>
+    <w:lvl w:ilvl="0" w:tplc="0409000F">
+      <w:start w:val="1"/>
+      <w:numFmt w:val="decimal"/>
+      <w:lvlText w:val="%1."/>
+      <w:lvlJc w:val="left"/>
+      <w:pPr>
+        <w:ind w:left="720" w:hanging="360"/>
+      </w:pPr>
+    </w:lvl>
+    <w:lvl w:ilvl="1" w:tplc="04090019">
+      <w:start w:val="1"/>
+      <w:numFmt w:val="lowerLetter"/>
+      <w:lvlText w:val="%2."/>
+      <w:lvlJc w:val="left"/>
+      <w:pPr>
+        <w:ind w:left="1440" w:hanging="360"/>
+      </w:pPr>
+    </w:lvl>
+    <w:lvl w:ilvl="2" w:tplc="0409001B">
+      <w:start w:val="1"/>
+      <w:numFmt w:val="lowerRoman"/>
+      <w:lvlText w:val="%3."/>
+      <w:lvlJc w:val="right"/>
+      <w:pPr>
+        <w:ind w:left="2160" w:hanging="180"/>
+      </w:pPr>
+    </w:lvl>
+    <w:lvl w:ilvl="3" w:tplc="0409000F">
+      <w:start w:val="1"/>
+      <w:numFmt w:val="decimal"/>
+      <w:lvlText w:val="%4."/>
+      <w:lvlJc w:val="left"/>
+      <w:pPr>
+        <w:ind w:left="2880" w:hanging="360"/>
+      </w:pPr>
+    </w:lvl>
+    <w:lvl w:ilvl="4" w:tplc="04090019">
+      <w:start w:val="1"/>
+      <w:numFmt w:val="lowerLetter"/>
+      <w:lvlText w:val="%5."/>
+      <w:lvlJc w:val="left"/>
+      <w:pPr>
+        <w:ind w:left="3600" w:hanging="360"/>
+      </w:pPr>
+    </w:lvl>
+    <w:lvl w:ilvl="5" w:tplc="0409001B">
+      <w:start w:val="1"/>
+      <w:numFmt w:val="lowerRoman"/>
+      <w:lvlText w:val="%6."/>
+      <w:lvlJc w:val="right"/>
+      <w:pPr>
+        <w:ind w:left="4320" w:hanging="180"/>
+      </w:pPr>
+    </w:lvl>
+    <w:lvl w:ilvl="6" w:tplc="0409000F">
+      <w:start w:val="1"/>
+      <w:numFmt w:val="decimal"/>
+      <w:lvlText w:val="%7."/>
+      <w:lvlJc w:val="left"/>
+      <w:pPr>
+        <w:ind w:left="5040" w:hanging="360"/>
+      </w:pPr>
+    </w:lvl>
+    <w:lvl w:ilvl="7" w:tplc="04090019">
+      <w:start w:val="1"/>
+      <w:numFmt w:val="lowerLetter"/>
+      <w:lvlText w:val="%8."/>
+      <w:lvlJc w:val="left"/>
+      <w:pPr>
+        <w:ind w:left="5760" w:hanging="360"/>
+      </w:pPr>
+    </w:lvl>
+    <w:lvl w:ilvl="8" w:tplc="0409001B">
+      <w:start w:val="1"/>
+      <w:numFmt w:val="lowerRoman"/>
+      <w:lvlText w:val="%9."/>
+      <w:lvlJc w:val="right"/>
+      <w:pPr>
+        <w:ind w:left="6480" w:hanging="180"/>
+      </w:pPr>
+    </w:lvl>
+  </w:abstractNum>
+  <w:abstractNum w:abstractNumId="15" w15:restartNumberingAfterBreak="0">
+    <w:nsid w:val="1B32778A"/>
+    <w:multiLevelType w:val="multilevel"/>
+    <w:tmpl w:val="77DE178E"/>
+    <w:lvl w:ilvl="0">
+      <w:start w:val="1"/>
+      <w:numFmt w:val="bullet"/>
+      <w:lvlText w:val=""/>
+      <w:lvlJc w:val="left"/>
+      <w:pPr>
+        <w:tabs>
+          <w:tab w:val="num" w:pos="720"/>
+        </w:tabs>
+        <w:ind w:left="720" w:hanging="360"/>
+      </w:pPr>
+      <w:rPr>
+        <w:rFonts w:ascii="Symbol" w:hAnsi="Symbol" w:hint="default"/>
+        <w:sz w:val="20"/>
+      </w:rPr>
+    </w:lvl>
+    <w:lvl w:ilvl="1">
+      <w:start w:val="1"/>
+      <w:numFmt w:val="bullet"/>
+      <w:lvlText w:val=""/>
+      <w:lvlJc w:val="left"/>
+      <w:pPr>
+        <w:tabs>
+          <w:tab w:val="num" w:pos="1440"/>
+        </w:tabs>
+        <w:ind w:left="1440" w:hanging="360"/>
+      </w:pPr>
+      <w:rPr>
+        <w:rFonts w:ascii="Symbol" w:hAnsi="Symbol" w:hint="default"/>
+        <w:sz w:val="20"/>
+      </w:rPr>
+    </w:lvl>
+    <w:lvl w:ilvl="2" w:tentative="1">
+      <w:start w:val="1"/>
+      <w:numFmt w:val="bullet"/>
+      <w:lvlText w:val=""/>
+      <w:lvlJc w:val="left"/>
+      <w:pPr>
+        <w:tabs>
+          <w:tab w:val="num" w:pos="2160"/>
+        </w:tabs>
+        <w:ind w:left="2160" w:hanging="360"/>
+      </w:pPr>
+      <w:rPr>
+        <w:rFonts w:ascii="Wingdings" w:hAnsi="Wingdings" w:hint="default"/>
+        <w:sz w:val="20"/>
+      </w:rPr>
+    </w:lvl>
+    <w:lvl w:ilvl="3" w:tentative="1">
+      <w:start w:val="1"/>
+      <w:numFmt w:val="bullet"/>
+      <w:lvlText w:val=""/>
+      <w:lvlJc w:val="left"/>
+      <w:pPr>
+        <w:tabs>
+          <w:tab w:val="num" w:pos="2880"/>
+        </w:tabs>
+        <w:ind w:left="2880" w:hanging="360"/>
+      </w:pPr>
+      <w:rPr>
+        <w:rFonts w:ascii="Wingdings" w:hAnsi="Wingdings" w:hint="default"/>
+        <w:sz w:val="20"/>
+      </w:rPr>
+    </w:lvl>
+    <w:lvl w:ilvl="4" w:tentative="1">
+      <w:start w:val="1"/>
+      <w:numFmt w:val="bullet"/>
+      <w:lvlText w:val=""/>
+      <w:lvlJc w:val="left"/>
+      <w:pPr>
+        <w:tabs>
+          <w:tab w:val="num" w:pos="3600"/>
+        </w:tabs>
+        <w:ind w:left="3600" w:hanging="360"/>
+      </w:pPr>
+      <w:rPr>
+        <w:rFonts w:ascii="Wingdings" w:hAnsi="Wingdings" w:hint="default"/>
+        <w:sz w:val="20"/>
+      </w:rPr>
+    </w:lvl>
+    <w:lvl w:ilvl="5" w:tentative="1">
+      <w:start w:val="1"/>
+      <w:numFmt w:val="bullet"/>
+      <w:lvlText w:val=""/>
+      <w:lvlJc w:val="left"/>
+      <w:pPr>
+        <w:tabs>
+          <w:tab w:val="num" w:pos="4320"/>
+        </w:tabs>
+        <w:ind w:left="4320" w:hanging="360"/>
+      </w:pPr>
+      <w:rPr>
+        <w:rFonts w:ascii="Wingdings" w:hAnsi="Wingdings" w:hint="default"/>
+        <w:sz w:val="20"/>
+      </w:rPr>
+    </w:lvl>
+    <w:lvl w:ilvl="6" w:tentative="1">
+      <w:start w:val="1"/>
+      <w:numFmt w:val="bullet"/>
+      <w:lvlText w:val=""/>
+      <w:lvlJc w:val="left"/>
+      <w:pPr>
+        <w:tabs>
+          <w:tab w:val="num" w:pos="5040"/>
+        </w:tabs>
+        <w:ind w:left="5040" w:hanging="360"/>
+      </w:pPr>
+      <w:rPr>
+        <w:rFonts w:ascii="Wingdings" w:hAnsi="Wingdings" w:hint="default"/>
+        <w:sz w:val="20"/>
+      </w:rPr>
+    </w:lvl>
+    <w:lvl w:ilvl="7" w:tentative="1">
+      <w:start w:val="1"/>
+      <w:numFmt w:val="bullet"/>
+      <w:lvlText w:val=""/>
+      <w:lvlJc w:val="left"/>
+      <w:pPr>
+        <w:tabs>
+          <w:tab w:val="num" w:pos="5760"/>
+        </w:tabs>
+        <w:ind w:left="5760" w:hanging="360"/>
+      </w:pPr>
+      <w:rPr>
+        <w:rFonts w:ascii="Wingdings" w:hAnsi="Wingdings" w:hint="default"/>
+        <w:sz w:val="20"/>
+      </w:rPr>
+    </w:lvl>
+    <w:lvl w:ilvl="8" w:tentative="1">
+      <w:start w:val="1"/>
+      <w:numFmt w:val="bullet"/>
+      <w:lvlText w:val=""/>
+      <w:lvlJc w:val="left"/>
+      <w:pPr>
+        <w:tabs>
+          <w:tab w:val="num" w:pos="6480"/>
+        </w:tabs>
+        <w:ind w:left="6480" w:hanging="360"/>
+      </w:pPr>
+      <w:rPr>
+        <w:rFonts w:ascii="Wingdings" w:hAnsi="Wingdings" w:hint="default"/>
+        <w:sz w:val="20"/>
+      </w:rPr>
     </w:lvl>
   </w:abstractNum>
   <w:abstractNum w:abstractNumId="16" w15:restartNumberingAfterBreak="0">
+    <w:nsid w:val="1E0557DA"/>
+    <w:multiLevelType w:val="hybridMultilevel"/>
+    <w:tmpl w:val="1CE83F1E"/>
+    <w:lvl w:ilvl="0" w:tplc="04090017">
+      <w:start w:val="1"/>
+      <w:numFmt w:val="lowerLetter"/>
+      <w:lvlText w:val="%1)"/>
+      <w:lvlJc w:val="left"/>
+      <w:pPr>
+        <w:ind w:left="1080" w:hanging="360"/>
+      </w:pPr>
+      <w:rPr>
+        <w:rFonts w:hint="default"/>
+        <w:b/>
+        <w:bCs/>
+        <w:sz w:val="24"/>
+        <w:szCs w:val="24"/>
+      </w:rPr>
+    </w:lvl>
+    <w:lvl w:ilvl="1" w:tplc="FFFFFFFF">
+      <w:start w:val="1"/>
+      <w:numFmt w:val="lowerLetter"/>
+      <w:lvlText w:val="%2."/>
+      <w:lvlJc w:val="left"/>
+      <w:pPr>
+        <w:ind w:left="1800" w:hanging="360"/>
+      </w:pPr>
+    </w:lvl>
+    <w:lvl w:ilvl="2" w:tplc="FFFFFFFF">
+      <w:start w:val="1"/>
+      <w:numFmt w:val="lowerRoman"/>
+      <w:lvlText w:val="%3."/>
+      <w:lvlJc w:val="right"/>
+      <w:pPr>
+        <w:ind w:left="2520" w:hanging="180"/>
+      </w:pPr>
+    </w:lvl>
+    <w:lvl w:ilvl="3" w:tplc="FFFFFFFF" w:tentative="1">
+      <w:start w:val="1"/>
+      <w:numFmt w:val="decimal"/>
+      <w:lvlText w:val="%4."/>
+      <w:lvlJc w:val="left"/>
+      <w:pPr>
+        <w:ind w:left="3240" w:hanging="360"/>
+      </w:pPr>
+    </w:lvl>
+    <w:lvl w:ilvl="4" w:tplc="FFFFFFFF" w:tentative="1">
+      <w:start w:val="1"/>
+      <w:numFmt w:val="lowerLetter"/>
+      <w:lvlText w:val="%5."/>
+      <w:lvlJc w:val="left"/>
+      <w:pPr>
+        <w:ind w:left="3960" w:hanging="360"/>
+      </w:pPr>
+    </w:lvl>
+    <w:lvl w:ilvl="5" w:tplc="FFFFFFFF" w:tentative="1">
+      <w:start w:val="1"/>
+      <w:numFmt w:val="lowerRoman"/>
+      <w:lvlText w:val="%6."/>
+      <w:lvlJc w:val="right"/>
+      <w:pPr>
+        <w:ind w:left="4680" w:hanging="180"/>
+      </w:pPr>
+    </w:lvl>
+    <w:lvl w:ilvl="6" w:tplc="FFFFFFFF" w:tentative="1">
+      <w:start w:val="1"/>
+      <w:numFmt w:val="decimal"/>
+      <w:lvlText w:val="%7."/>
+      <w:lvlJc w:val="left"/>
+      <w:pPr>
+        <w:ind w:left="5400" w:hanging="360"/>
+      </w:pPr>
+    </w:lvl>
+    <w:lvl w:ilvl="7" w:tplc="FFFFFFFF" w:tentative="1">
+      <w:start w:val="1"/>
+      <w:numFmt w:val="lowerLetter"/>
+      <w:lvlText w:val="%8."/>
+      <w:lvlJc w:val="left"/>
+      <w:pPr>
+        <w:ind w:left="6120" w:hanging="360"/>
+      </w:pPr>
+    </w:lvl>
+    <w:lvl w:ilvl="8" w:tplc="FFFFFFFF" w:tentative="1">
+      <w:start w:val="1"/>
+      <w:numFmt w:val="lowerRoman"/>
+      <w:lvlText w:val="%9."/>
+      <w:lvlJc w:val="right"/>
+      <w:pPr>
+        <w:ind w:left="6840" w:hanging="180"/>
+      </w:pPr>
+    </w:lvl>
+  </w:abstractNum>
+  <w:abstractNum w:abstractNumId="17" w15:restartNumberingAfterBreak="0">
     <w:nsid w:val="21380CF6"/>
     <w:multiLevelType w:val="hybridMultilevel"/>
     <w:tmpl w:val="CD665F46"/>
@@ -6445,7 +8008,7 @@
       </w:rPr>
     </w:lvl>
   </w:abstractNum>
-  <w:abstractNum w:abstractNumId="17" w15:restartNumberingAfterBreak="0">
+  <w:abstractNum w:abstractNumId="18" w15:restartNumberingAfterBreak="0">
     <w:nsid w:val="21BF5395"/>
     <w:multiLevelType w:val="hybridMultilevel"/>
     <w:tmpl w:val="784210C2"/>
@@ -6558,7 +8121,7 @@
       </w:rPr>
     </w:lvl>
   </w:abstractNum>
-  <w:abstractNum w:abstractNumId="18" w15:restartNumberingAfterBreak="0">
+  <w:abstractNum w:abstractNumId="19" w15:restartNumberingAfterBreak="0">
     <w:nsid w:val="21E328A4"/>
     <w:multiLevelType w:val="hybridMultilevel"/>
     <w:tmpl w:val="B9CEC89E"/>
@@ -6671,7 +8234,7 @@
       </w:rPr>
     </w:lvl>
   </w:abstractNum>
-  <w:abstractNum w:abstractNumId="19" w15:restartNumberingAfterBreak="0">
+  <w:abstractNum w:abstractNumId="20" w15:restartNumberingAfterBreak="0">
     <w:nsid w:val="24725468"/>
     <w:multiLevelType w:val="hybridMultilevel"/>
     <w:tmpl w:val="B13E0E20"/>
@@ -6784,7 +8347,7 @@
       </w:rPr>
     </w:lvl>
   </w:abstractNum>
-  <w:abstractNum w:abstractNumId="20" w15:restartNumberingAfterBreak="0">
+  <w:abstractNum w:abstractNumId="21" w15:restartNumberingAfterBreak="0">
     <w:nsid w:val="262E78E6"/>
     <w:multiLevelType w:val="hybridMultilevel"/>
     <w:tmpl w:val="B768A5D2"/>
@@ -6897,7 +8460,7 @@
       </w:rPr>
     </w:lvl>
   </w:abstractNum>
-  <w:abstractNum w:abstractNumId="21" w15:restartNumberingAfterBreak="0">
+  <w:abstractNum w:abstractNumId="22" w15:restartNumberingAfterBreak="0">
     <w:nsid w:val="26EA28C2"/>
     <w:multiLevelType w:val="hybridMultilevel"/>
     <w:tmpl w:val="A5E4CFC2"/>
@@ -7010,7 +8573,120 @@
       </w:rPr>
     </w:lvl>
   </w:abstractNum>
-  <w:abstractNum w:abstractNumId="22" w15:restartNumberingAfterBreak="0">
+  <w:abstractNum w:abstractNumId="23" w15:restartNumberingAfterBreak="0">
+    <w:nsid w:val="27C57A88"/>
+    <w:multiLevelType w:val="hybridMultilevel"/>
+    <w:tmpl w:val="1220AA34"/>
+    <w:lvl w:ilvl="0" w:tplc="04090001">
+      <w:start w:val="1"/>
+      <w:numFmt w:val="bullet"/>
+      <w:lvlText w:val=""/>
+      <w:lvlJc w:val="left"/>
+      <w:pPr>
+        <w:ind w:left="1800" w:hanging="360"/>
+      </w:pPr>
+      <w:rPr>
+        <w:rFonts w:ascii="Symbol" w:hAnsi="Symbol" w:hint="default"/>
+      </w:rPr>
+    </w:lvl>
+    <w:lvl w:ilvl="1" w:tplc="04090003" w:tentative="1">
+      <w:start w:val="1"/>
+      <w:numFmt w:val="bullet"/>
+      <w:lvlText w:val="o"/>
+      <w:lvlJc w:val="left"/>
+      <w:pPr>
+        <w:ind w:left="2520" w:hanging="360"/>
+      </w:pPr>
+      <w:rPr>
+        <w:rFonts w:ascii="Courier New" w:hAnsi="Courier New" w:cs="Courier New" w:hint="default"/>
+      </w:rPr>
+    </w:lvl>
+    <w:lvl w:ilvl="2" w:tplc="04090005" w:tentative="1">
+      <w:start w:val="1"/>
+      <w:numFmt w:val="bullet"/>
+      <w:lvlText w:val=""/>
+      <w:lvlJc w:val="left"/>
+      <w:pPr>
+        <w:ind w:left="3240" w:hanging="360"/>
+      </w:pPr>
+      <w:rPr>
+        <w:rFonts w:ascii="Wingdings" w:hAnsi="Wingdings" w:hint="default"/>
+      </w:rPr>
+    </w:lvl>
+    <w:lvl w:ilvl="3" w:tplc="04090001" w:tentative="1">
+      <w:start w:val="1"/>
+      <w:numFmt w:val="bullet"/>
+      <w:lvlText w:val=""/>
+      <w:lvlJc w:val="left"/>
+      <w:pPr>
+        <w:ind w:left="3960" w:hanging="360"/>
+      </w:pPr>
+      <w:rPr>
+        <w:rFonts w:ascii="Symbol" w:hAnsi="Symbol" w:hint="default"/>
+      </w:rPr>
+    </w:lvl>
+    <w:lvl w:ilvl="4" w:tplc="04090003" w:tentative="1">
+      <w:start w:val="1"/>
+      <w:numFmt w:val="bullet"/>
+      <w:lvlText w:val="o"/>
+      <w:lvlJc w:val="left"/>
+      <w:pPr>
+        <w:ind w:left="4680" w:hanging="360"/>
+      </w:pPr>
+      <w:rPr>
+        <w:rFonts w:ascii="Courier New" w:hAnsi="Courier New" w:cs="Courier New" w:hint="default"/>
+      </w:rPr>
+    </w:lvl>
+    <w:lvl w:ilvl="5" w:tplc="04090005" w:tentative="1">
+      <w:start w:val="1"/>
+      <w:numFmt w:val="bullet"/>
+      <w:lvlText w:val=""/>
+      <w:lvlJc w:val="left"/>
+      <w:pPr>
+        <w:ind w:left="5400" w:hanging="360"/>
+      </w:pPr>
+      <w:rPr>
+        <w:rFonts w:ascii="Wingdings" w:hAnsi="Wingdings" w:hint="default"/>
+      </w:rPr>
+    </w:lvl>
+    <w:lvl w:ilvl="6" w:tplc="04090001" w:tentative="1">
+      <w:start w:val="1"/>
+      <w:numFmt w:val="bullet"/>
+      <w:lvlText w:val=""/>
+      <w:lvlJc w:val="left"/>
+      <w:pPr>
+        <w:ind w:left="6120" w:hanging="360"/>
+      </w:pPr>
+      <w:rPr>
+        <w:rFonts w:ascii="Symbol" w:hAnsi="Symbol" w:hint="default"/>
+      </w:rPr>
+    </w:lvl>
+    <w:lvl w:ilvl="7" w:tplc="04090003" w:tentative="1">
+      <w:start w:val="1"/>
+      <w:numFmt w:val="bullet"/>
+      <w:lvlText w:val="o"/>
+      <w:lvlJc w:val="left"/>
+      <w:pPr>
+        <w:ind w:left="6840" w:hanging="360"/>
+      </w:pPr>
+      <w:rPr>
+        <w:rFonts w:ascii="Courier New" w:hAnsi="Courier New" w:cs="Courier New" w:hint="default"/>
+      </w:rPr>
+    </w:lvl>
+    <w:lvl w:ilvl="8" w:tplc="04090005" w:tentative="1">
+      <w:start w:val="1"/>
+      <w:numFmt w:val="bullet"/>
+      <w:lvlText w:val=""/>
+      <w:lvlJc w:val="left"/>
+      <w:pPr>
+        <w:ind w:left="7560" w:hanging="360"/>
+      </w:pPr>
+      <w:rPr>
+        <w:rFonts w:ascii="Wingdings" w:hAnsi="Wingdings" w:hint="default"/>
+      </w:rPr>
+    </w:lvl>
+  </w:abstractNum>
+  <w:abstractNum w:abstractNumId="24" w15:restartNumberingAfterBreak="0">
     <w:nsid w:val="2DD161DA"/>
     <w:multiLevelType w:val="hybridMultilevel"/>
     <w:tmpl w:val="8CA2A706"/>
@@ -7123,7 +8799,7 @@
       </w:rPr>
     </w:lvl>
   </w:abstractNum>
-  <w:abstractNum w:abstractNumId="23" w15:restartNumberingAfterBreak="0">
+  <w:abstractNum w:abstractNumId="25" w15:restartNumberingAfterBreak="0">
     <w:nsid w:val="2E3B552C"/>
     <w:multiLevelType w:val="hybridMultilevel"/>
     <w:tmpl w:val="BBD219BA"/>
@@ -7216,7 +8892,7 @@
       </w:pPr>
     </w:lvl>
   </w:abstractNum>
-  <w:abstractNum w:abstractNumId="24" w15:restartNumberingAfterBreak="0">
+  <w:abstractNum w:abstractNumId="26" w15:restartNumberingAfterBreak="0">
     <w:nsid w:val="304C0D9A"/>
     <w:multiLevelType w:val="hybridMultilevel"/>
     <w:tmpl w:val="2A50970E"/>
@@ -7333,7 +9009,7 @@
       </w:rPr>
     </w:lvl>
   </w:abstractNum>
-  <w:abstractNum w:abstractNumId="25" w15:restartNumberingAfterBreak="0">
+  <w:abstractNum w:abstractNumId="27" w15:restartNumberingAfterBreak="0">
     <w:nsid w:val="31CA53E4"/>
     <w:multiLevelType w:val="hybridMultilevel"/>
     <w:tmpl w:val="46F8E998"/>
@@ -7446,7 +9122,7 @@
       </w:rPr>
     </w:lvl>
   </w:abstractNum>
-  <w:abstractNum w:abstractNumId="26" w15:restartNumberingAfterBreak="0">
+  <w:abstractNum w:abstractNumId="28" w15:restartNumberingAfterBreak="0">
     <w:nsid w:val="328B3354"/>
     <w:multiLevelType w:val="hybridMultilevel"/>
     <w:tmpl w:val="92241C2E"/>
@@ -7462,7 +9138,7 @@
         <w:rFonts w:ascii="Symbol" w:hAnsi="Symbol" w:hint="default"/>
       </w:rPr>
     </w:lvl>
-    <w:lvl w:ilvl="1" w:tplc="04090003" w:tentative="1">
+    <w:lvl w:ilvl="1" w:tplc="04090003">
       <w:start w:val="1"/>
       <w:numFmt w:val="bullet"/>
       <w:lvlText w:val="o"/>
@@ -7474,7 +9150,7 @@
         <w:rFonts w:ascii="Courier New" w:hAnsi="Courier New" w:cs="Courier New" w:hint="default"/>
       </w:rPr>
     </w:lvl>
-    <w:lvl w:ilvl="2" w:tplc="04090005" w:tentative="1">
+    <w:lvl w:ilvl="2" w:tplc="04090005">
       <w:start w:val="1"/>
       <w:numFmt w:val="bullet"/>
       <w:lvlText w:val=""/>
@@ -7559,7 +9235,7 @@
       </w:rPr>
     </w:lvl>
   </w:abstractNum>
-  <w:abstractNum w:abstractNumId="27" w15:restartNumberingAfterBreak="0">
+  <w:abstractNum w:abstractNumId="29" w15:restartNumberingAfterBreak="0">
     <w:nsid w:val="334D4779"/>
     <w:multiLevelType w:val="hybridMultilevel"/>
     <w:tmpl w:val="67E2C778"/>
@@ -7672,7 +9348,7 @@
       </w:rPr>
     </w:lvl>
   </w:abstractNum>
-  <w:abstractNum w:abstractNumId="28" w15:restartNumberingAfterBreak="0">
+  <w:abstractNum w:abstractNumId="30" w15:restartNumberingAfterBreak="0">
     <w:nsid w:val="33866972"/>
     <w:multiLevelType w:val="hybridMultilevel"/>
     <w:tmpl w:val="25CC561C"/>
@@ -7785,7 +9461,7 @@
       </w:rPr>
     </w:lvl>
   </w:abstractNum>
-  <w:abstractNum w:abstractNumId="29" w15:restartNumberingAfterBreak="0">
+  <w:abstractNum w:abstractNumId="31" w15:restartNumberingAfterBreak="0">
     <w:nsid w:val="341F5485"/>
     <w:multiLevelType w:val="multilevel"/>
     <w:tmpl w:val="66EE1662"/>
@@ -7934,7 +9610,7 @@
       </w:rPr>
     </w:lvl>
   </w:abstractNum>
-  <w:abstractNum w:abstractNumId="30" w15:restartNumberingAfterBreak="0">
+  <w:abstractNum w:abstractNumId="32" w15:restartNumberingAfterBreak="0">
     <w:nsid w:val="36047D90"/>
     <w:multiLevelType w:val="multilevel"/>
     <w:tmpl w:val="66EE1662"/>
@@ -8083,7 +9759,7 @@
       </w:rPr>
     </w:lvl>
   </w:abstractNum>
-  <w:abstractNum w:abstractNumId="31" w15:restartNumberingAfterBreak="0">
+  <w:abstractNum w:abstractNumId="33" w15:restartNumberingAfterBreak="0">
     <w:nsid w:val="38A563A2"/>
     <w:multiLevelType w:val="hybridMultilevel"/>
     <w:tmpl w:val="187A4634"/>
@@ -8196,7 +9872,7 @@
       </w:rPr>
     </w:lvl>
   </w:abstractNum>
-  <w:abstractNum w:abstractNumId="32" w15:restartNumberingAfterBreak="0">
+  <w:abstractNum w:abstractNumId="34" w15:restartNumberingAfterBreak="0">
     <w:nsid w:val="38FF569E"/>
     <w:multiLevelType w:val="hybridMultilevel"/>
     <w:tmpl w:val="7BB432A8"/>
@@ -8309,7 +9985,7 @@
       </w:rPr>
     </w:lvl>
   </w:abstractNum>
-  <w:abstractNum w:abstractNumId="33" w15:restartNumberingAfterBreak="0">
+  <w:abstractNum w:abstractNumId="35" w15:restartNumberingAfterBreak="0">
     <w:nsid w:val="3C6C3F9D"/>
     <w:multiLevelType w:val="hybridMultilevel"/>
     <w:tmpl w:val="432AF8FC"/>
@@ -8422,7 +10098,7 @@
       </w:rPr>
     </w:lvl>
   </w:abstractNum>
-  <w:abstractNum w:abstractNumId="34" w15:restartNumberingAfterBreak="0">
+  <w:abstractNum w:abstractNumId="36" w15:restartNumberingAfterBreak="0">
     <w:nsid w:val="40B65988"/>
     <w:multiLevelType w:val="multilevel"/>
     <w:tmpl w:val="77DE178E"/>
@@ -8571,7 +10247,7 @@
       </w:rPr>
     </w:lvl>
   </w:abstractNum>
-  <w:abstractNum w:abstractNumId="35" w15:restartNumberingAfterBreak="0">
+  <w:abstractNum w:abstractNumId="37" w15:restartNumberingAfterBreak="0">
     <w:nsid w:val="411502A6"/>
     <w:multiLevelType w:val="multilevel"/>
     <w:tmpl w:val="66EE1662"/>
@@ -8720,7 +10396,7 @@
       </w:rPr>
     </w:lvl>
   </w:abstractNum>
-  <w:abstractNum w:abstractNumId="36" w15:restartNumberingAfterBreak="0">
+  <w:abstractNum w:abstractNumId="38" w15:restartNumberingAfterBreak="0">
     <w:nsid w:val="41CF7062"/>
     <w:multiLevelType w:val="hybridMultilevel"/>
     <w:tmpl w:val="72A807C4"/>
@@ -8833,7 +10509,7 @@
       </w:rPr>
     </w:lvl>
   </w:abstractNum>
-  <w:abstractNum w:abstractNumId="37" w15:restartNumberingAfterBreak="0">
+  <w:abstractNum w:abstractNumId="39" w15:restartNumberingAfterBreak="0">
     <w:nsid w:val="44EE1FFD"/>
     <w:multiLevelType w:val="hybridMultilevel"/>
     <w:tmpl w:val="1D5A52DE"/>
@@ -8946,7 +10622,7 @@
       </w:rPr>
     </w:lvl>
   </w:abstractNum>
-  <w:abstractNum w:abstractNumId="38" w15:restartNumberingAfterBreak="0">
+  <w:abstractNum w:abstractNumId="40" w15:restartNumberingAfterBreak="0">
     <w:nsid w:val="455225C7"/>
     <w:multiLevelType w:val="multilevel"/>
     <w:tmpl w:val="77DE178E"/>
@@ -9095,7 +10771,7 @@
       </w:rPr>
     </w:lvl>
   </w:abstractNum>
-  <w:abstractNum w:abstractNumId="39" w15:restartNumberingAfterBreak="0">
+  <w:abstractNum w:abstractNumId="41" w15:restartNumberingAfterBreak="0">
     <w:nsid w:val="45F056E0"/>
     <w:multiLevelType w:val="hybridMultilevel"/>
     <w:tmpl w:val="8042CD02"/>
@@ -9184,7 +10860,7 @@
       </w:pPr>
     </w:lvl>
   </w:abstractNum>
-  <w:abstractNum w:abstractNumId="40" w15:restartNumberingAfterBreak="0">
+  <w:abstractNum w:abstractNumId="42" w15:restartNumberingAfterBreak="0">
     <w:nsid w:val="4BB40677"/>
     <w:multiLevelType w:val="multilevel"/>
     <w:tmpl w:val="77DE178E"/>
@@ -9333,7 +11009,7 @@
       </w:rPr>
     </w:lvl>
   </w:abstractNum>
-  <w:abstractNum w:abstractNumId="41" w15:restartNumberingAfterBreak="0">
+  <w:abstractNum w:abstractNumId="43" w15:restartNumberingAfterBreak="0">
     <w:nsid w:val="4EE73259"/>
     <w:multiLevelType w:val="hybridMultilevel"/>
     <w:tmpl w:val="82A68F04"/>
@@ -9450,7 +11126,7 @@
       </w:rPr>
     </w:lvl>
   </w:abstractNum>
-  <w:abstractNum w:abstractNumId="42" w15:restartNumberingAfterBreak="0">
+  <w:abstractNum w:abstractNumId="44" w15:restartNumberingAfterBreak="0">
     <w:nsid w:val="50743DAD"/>
     <w:multiLevelType w:val="hybridMultilevel"/>
     <w:tmpl w:val="8B0CC50A"/>
@@ -9563,7 +11239,7 @@
       </w:rPr>
     </w:lvl>
   </w:abstractNum>
-  <w:abstractNum w:abstractNumId="43" w15:restartNumberingAfterBreak="0">
+  <w:abstractNum w:abstractNumId="45" w15:restartNumberingAfterBreak="0">
     <w:nsid w:val="51980BAB"/>
     <w:multiLevelType w:val="hybridMultilevel"/>
     <w:tmpl w:val="A896F354"/>
@@ -9676,7 +11352,7 @@
       </w:rPr>
     </w:lvl>
   </w:abstractNum>
-  <w:abstractNum w:abstractNumId="44" w15:restartNumberingAfterBreak="0">
+  <w:abstractNum w:abstractNumId="46" w15:restartNumberingAfterBreak="0">
     <w:nsid w:val="521669F9"/>
     <w:multiLevelType w:val="hybridMultilevel"/>
     <w:tmpl w:val="BF98B2E4"/>
@@ -9789,7 +11465,7 @@
       </w:rPr>
     </w:lvl>
   </w:abstractNum>
-  <w:abstractNum w:abstractNumId="45" w15:restartNumberingAfterBreak="0">
+  <w:abstractNum w:abstractNumId="47" w15:restartNumberingAfterBreak="0">
     <w:nsid w:val="58DF265E"/>
     <w:multiLevelType w:val="multilevel"/>
     <w:tmpl w:val="66EE1662"/>
@@ -9938,7 +11614,7 @@
       </w:rPr>
     </w:lvl>
   </w:abstractNum>
-  <w:abstractNum w:abstractNumId="46" w15:restartNumberingAfterBreak="0">
+  <w:abstractNum w:abstractNumId="48" w15:restartNumberingAfterBreak="0">
     <w:nsid w:val="59CB7DE7"/>
     <w:multiLevelType w:val="hybridMultilevel"/>
     <w:tmpl w:val="A6F6DBD6"/>
@@ -10031,7 +11707,96 @@
       </w:pPr>
     </w:lvl>
   </w:abstractNum>
-  <w:abstractNum w:abstractNumId="47" w15:restartNumberingAfterBreak="0">
+  <w:abstractNum w:abstractNumId="49" w15:restartNumberingAfterBreak="0">
+    <w:nsid w:val="59EC7026"/>
+    <w:multiLevelType w:val="hybridMultilevel"/>
+    <w:tmpl w:val="2FEAA804"/>
+    <w:lvl w:ilvl="0" w:tplc="E01ADDA8">
+      <w:start w:val="1"/>
+      <w:numFmt w:val="upperLetter"/>
+      <w:lvlText w:val="%1)"/>
+      <w:lvlJc w:val="left"/>
+      <w:pPr>
+        <w:ind w:left="720" w:hanging="360"/>
+      </w:pPr>
+      <w:rPr>
+        <w:rFonts w:hint="default"/>
+      </w:rPr>
+    </w:lvl>
+    <w:lvl w:ilvl="1" w:tplc="04090019" w:tentative="1">
+      <w:start w:val="1"/>
+      <w:numFmt w:val="lowerLetter"/>
+      <w:lvlText w:val="%2."/>
+      <w:lvlJc w:val="left"/>
+      <w:pPr>
+        <w:ind w:left="1440" w:hanging="360"/>
+      </w:pPr>
+    </w:lvl>
+    <w:lvl w:ilvl="2" w:tplc="0409001B" w:tentative="1">
+      <w:start w:val="1"/>
+      <w:numFmt w:val="lowerRoman"/>
+      <w:lvlText w:val="%3."/>
+      <w:lvlJc w:val="right"/>
+      <w:pPr>
+        <w:ind w:left="2160" w:hanging="180"/>
+      </w:pPr>
+    </w:lvl>
+    <w:lvl w:ilvl="3" w:tplc="0409000F" w:tentative="1">
+      <w:start w:val="1"/>
+      <w:numFmt w:val="decimal"/>
+      <w:lvlText w:val="%4."/>
+      <w:lvlJc w:val="left"/>
+      <w:pPr>
+        <w:ind w:left="2880" w:hanging="360"/>
+      </w:pPr>
+    </w:lvl>
+    <w:lvl w:ilvl="4" w:tplc="04090019" w:tentative="1">
+      <w:start w:val="1"/>
+      <w:numFmt w:val="lowerLetter"/>
+      <w:lvlText w:val="%5."/>
+      <w:lvlJc w:val="left"/>
+      <w:pPr>
+        <w:ind w:left="3600" w:hanging="360"/>
+      </w:pPr>
+    </w:lvl>
+    <w:lvl w:ilvl="5" w:tplc="0409001B" w:tentative="1">
+      <w:start w:val="1"/>
+      <w:numFmt w:val="lowerRoman"/>
+      <w:lvlText w:val="%6."/>
+      <w:lvlJc w:val="right"/>
+      <w:pPr>
+        <w:ind w:left="4320" w:hanging="180"/>
+      </w:pPr>
+    </w:lvl>
+    <w:lvl w:ilvl="6" w:tplc="0409000F" w:tentative="1">
+      <w:start w:val="1"/>
+      <w:numFmt w:val="decimal"/>
+      <w:lvlText w:val="%7."/>
+      <w:lvlJc w:val="left"/>
+      <w:pPr>
+        <w:ind w:left="5040" w:hanging="360"/>
+      </w:pPr>
+    </w:lvl>
+    <w:lvl w:ilvl="7" w:tplc="04090019" w:tentative="1">
+      <w:start w:val="1"/>
+      <w:numFmt w:val="lowerLetter"/>
+      <w:lvlText w:val="%8."/>
+      <w:lvlJc w:val="left"/>
+      <w:pPr>
+        <w:ind w:left="5760" w:hanging="360"/>
+      </w:pPr>
+    </w:lvl>
+    <w:lvl w:ilvl="8" w:tplc="0409001B" w:tentative="1">
+      <w:start w:val="1"/>
+      <w:numFmt w:val="lowerRoman"/>
+      <w:lvlText w:val="%9."/>
+      <w:lvlJc w:val="right"/>
+      <w:pPr>
+        <w:ind w:left="6480" w:hanging="180"/>
+      </w:pPr>
+    </w:lvl>
+  </w:abstractNum>
+  <w:abstractNum w:abstractNumId="50" w15:restartNumberingAfterBreak="0">
     <w:nsid w:val="5B103583"/>
     <w:multiLevelType w:val="hybridMultilevel"/>
     <w:tmpl w:val="471444A2"/>
@@ -10144,7 +11909,7 @@
       </w:rPr>
     </w:lvl>
   </w:abstractNum>
-  <w:abstractNum w:abstractNumId="48" w15:restartNumberingAfterBreak="0">
+  <w:abstractNum w:abstractNumId="51" w15:restartNumberingAfterBreak="0">
     <w:nsid w:val="5B336AC1"/>
     <w:multiLevelType w:val="hybridMultilevel"/>
     <w:tmpl w:val="A7E81C0A"/>
@@ -10257,7 +12022,7 @@
       </w:rPr>
     </w:lvl>
   </w:abstractNum>
-  <w:abstractNum w:abstractNumId="49" w15:restartNumberingAfterBreak="0">
+  <w:abstractNum w:abstractNumId="52" w15:restartNumberingAfterBreak="0">
     <w:nsid w:val="5BDA70EE"/>
     <w:multiLevelType w:val="hybridMultilevel"/>
     <w:tmpl w:val="5FA25EC2"/>
@@ -10370,7 +12135,7 @@
       </w:rPr>
     </w:lvl>
   </w:abstractNum>
-  <w:abstractNum w:abstractNumId="50" w15:restartNumberingAfterBreak="0">
+  <w:abstractNum w:abstractNumId="53" w15:restartNumberingAfterBreak="0">
     <w:nsid w:val="5CE766E1"/>
     <w:multiLevelType w:val="hybridMultilevel"/>
     <w:tmpl w:val="1A080D30"/>
@@ -10483,7 +12248,7 @@
       </w:rPr>
     </w:lvl>
   </w:abstractNum>
-  <w:abstractNum w:abstractNumId="51" w15:restartNumberingAfterBreak="0">
+  <w:abstractNum w:abstractNumId="54" w15:restartNumberingAfterBreak="0">
     <w:nsid w:val="5F7E38C1"/>
     <w:multiLevelType w:val="hybridMultilevel"/>
     <w:tmpl w:val="06705FA4"/>
@@ -10572,7 +12337,93 @@
       </w:pPr>
     </w:lvl>
   </w:abstractNum>
-  <w:abstractNum w:abstractNumId="52" w15:restartNumberingAfterBreak="0">
+  <w:abstractNum w:abstractNumId="55" w15:restartNumberingAfterBreak="0">
+    <w:nsid w:val="5FFF1581"/>
+    <w:multiLevelType w:val="hybridMultilevel"/>
+    <w:tmpl w:val="BE9046FE"/>
+    <w:lvl w:ilvl="0" w:tplc="0409000F">
+      <w:start w:val="1"/>
+      <w:numFmt w:val="decimal"/>
+      <w:lvlText w:val="%1."/>
+      <w:lvlJc w:val="left"/>
+      <w:pPr>
+        <w:ind w:left="720" w:hanging="360"/>
+      </w:pPr>
+    </w:lvl>
+    <w:lvl w:ilvl="1" w:tplc="04090019" w:tentative="1">
+      <w:start w:val="1"/>
+      <w:numFmt w:val="lowerLetter"/>
+      <w:lvlText w:val="%2."/>
+      <w:lvlJc w:val="left"/>
+      <w:pPr>
+        <w:ind w:left="1440" w:hanging="360"/>
+      </w:pPr>
+    </w:lvl>
+    <w:lvl w:ilvl="2" w:tplc="0409001B" w:tentative="1">
+      <w:start w:val="1"/>
+      <w:numFmt w:val="lowerRoman"/>
+      <w:lvlText w:val="%3."/>
+      <w:lvlJc w:val="right"/>
+      <w:pPr>
+        <w:ind w:left="2160" w:hanging="180"/>
+      </w:pPr>
+    </w:lvl>
+    <w:lvl w:ilvl="3" w:tplc="0409000F" w:tentative="1">
+      <w:start w:val="1"/>
+      <w:numFmt w:val="decimal"/>
+      <w:lvlText w:val="%4."/>
+      <w:lvlJc w:val="left"/>
+      <w:pPr>
+        <w:ind w:left="2880" w:hanging="360"/>
+      </w:pPr>
+    </w:lvl>
+    <w:lvl w:ilvl="4" w:tplc="04090019" w:tentative="1">
+      <w:start w:val="1"/>
+      <w:numFmt w:val="lowerLetter"/>
+      <w:lvlText w:val="%5."/>
+      <w:lvlJc w:val="left"/>
+      <w:pPr>
+        <w:ind w:left="3600" w:hanging="360"/>
+      </w:pPr>
+    </w:lvl>
+    <w:lvl w:ilvl="5" w:tplc="0409001B" w:tentative="1">
+      <w:start w:val="1"/>
+      <w:numFmt w:val="lowerRoman"/>
+      <w:lvlText w:val="%6."/>
+      <w:lvlJc w:val="right"/>
+      <w:pPr>
+        <w:ind w:left="4320" w:hanging="180"/>
+      </w:pPr>
+    </w:lvl>
+    <w:lvl w:ilvl="6" w:tplc="0409000F" w:tentative="1">
+      <w:start w:val="1"/>
+      <w:numFmt w:val="decimal"/>
+      <w:lvlText w:val="%7."/>
+      <w:lvlJc w:val="left"/>
+      <w:pPr>
+        <w:ind w:left="5040" w:hanging="360"/>
+      </w:pPr>
+    </w:lvl>
+    <w:lvl w:ilvl="7" w:tplc="04090019" w:tentative="1">
+      <w:start w:val="1"/>
+      <w:numFmt w:val="lowerLetter"/>
+      <w:lvlText w:val="%8."/>
+      <w:lvlJc w:val="left"/>
+      <w:pPr>
+        <w:ind w:left="5760" w:hanging="360"/>
+      </w:pPr>
+    </w:lvl>
+    <w:lvl w:ilvl="8" w:tplc="0409001B" w:tentative="1">
+      <w:start w:val="1"/>
+      <w:numFmt w:val="lowerRoman"/>
+      <w:lvlText w:val="%9."/>
+      <w:lvlJc w:val="right"/>
+      <w:pPr>
+        <w:ind w:left="6480" w:hanging="180"/>
+      </w:pPr>
+    </w:lvl>
+  </w:abstractNum>
+  <w:abstractNum w:abstractNumId="56" w15:restartNumberingAfterBreak="0">
     <w:nsid w:val="62534ED7"/>
     <w:multiLevelType w:val="hybridMultilevel"/>
     <w:tmpl w:val="A77481A4"/>
@@ -10685,7 +12536,120 @@
       </w:rPr>
     </w:lvl>
   </w:abstractNum>
-  <w:abstractNum w:abstractNumId="53" w15:restartNumberingAfterBreak="0">
+  <w:abstractNum w:abstractNumId="57" w15:restartNumberingAfterBreak="0">
+    <w:nsid w:val="641B29D2"/>
+    <w:multiLevelType w:val="hybridMultilevel"/>
+    <w:tmpl w:val="1EB8D818"/>
+    <w:lvl w:ilvl="0" w:tplc="04090001">
+      <w:start w:val="1"/>
+      <w:numFmt w:val="bullet"/>
+      <w:lvlText w:val=""/>
+      <w:lvlJc w:val="left"/>
+      <w:pPr>
+        <w:ind w:left="1800" w:hanging="360"/>
+      </w:pPr>
+      <w:rPr>
+        <w:rFonts w:ascii="Symbol" w:hAnsi="Symbol" w:hint="default"/>
+      </w:rPr>
+    </w:lvl>
+    <w:lvl w:ilvl="1" w:tplc="04090003" w:tentative="1">
+      <w:start w:val="1"/>
+      <w:numFmt w:val="bullet"/>
+      <w:lvlText w:val="o"/>
+      <w:lvlJc w:val="left"/>
+      <w:pPr>
+        <w:ind w:left="2520" w:hanging="360"/>
+      </w:pPr>
+      <w:rPr>
+        <w:rFonts w:ascii="Courier New" w:hAnsi="Courier New" w:cs="Courier New" w:hint="default"/>
+      </w:rPr>
+    </w:lvl>
+    <w:lvl w:ilvl="2" w:tplc="04090005" w:tentative="1">
+      <w:start w:val="1"/>
+      <w:numFmt w:val="bullet"/>
+      <w:lvlText w:val=""/>
+      <w:lvlJc w:val="left"/>
+      <w:pPr>
+        <w:ind w:left="3240" w:hanging="360"/>
+      </w:pPr>
+      <w:rPr>
+        <w:rFonts w:ascii="Wingdings" w:hAnsi="Wingdings" w:hint="default"/>
+      </w:rPr>
+    </w:lvl>
+    <w:lvl w:ilvl="3" w:tplc="04090001" w:tentative="1">
+      <w:start w:val="1"/>
+      <w:numFmt w:val="bullet"/>
+      <w:lvlText w:val=""/>
+      <w:lvlJc w:val="left"/>
+      <w:pPr>
+        <w:ind w:left="3960" w:hanging="360"/>
+      </w:pPr>
+      <w:rPr>
+        <w:rFonts w:ascii="Symbol" w:hAnsi="Symbol" w:hint="default"/>
+      </w:rPr>
+    </w:lvl>
+    <w:lvl w:ilvl="4" w:tplc="04090003" w:tentative="1">
+      <w:start w:val="1"/>
+      <w:numFmt w:val="bullet"/>
+      <w:lvlText w:val="o"/>
+      <w:lvlJc w:val="left"/>
+      <w:pPr>
+        <w:ind w:left="4680" w:hanging="360"/>
+      </w:pPr>
+      <w:rPr>
+        <w:rFonts w:ascii="Courier New" w:hAnsi="Courier New" w:cs="Courier New" w:hint="default"/>
+      </w:rPr>
+    </w:lvl>
+    <w:lvl w:ilvl="5" w:tplc="04090005" w:tentative="1">
+      <w:start w:val="1"/>
+      <w:numFmt w:val="bullet"/>
+      <w:lvlText w:val=""/>
+      <w:lvlJc w:val="left"/>
+      <w:pPr>
+        <w:ind w:left="5400" w:hanging="360"/>
+      </w:pPr>
+      <w:rPr>
+        <w:rFonts w:ascii="Wingdings" w:hAnsi="Wingdings" w:hint="default"/>
+      </w:rPr>
+    </w:lvl>
+    <w:lvl w:ilvl="6" w:tplc="04090001" w:tentative="1">
+      <w:start w:val="1"/>
+      <w:numFmt w:val="bullet"/>
+      <w:lvlText w:val=""/>
+      <w:lvlJc w:val="left"/>
+      <w:pPr>
+        <w:ind w:left="6120" w:hanging="360"/>
+      </w:pPr>
+      <w:rPr>
+        <w:rFonts w:ascii="Symbol" w:hAnsi="Symbol" w:hint="default"/>
+      </w:rPr>
+    </w:lvl>
+    <w:lvl w:ilvl="7" w:tplc="04090003" w:tentative="1">
+      <w:start w:val="1"/>
+      <w:numFmt w:val="bullet"/>
+      <w:lvlText w:val="o"/>
+      <w:lvlJc w:val="left"/>
+      <w:pPr>
+        <w:ind w:left="6840" w:hanging="360"/>
+      </w:pPr>
+      <w:rPr>
+        <w:rFonts w:ascii="Courier New" w:hAnsi="Courier New" w:cs="Courier New" w:hint="default"/>
+      </w:rPr>
+    </w:lvl>
+    <w:lvl w:ilvl="8" w:tplc="04090005" w:tentative="1">
+      <w:start w:val="1"/>
+      <w:numFmt w:val="bullet"/>
+      <w:lvlText w:val=""/>
+      <w:lvlJc w:val="left"/>
+      <w:pPr>
+        <w:ind w:left="7560" w:hanging="360"/>
+      </w:pPr>
+      <w:rPr>
+        <w:rFonts w:ascii="Wingdings" w:hAnsi="Wingdings" w:hint="default"/>
+      </w:rPr>
+    </w:lvl>
+  </w:abstractNum>
+  <w:abstractNum w:abstractNumId="58" w15:restartNumberingAfterBreak="0">
     <w:nsid w:val="6DA061CE"/>
     <w:multiLevelType w:val="hybridMultilevel"/>
     <w:tmpl w:val="AC8277E0"/>
@@ -10798,7 +12762,7 @@
       </w:rPr>
     </w:lvl>
   </w:abstractNum>
-  <w:abstractNum w:abstractNumId="54" w15:restartNumberingAfterBreak="0">
+  <w:abstractNum w:abstractNumId="59" w15:restartNumberingAfterBreak="0">
     <w:nsid w:val="737F1F5C"/>
     <w:multiLevelType w:val="hybridMultilevel"/>
     <w:tmpl w:val="3D148B22"/>
@@ -10911,7 +12875,7 @@
       </w:rPr>
     </w:lvl>
   </w:abstractNum>
-  <w:abstractNum w:abstractNumId="55" w15:restartNumberingAfterBreak="0">
+  <w:abstractNum w:abstractNumId="60" w15:restartNumberingAfterBreak="0">
     <w:nsid w:val="789E0B1B"/>
     <w:multiLevelType w:val="multilevel"/>
     <w:tmpl w:val="66EE1662"/>
@@ -11060,7 +13024,7 @@
       </w:rPr>
     </w:lvl>
   </w:abstractNum>
-  <w:abstractNum w:abstractNumId="56" w15:restartNumberingAfterBreak="0">
+  <w:abstractNum w:abstractNumId="61" w15:restartNumberingAfterBreak="0">
     <w:nsid w:val="78AE052F"/>
     <w:multiLevelType w:val="hybridMultilevel"/>
     <w:tmpl w:val="18A0314E"/>
@@ -11173,7 +13137,7 @@
       </w:rPr>
     </w:lvl>
   </w:abstractNum>
-  <w:abstractNum w:abstractNumId="57" w15:restartNumberingAfterBreak="0">
+  <w:abstractNum w:abstractNumId="62" w15:restartNumberingAfterBreak="0">
     <w:nsid w:val="7B0A7F3A"/>
     <w:multiLevelType w:val="hybridMultilevel"/>
     <w:tmpl w:val="28F21480"/>
@@ -11265,7 +13229,7 @@
       </w:pPr>
     </w:lvl>
   </w:abstractNum>
-  <w:abstractNum w:abstractNumId="58" w15:restartNumberingAfterBreak="0">
+  <w:abstractNum w:abstractNumId="63" w15:restartNumberingAfterBreak="0">
     <w:nsid w:val="7B4F611A"/>
     <w:multiLevelType w:val="hybridMultilevel"/>
     <w:tmpl w:val="DBE68A42"/>
@@ -11379,67 +13343,67 @@
     </w:lvl>
   </w:abstractNum>
   <w:num w:numId="1">
-    <w:abstractNumId w:val="7"/>
+    <w:abstractNumId w:val="8"/>
   </w:num>
   <w:num w:numId="2">
-    <w:abstractNumId w:val="13"/>
+    <w:abstractNumId w:val="14"/>
   </w:num>
   <w:num w:numId="3">
-    <w:abstractNumId w:val="24"/>
+    <w:abstractNumId w:val="26"/>
   </w:num>
   <w:num w:numId="4">
-    <w:abstractNumId w:val="49"/>
+    <w:abstractNumId w:val="52"/>
   </w:num>
   <w:num w:numId="5">
+    <w:abstractNumId w:val="46"/>
+  </w:num>
+  <w:num w:numId="6">
+    <w:abstractNumId w:val="59"/>
+  </w:num>
+  <w:num w:numId="7">
+    <w:abstractNumId w:val="53"/>
+  </w:num>
+  <w:num w:numId="8">
+    <w:abstractNumId w:val="58"/>
+  </w:num>
+  <w:num w:numId="9">
+    <w:abstractNumId w:val="51"/>
+  </w:num>
+  <w:num w:numId="10">
+    <w:abstractNumId w:val="35"/>
+  </w:num>
+  <w:num w:numId="11">
+    <w:abstractNumId w:val="20"/>
+  </w:num>
+  <w:num w:numId="12">
+    <w:abstractNumId w:val="11"/>
+  </w:num>
+  <w:num w:numId="13">
+    <w:abstractNumId w:val="18"/>
+  </w:num>
+  <w:num w:numId="14">
+    <w:abstractNumId w:val="25"/>
+  </w:num>
+  <w:num w:numId="15">
+    <w:abstractNumId w:val="16"/>
+  </w:num>
+  <w:num w:numId="16">
+    <w:abstractNumId w:val="33"/>
+  </w:num>
+  <w:num w:numId="17">
+    <w:abstractNumId w:val="22"/>
+  </w:num>
+  <w:num w:numId="18">
     <w:abstractNumId w:val="44"/>
   </w:num>
-  <w:num w:numId="6">
-    <w:abstractNumId w:val="54"/>
+  <w:num w:numId="19">
+    <w:abstractNumId w:val="62"/>
   </w:num>
-  <w:num w:numId="7">
-    <w:abstractNumId w:val="50"/>
-  </w:num>
-  <w:num w:numId="8">
-    <w:abstractNumId w:val="53"/>
-  </w:num>
-  <w:num w:numId="9">
-    <w:abstractNumId w:val="48"/>
-  </w:num>
-  <w:num w:numId="10">
-    <w:abstractNumId w:val="33"/>
-  </w:num>
-  <w:num w:numId="11">
-    <w:abstractNumId w:val="19"/>
-  </w:num>
-  <w:num w:numId="12">
-    <w:abstractNumId w:val="10"/>
-  </w:num>
-  <w:num w:numId="13">
+  <w:num w:numId="20">
     <w:abstractNumId w:val="17"/>
   </w:num>
-  <w:num w:numId="14">
-    <w:abstractNumId w:val="23"/>
-  </w:num>
-  <w:num w:numId="15">
-    <w:abstractNumId w:val="15"/>
-  </w:num>
-  <w:num w:numId="16">
-    <w:abstractNumId w:val="31"/>
-  </w:num>
-  <w:num w:numId="17">
-    <w:abstractNumId w:val="21"/>
-  </w:num>
-  <w:num w:numId="18">
-    <w:abstractNumId w:val="42"/>
-  </w:num>
-  <w:num w:numId="19">
-    <w:abstractNumId w:val="57"/>
-  </w:num>
-  <w:num w:numId="20">
-    <w:abstractNumId w:val="16"/>
-  </w:num>
   <w:num w:numId="21">
-    <w:abstractNumId w:val="43"/>
+    <w:abstractNumId w:val="45"/>
   </w:num>
   <w:num w:numId="22">
     <w:abstractNumId w:val="0"/>
@@ -11448,114 +13412,129 @@
     <w:abstractNumId w:val="1"/>
   </w:num>
   <w:num w:numId="24">
-    <w:abstractNumId w:val="20"/>
+    <w:abstractNumId w:val="21"/>
   </w:num>
   <w:num w:numId="25">
-    <w:abstractNumId w:val="27"/>
+    <w:abstractNumId w:val="29"/>
   </w:num>
   <w:num w:numId="26">
-    <w:abstractNumId w:val="37"/>
+    <w:abstractNumId w:val="39"/>
   </w:num>
   <w:num w:numId="27">
-    <w:abstractNumId w:val="58"/>
+    <w:abstractNumId w:val="63"/>
   </w:num>
   <w:num w:numId="28">
-    <w:abstractNumId w:val="47"/>
+    <w:abstractNumId w:val="50"/>
   </w:num>
   <w:num w:numId="29">
-    <w:abstractNumId w:val="8"/>
+    <w:abstractNumId w:val="9"/>
   </w:num>
   <w:num w:numId="30">
     <w:abstractNumId w:val="4"/>
   </w:num>
   <w:num w:numId="31">
-    <w:abstractNumId w:val="46"/>
+    <w:abstractNumId w:val="48"/>
   </w:num>
   <w:num w:numId="32">
-    <w:abstractNumId w:val="22"/>
+    <w:abstractNumId w:val="24"/>
   </w:num>
   <w:num w:numId="33">
-    <w:abstractNumId w:val="26"/>
+    <w:abstractNumId w:val="28"/>
   </w:num>
   <w:num w:numId="34">
-    <w:abstractNumId w:val="18"/>
+    <w:abstractNumId w:val="19"/>
   </w:num>
   <w:num w:numId="35">
-    <w:abstractNumId w:val="56"/>
+    <w:abstractNumId w:val="61"/>
   </w:num>
   <w:num w:numId="36">
-    <w:abstractNumId w:val="41"/>
+    <w:abstractNumId w:val="43"/>
   </w:num>
   <w:num w:numId="37">
-    <w:abstractNumId w:val="9"/>
+    <w:abstractNumId w:val="10"/>
   </w:num>
   <w:num w:numId="38">
     <w:abstractNumId w:val="6"/>
   </w:num>
   <w:num w:numId="39">
-    <w:abstractNumId w:val="36"/>
+    <w:abstractNumId w:val="38"/>
   </w:num>
   <w:num w:numId="40">
-    <w:abstractNumId w:val="52"/>
+    <w:abstractNumId w:val="56"/>
   </w:num>
   <w:num w:numId="41">
-    <w:abstractNumId w:val="32"/>
+    <w:abstractNumId w:val="34"/>
   </w:num>
   <w:num w:numId="42">
     <w:abstractNumId w:val="5"/>
   </w:num>
   <w:num w:numId="43">
-    <w:abstractNumId w:val="25"/>
+    <w:abstractNumId w:val="27"/>
   </w:num>
   <w:num w:numId="44">
-    <w:abstractNumId w:val="28"/>
+    <w:abstractNumId w:val="30"/>
   </w:num>
   <w:num w:numId="45">
-    <w:abstractNumId w:val="39"/>
+    <w:abstractNumId w:val="41"/>
   </w:num>
   <w:num w:numId="46">
-    <w:abstractNumId w:val="12"/>
+    <w:abstractNumId w:val="13"/>
   </w:num>
   <w:num w:numId="47">
-    <w:abstractNumId w:val="29"/>
+    <w:abstractNumId w:val="31"/>
   </w:num>
   <w:num w:numId="48">
     <w:abstractNumId w:val="2"/>
   </w:num>
   <w:num w:numId="49">
-    <w:abstractNumId w:val="30"/>
+    <w:abstractNumId w:val="32"/>
   </w:num>
   <w:num w:numId="50">
-    <w:abstractNumId w:val="45"/>
+    <w:abstractNumId w:val="47"/>
   </w:num>
   <w:num w:numId="51">
-    <w:abstractNumId w:val="55"/>
+    <w:abstractNumId w:val="60"/>
   </w:num>
   <w:num w:numId="52">
     <w:abstractNumId w:val="3"/>
   </w:num>
   <w:num w:numId="53">
-    <w:abstractNumId w:val="35"/>
+    <w:abstractNumId w:val="37"/>
   </w:num>
   <w:num w:numId="54">
-    <w:abstractNumId w:val="14"/>
+    <w:abstractNumId w:val="15"/>
   </w:num>
   <w:num w:numId="55">
-    <w:abstractNumId w:val="51"/>
+    <w:abstractNumId w:val="54"/>
   </w:num>
   <w:num w:numId="56">
+    <w:abstractNumId w:val="42"/>
+  </w:num>
+  <w:num w:numId="57">
     <w:abstractNumId w:val="40"/>
   </w:num>
-  <w:num w:numId="57">
-    <w:abstractNumId w:val="38"/>
-  </w:num>
   <w:num w:numId="58">
-    <w:abstractNumId w:val="34"/>
+    <w:abstractNumId w:val="36"/>
   </w:num>
   <w:num w:numId="59">
-    <w:abstractNumId w:val="11"/>
+    <w:abstractNumId w:val="12"/>
   </w:num>
-  <w:numIdMacAtCleanup w:val="59"/>
+  <w:num w:numId="60">
+    <w:abstractNumId w:val="49"/>
+  </w:num>
+  <w:num w:numId="61">
+    <w:abstractNumId w:val="57"/>
+  </w:num>
+  <w:num w:numId="62">
+    <w:abstractNumId w:val="23"/>
+  </w:num>
+  <w:num w:numId="63">
+    <w:abstractNumId w:val="7"/>
+  </w:num>
+  <w:num w:numId="64">
+    <w:abstractNumId w:val="55"/>
+  </w:num>
+  <w:numIdMacAtCleanup w:val="64"/>
 </w:numbering>
 </file>
 
@@ -12127,7 +14106,6 @@
     <w:name w:val="Hyperlink"/>
     <w:basedOn w:val="DefaultParagraphFont"/>
     <w:uiPriority w:val="99"/>
-    <w:semiHidden/>
     <w:unhideWhenUsed/>
     <w:rsid w:val="002170FB"/>
     <w:rPr>
@@ -12249,6 +14227,24 @@
       <w:i/>
       <w:iCs/>
     </w:rPr>
+  </w:style>
+  <w:style w:type="paragraph" w:customStyle="1" w:styleId="comp">
+    <w:name w:val="comp"/>
+    <w:basedOn w:val="Normal"/>
+    <w:rsid w:val="00A81732"/>
+    <w:pPr>
+      <w:spacing w:before="100" w:beforeAutospacing="1" w:after="100" w:afterAutospacing="1" w:line="240" w:lineRule="auto"/>
+    </w:pPr>
+    <w:rPr>
+      <w:rFonts w:ascii="Times New Roman" w:eastAsia="Times New Roman" w:hAnsi="Times New Roman" w:cs="Times New Roman"/>
+      <w:sz w:val="24"/>
+      <w:szCs w:val="24"/>
+    </w:rPr>
+  </w:style>
+  <w:style w:type="character" w:customStyle="1" w:styleId="mntl-inline-citation">
+    <w:name w:val="mntl-inline-citation"/>
+    <w:basedOn w:val="DefaultParagraphFont"/>
+    <w:rsid w:val="00665A40"/>
   </w:style>
 </w:styles>
 </file>

--- a/Math/math.docx
+++ b/Math/math.docx
@@ -2570,16 +2570,14 @@
     <w:p/>
     <w:p>
       <w:pPr>
-        <w:pStyle w:val="Heading2"/>
-        <w:spacing w:before="0" w:after="240"/>
+        <w:pStyle w:val="Heading1"/>
       </w:pPr>
       <w:r>
         <w:rPr>
           <w:rStyle w:val="Strong"/>
           <w:b/>
-          <w:bCs/>
-        </w:rPr>
-        <w:t>Types of Data in Statistics</w:t>
+        </w:rPr>
+        <w:t>Data in Statistics</w:t>
       </w:r>
     </w:p>
     <w:p>
@@ -2892,20 +2890,20 @@
           <w:b/>
           <w:bCs/>
         </w:rPr>
+        <w:t>a) Discrete Data:</w:t>
+      </w:r>
+    </w:p>
+    <w:p>
+      <w:pPr>
+        <w:pStyle w:val="ListParagraph"/>
+        <w:numPr>
+          <w:ilvl w:val="0"/>
+          <w:numId w:val="30"/>
+        </w:numPr>
+        <w:ind w:left="1800"/>
+      </w:pPr>
+      <w:r>
         <w:lastRenderedPageBreak/>
-        <w:t>a) Discrete Data:</w:t>
-      </w:r>
-    </w:p>
-    <w:p>
-      <w:pPr>
-        <w:pStyle w:val="ListParagraph"/>
-        <w:numPr>
-          <w:ilvl w:val="0"/>
-          <w:numId w:val="30"/>
-        </w:numPr>
-        <w:ind w:left="1800"/>
-      </w:pPr>
-      <w:r>
         <w:t>Finite or countable</w:t>
       </w:r>
     </w:p>
@@ -3357,15 +3355,15 @@
           <w:sz w:val="28"/>
           <w:szCs w:val="28"/>
         </w:rPr>
+        <w:t>4. Based on Arrangement</w:t>
+      </w:r>
+    </w:p>
+    <w:p>
+      <w:pPr>
+        <w:ind w:left="360"/>
+      </w:pPr>
+      <w:r>
         <w:lastRenderedPageBreak/>
-        <w:t>4. Based on Arrangement</w:t>
-      </w:r>
-    </w:p>
-    <w:p>
-      <w:pPr>
-        <w:ind w:left="360"/>
-      </w:pPr>
-      <w:r>
         <w:t>a) Raw Data</w:t>
       </w:r>
     </w:p>
@@ -3605,15 +3603,12 @@
     </w:p>
     <w:p>
       <w:r>
-        <w:t xml:space="preserve">Outcomes can be arranged in order in this measurement but differences between data values may now have meaning. Two data points are often used to compare the passing of time or changing conditions </w:t>
-      </w:r>
+        <w:t>Outcomes can be arranged in order in this measurement but differences between data values may now have meaning. Two data points are often used to compare the passing of time or changing conditions within a data set. There's often no “starting point” for the range of data values. Calendar dates or temperatures may not have a meaningful intrinsic zero value.</w:t>
+      </w:r>
+    </w:p>
+    <w:p>
       <w:r>
         <w:lastRenderedPageBreak/>
-        <w:t>within a data set. There's often no “starting point” for the range of data values. Calendar dates or temperatures may not have a meaningful intrinsic zero value.</w:t>
-      </w:r>
-    </w:p>
-    <w:p>
-      <w:r>
         <w:t>Example: </w:t>
       </w:r>
       <w:r>
@@ -4272,7 +4267,6 @@
     </w:p>
     <w:p>
       <w:r>
-        <w:lastRenderedPageBreak/>
         <w:t>The histogram is a type of graph where the diagram consists of rectangles, the area is proportional to the frequency of a variable and the width is equal to the class interval. Here is an example of a histogram.</w:t>
       </w:r>
     </w:p>
@@ -4756,6 +4750,7 @@
           <w:sz w:val="24"/>
           <w:szCs w:val="24"/>
         </w:rPr>
+        <w:lastRenderedPageBreak/>
         <w:t>Line graph</w:t>
       </w:r>
       <w:r>
@@ -5457,44 +5452,44 @@
         <w:spacing w:line="254" w:lineRule="auto"/>
       </w:pPr>
       <w:r>
+        <w:t>If the number of values is odd, the median is the middle value.</w:t>
+      </w:r>
+    </w:p>
+    <w:p>
+      <w:pPr>
+        <w:pStyle w:val="ListParagraph"/>
+        <w:numPr>
+          <w:ilvl w:val="0"/>
+          <w:numId w:val="69"/>
+        </w:numPr>
+        <w:spacing w:line="254" w:lineRule="auto"/>
+      </w:pPr>
+      <w:r>
+        <w:t>If the number of values is even, the median is the average of the two middle values.</w:t>
+      </w:r>
+    </w:p>
+    <w:p>
+      <w:pPr>
+        <w:ind w:left="720"/>
+      </w:pPr>
+    </w:p>
+    <w:p>
+      <w:pPr>
+        <w:pStyle w:val="ListParagraph"/>
+        <w:numPr>
+          <w:ilvl w:val="0"/>
+          <w:numId w:val="67"/>
+        </w:numPr>
+        <w:spacing w:line="254" w:lineRule="auto"/>
+        <w:rPr>
+          <w:b/>
+        </w:rPr>
+      </w:pPr>
+      <w:r>
+        <w:rPr>
+          <w:b/>
+        </w:rPr>
         <w:lastRenderedPageBreak/>
-        <w:t>If the number of values is odd, the median is the middle value.</w:t>
-      </w:r>
-    </w:p>
-    <w:p>
-      <w:pPr>
-        <w:pStyle w:val="ListParagraph"/>
-        <w:numPr>
-          <w:ilvl w:val="0"/>
-          <w:numId w:val="69"/>
-        </w:numPr>
-        <w:spacing w:line="254" w:lineRule="auto"/>
-      </w:pPr>
-      <w:r>
-        <w:t>If the number of values is even, the median is the average of the two middle values.</w:t>
-      </w:r>
-    </w:p>
-    <w:p>
-      <w:pPr>
-        <w:ind w:left="720"/>
-      </w:pPr>
-    </w:p>
-    <w:p>
-      <w:pPr>
-        <w:pStyle w:val="ListParagraph"/>
-        <w:numPr>
-          <w:ilvl w:val="0"/>
-          <w:numId w:val="67"/>
-        </w:numPr>
-        <w:spacing w:line="254" w:lineRule="auto"/>
-        <w:rPr>
-          <w:b/>
-        </w:rPr>
-      </w:pPr>
-      <w:r>
-        <w:rPr>
-          <w:b/>
-        </w:rPr>
         <w:t>Mode:</w:t>
       </w:r>
     </w:p>
@@ -14059,39 +14054,12 @@
   </w:num>
   <w:num w:numId="68">
     <w:abstractNumId w:val="34"/>
-    <w:lvlOverride w:ilvl="0"/>
-    <w:lvlOverride w:ilvl="1"/>
-    <w:lvlOverride w:ilvl="2"/>
-    <w:lvlOverride w:ilvl="3"/>
-    <w:lvlOverride w:ilvl="4"/>
-    <w:lvlOverride w:ilvl="5"/>
-    <w:lvlOverride w:ilvl="6"/>
-    <w:lvlOverride w:ilvl="7"/>
-    <w:lvlOverride w:ilvl="8"/>
   </w:num>
   <w:num w:numId="69">
     <w:abstractNumId w:val="23"/>
-    <w:lvlOverride w:ilvl="0"/>
-    <w:lvlOverride w:ilvl="1"/>
-    <w:lvlOverride w:ilvl="2"/>
-    <w:lvlOverride w:ilvl="3"/>
-    <w:lvlOverride w:ilvl="4"/>
-    <w:lvlOverride w:ilvl="5"/>
-    <w:lvlOverride w:ilvl="6"/>
-    <w:lvlOverride w:ilvl="7"/>
-    <w:lvlOverride w:ilvl="8"/>
   </w:num>
   <w:num w:numId="70">
     <w:abstractNumId w:val="45"/>
-    <w:lvlOverride w:ilvl="0"/>
-    <w:lvlOverride w:ilvl="1"/>
-    <w:lvlOverride w:ilvl="2"/>
-    <w:lvlOverride w:ilvl="3"/>
-    <w:lvlOverride w:ilvl="4"/>
-    <w:lvlOverride w:ilvl="5"/>
-    <w:lvlOverride w:ilvl="6"/>
-    <w:lvlOverride w:ilvl="7"/>
-    <w:lvlOverride w:ilvl="8"/>
   </w:num>
   <w:num w:numId="71">
     <w:abstractNumId w:val="65"/>
@@ -14125,27 +14093,9 @@
   </w:num>
   <w:num w:numId="72">
     <w:abstractNumId w:val="18"/>
-    <w:lvlOverride w:ilvl="0"/>
-    <w:lvlOverride w:ilvl="1"/>
-    <w:lvlOverride w:ilvl="2"/>
-    <w:lvlOverride w:ilvl="3"/>
-    <w:lvlOverride w:ilvl="4"/>
-    <w:lvlOverride w:ilvl="5"/>
-    <w:lvlOverride w:ilvl="6"/>
-    <w:lvlOverride w:ilvl="7"/>
-    <w:lvlOverride w:ilvl="8"/>
   </w:num>
   <w:num w:numId="73">
     <w:abstractNumId w:val="46"/>
-    <w:lvlOverride w:ilvl="0"/>
-    <w:lvlOverride w:ilvl="1"/>
-    <w:lvlOverride w:ilvl="2"/>
-    <w:lvlOverride w:ilvl="3"/>
-    <w:lvlOverride w:ilvl="4"/>
-    <w:lvlOverride w:ilvl="5"/>
-    <w:lvlOverride w:ilvl="6"/>
-    <w:lvlOverride w:ilvl="7"/>
-    <w:lvlOverride w:ilvl="8"/>
   </w:num>
   <w:num w:numId="74">
     <w:abstractNumId w:val="59"/>

--- a/Math/math.docx
+++ b/Math/math.docx
@@ -57,6 +57,20 @@
       <w:r>
         <w:t>Matrix</w:t>
       </w:r>
+      <w:r>
+        <w:t>:</w:t>
+      </w:r>
+    </w:p>
+    <w:p>
+      <w:pPr>
+        <w:pStyle w:val="ListParagraph"/>
+        <w:rPr>
+          <w:rFonts w:cstheme="minorHAnsi"/>
+        </w:rPr>
+      </w:pPr>
+      <w:r>
+        <w:t>Matrix is the most</w:t>
+      </w:r>
     </w:p>
     <w:p>
       <w:pPr>
@@ -69,12 +83,32 @@
           <w:rFonts w:cstheme="minorHAnsi"/>
         </w:rPr>
       </w:pPr>
-      <w:r>
+    </w:p>
+    <w:p>
+      <w:pPr>
+        <w:pStyle w:val="ListParagraph"/>
+        <w:numPr>
+          <w:ilvl w:val="0"/>
+          <w:numId w:val="1"/>
+        </w:numPr>
         <w:rPr>
           <w:rFonts w:cstheme="minorHAnsi"/>
         </w:rPr>
-        <w:t>Operation (addition, multiplication, inversion)</w:t>
-      </w:r>
+      </w:pPr>
+      <w:r>
+        <w:rPr>
+          <w:rFonts w:cstheme="minorHAnsi"/>
+        </w:rPr>
+        <w:t>Operation (addition, multiplication, inversion</w:t>
+      </w:r>
+    </w:p>
+    <w:p>
+      <w:pPr>
+        <w:ind w:left="720"/>
+        <w:rPr>
+          <w:rFonts w:cstheme="minorHAnsi"/>
+        </w:rPr>
+      </w:pPr>
     </w:p>
     <w:p>
       <w:pPr>
@@ -96,6 +130,11 @@
     </w:p>
     <w:p>
       <w:pPr>
+        <w:pStyle w:val="ListParagraph"/>
+        <w:numPr>
+          <w:ilvl w:val="0"/>
+          <w:numId w:val="1"/>
+        </w:numPr>
         <w:rPr>
           <w:rFonts w:cstheme="minorHAnsi"/>
         </w:rPr>
@@ -103,6 +142,13 @@
     </w:p>
     <w:p>
       <w:pPr>
+        <w:rPr>
+          <w:rFonts w:cstheme="minorHAnsi"/>
+        </w:rPr>
+      </w:pPr>
+    </w:p>
+    <w:p>
+      <w:pPr>
         <w:pStyle w:val="Heading1"/>
       </w:pPr>
       <w:r>
@@ -280,7 +326,6 @@
         <w:pStyle w:val="Heading1"/>
       </w:pPr>
       <w:r>
-        <w:lastRenderedPageBreak/>
         <w:t xml:space="preserve">Statistics </w:t>
       </w:r>
     </w:p>
@@ -618,6 +663,7 @@
         </w:numPr>
       </w:pPr>
       <w:r>
+        <w:lastRenderedPageBreak/>
         <w:t>Identify population.</w:t>
       </w:r>
     </w:p>
@@ -678,7 +724,6 @@
         </w:numPr>
       </w:pPr>
       <w:r>
-        <w:lastRenderedPageBreak/>
         <w:t>Use summary statistics: Mean, Median, Mode, Range, SD, Variance, Quartiles, Percentiles.</w:t>
       </w:r>
     </w:p>
@@ -1057,6 +1102,7 @@
           <w:sz w:val="24"/>
           <w:szCs w:val="24"/>
         </w:rPr>
+        <w:lastRenderedPageBreak/>
         <w:t>Census:</w:t>
       </w:r>
       <w:r>
@@ -1489,7 +1535,6 @@
           <w:sz w:val="28"/>
           <w:szCs w:val="28"/>
         </w:rPr>
-        <w:lastRenderedPageBreak/>
         <w:t xml:space="preserve">Probability </w:t>
       </w:r>
       <w:r>
@@ -1708,15 +1753,7 @@
         </w:numPr>
       </w:pPr>
       <w:r>
-        <w:t>Selects every k-</w:t>
-      </w:r>
-      <w:proofErr w:type="spellStart"/>
-      <w:r>
-        <w:t>th</w:t>
-      </w:r>
-      <w:proofErr w:type="spellEnd"/>
-      <w:r>
-        <w:t xml:space="preserve"> individual from a list after choosing a random starting point.</w:t>
+        <w:t>Selects every k-th individual from a list after choosing a random starting point.</w:t>
       </w:r>
     </w:p>
     <w:p>
@@ -1848,6 +1885,7 @@
         </w:numPr>
       </w:pPr>
       <w:r>
+        <w:lastRenderedPageBreak/>
         <w:t>Example:</w:t>
       </w:r>
       <w:r>
@@ -1883,7 +1921,6 @@
           <w:sz w:val="28"/>
           <w:szCs w:val="28"/>
         </w:rPr>
-        <w:lastRenderedPageBreak/>
         <w:t xml:space="preserve">Non-probability </w:t>
       </w:r>
       <w:r>
@@ -2098,15 +2135,7 @@
         </w:numPr>
       </w:pPr>
       <w:r>
-        <w:t xml:space="preserve">Bias risk: People who do not visit that mall are not included, i.e., </w:t>
-      </w:r>
-      <w:proofErr w:type="gramStart"/>
-      <w:r>
-        <w:t>P(</w:t>
-      </w:r>
-      <w:proofErr w:type="gramEnd"/>
-      <w:r>
-        <w:t>in sample)=0P(\text{in sample}) = 0P(in sample)=0 for them.</w:t>
+        <w:t>Bias risk: People who do not visit that mall are not included, i.e., P(in sample)=0P(\text{in sample}) = 0P(in sample)=0 for them.</w:t>
       </w:r>
     </w:p>
     <w:p>
@@ -2386,6 +2415,7 @@
         </w:numPr>
       </w:pPr>
       <w:r>
+        <w:lastRenderedPageBreak/>
         <w:t>Sample size n=100n = 100n=100</w:t>
       </w:r>
     </w:p>
@@ -2400,7 +2430,6 @@
       <w:r>
         <w:t xml:space="preserve">Quota for drivers: </w:t>
       </w:r>
-      <w:proofErr w:type="spellStart"/>
       <w:r>
         <w:t>n</w:t>
       </w:r>
@@ -2410,7 +2439,6 @@
         </w:rPr>
         <w:t>d</w:t>
       </w:r>
-      <w:proofErr w:type="spellEnd"/>
     </w:p>
     <w:p>
       <w:pPr>
@@ -2421,11 +2449,7 @@
         </w:numPr>
       </w:pPr>
       <w:r>
-        <w:t xml:space="preserve">Quota for train-riders: </w:t>
-      </w:r>
-      <w:proofErr w:type="spellStart"/>
-      <w:r>
-        <w:t>n</w:t>
+        <w:t>Quota for train-riders: n</w:t>
       </w:r>
       <w:r>
         <w:rPr>
@@ -2433,7 +2457,6 @@
         </w:rPr>
         <w:t>t</w:t>
       </w:r>
-      <w:proofErr w:type="spellEnd"/>
     </w:p>
     <w:p/>
     <w:p>
@@ -2486,7 +2509,6 @@
         <w:ind w:left="360"/>
       </w:pPr>
       <w:r>
-        <w:lastRenderedPageBreak/>
         <w:t>Example:</w:t>
       </w:r>
     </w:p>
@@ -2827,6 +2849,7 @@
         <w:ind w:left="1800"/>
       </w:pPr>
       <w:r>
+        <w:lastRenderedPageBreak/>
         <w:t>Age of a person: 25 years</w:t>
       </w:r>
     </w:p>
@@ -2903,7 +2926,6 @@
         <w:ind w:left="1800"/>
       </w:pPr>
       <w:r>
-        <w:lastRenderedPageBreak/>
         <w:t>Finite or countable</w:t>
       </w:r>
     </w:p>
@@ -3276,6 +3298,7 @@
         <w:ind w:left="1080"/>
       </w:pPr>
       <w:r>
+        <w:lastRenderedPageBreak/>
         <w:t>Data measured based on two variables simultaneously.</w:t>
       </w:r>
     </w:p>
@@ -3363,7 +3386,6 @@
         <w:ind w:left="360"/>
       </w:pPr>
       <w:r>
-        <w:lastRenderedPageBreak/>
         <w:t>a) Raw Data</w:t>
       </w:r>
     </w:p>
@@ -3608,7 +3630,6 @@
     </w:p>
     <w:p>
       <w:r>
-        <w:lastRenderedPageBreak/>
         <w:t>Example: </w:t>
       </w:r>
       <w:r>
@@ -4554,6 +4575,7 @@
         <w:rPr>
           <w:noProof/>
         </w:rPr>
+        <w:lastRenderedPageBreak/>
         <w:drawing>
           <wp:anchor distT="0" distB="0" distL="114300" distR="114300" simplePos="0" relativeHeight="251661312" behindDoc="0" locked="0" layoutInCell="1" allowOverlap="1" wp14:anchorId="3846B4BB" wp14:editId="466BEE38">
             <wp:simplePos x="0" y="0"/>
@@ -4750,7 +4772,6 @@
           <w:sz w:val="24"/>
           <w:szCs w:val="24"/>
         </w:rPr>
-        <w:lastRenderedPageBreak/>
         <w:t>Line graph</w:t>
       </w:r>
       <w:r>
@@ -4963,6 +4984,7 @@
         <w:ind w:left="720"/>
       </w:pPr>
       <w:r>
+        <w:lastRenderedPageBreak/>
         <w:t>The frequency distribution table in statistics showcases the data in ascending order along with their corresponding frequencies.</w:t>
       </w:r>
     </w:p>
@@ -5201,6 +5223,7 @@
         <w:spacing w:line="254" w:lineRule="auto"/>
       </w:pPr>
       <w:r>
+        <w:lastRenderedPageBreak/>
         <w:t>Shape of the Data → Distribution Form</w:t>
       </w:r>
     </w:p>
@@ -5489,7 +5512,6 @@
         <w:rPr>
           <w:b/>
         </w:rPr>
-        <w:lastRenderedPageBreak/>
         <w:t>Mode:</w:t>
       </w:r>
     </w:p>
@@ -5737,6 +5759,7 @@
           <w:b/>
           <w:bCs/>
         </w:rPr>
+        <w:lastRenderedPageBreak/>
         <w:t>Standard Deviation</w:t>
       </w:r>
     </w:p>
@@ -6081,6 +6104,7 @@
         </w:numPr>
       </w:pPr>
       <w:r>
+        <w:lastRenderedPageBreak/>
         <w:t>Steps depend on:</w:t>
       </w:r>
     </w:p>

--- a/Math/math.docx
+++ b/Math/math.docx
@@ -5629,7 +5629,6 @@
           <w:b/>
           <w:sz w:val="24"/>
         </w:rPr>
-        <w:lastRenderedPageBreak/>
         <w:t>Common measures:</w:t>
       </w:r>
     </w:p>
@@ -5847,31 +5846,7 @@
           <w:sz w:val="32"/>
           <w:szCs w:val="32"/>
         </w:rPr>
-        <w:t>Mean</w:t>
-      </w:r>
-      <w:r>
-        <w:rPr>
-          <w:rFonts w:eastAsia="Times New Roman" w:cstheme="minorHAnsi"/>
-          <w:sz w:val="32"/>
-          <w:szCs w:val="32"/>
-        </w:rPr>
-        <w:t xml:space="preserve"> </w:t>
-      </w:r>
-      <w:r>
-        <w:rPr>
-          <w:rFonts w:eastAsia="Times New Roman" w:cstheme="minorHAnsi"/>
-          <w:sz w:val="32"/>
-          <w:szCs w:val="32"/>
-        </w:rPr>
-        <w:t>=</w:t>
-      </w:r>
-      <w:r>
-        <w:rPr>
-          <w:rFonts w:eastAsia="Times New Roman" w:cstheme="minorHAnsi"/>
-          <w:sz w:val="32"/>
-          <w:szCs w:val="32"/>
-        </w:rPr>
-        <w:t xml:space="preserve"> </w:t>
+        <w:t xml:space="preserve">Mean = </w:t>
       </w:r>
       <m:oMath>
         <m:f>
@@ -6287,18 +6262,7 @@
           <w:szCs w:val="23"/>
           <w:shd w:val="clear" w:color="auto" w:fill="FFFFFF"/>
         </w:rPr>
-        <w:t>=</w:t>
-      </w:r>
-      <w:r>
-        <w:rPr>
-          <w:rStyle w:val="mrel"/>
-          <w:rFonts w:ascii="KaTeX_Main" w:hAnsi="KaTeX_Main"/>
-          <w:spacing w:val="1"/>
-          <w:sz w:val="23"/>
-          <w:szCs w:val="23"/>
-          <w:shd w:val="clear" w:color="auto" w:fill="FFFFFF"/>
-        </w:rPr>
-        <w:t xml:space="preserve"> </w:t>
+        <w:t xml:space="preserve">= </w:t>
       </w:r>
       <w:r>
         <w:rPr>
@@ -6821,7 +6785,6 @@
         </w:numPr>
       </w:pPr>
       <w:r>
-        <w:lastRenderedPageBreak/>
         <w:t xml:space="preserve">Variance = </w:t>
       </w:r>
       <w:r>
@@ -7271,7 +7234,6 @@
         </w:numPr>
       </w:pPr>
       <w:r>
-        <w:lastRenderedPageBreak/>
         <w:t xml:space="preserve">Sample Variance Formula for Grouped Data (σ2) = ∑ </w:t>
       </w:r>
       <w:proofErr w:type="gramStart"/>
@@ -7615,7 +7577,6 @@
           <w:sz w:val="24"/>
           <w:szCs w:val="24"/>
         </w:rPr>
-        <w:lastRenderedPageBreak/>
         <w:t>Standard Deviation Formulas</w:t>
       </w:r>
       <w:r>
@@ -8013,7 +7974,6 @@
         <w:ind w:left="720" w:firstLine="720"/>
       </w:pPr>
       <w:r>
-        <w:lastRenderedPageBreak/>
         <w:t>(Variance = Sum of Squared Differences / Number of Observations)</w:t>
       </w:r>
     </w:p>
@@ -8331,7 +8291,6 @@
         <w:ind w:left="360"/>
       </w:pPr>
       <w:r>
-        <w:lastRenderedPageBreak/>
         <w:t>For very large values of x, finding the mean of the grouped data is a tedious task; therefore, we use an </w:t>
       </w:r>
       <w:r>
@@ -8669,7 +8628,6 @@
           <w:b/>
           <w:bCs/>
         </w:rPr>
-        <w:lastRenderedPageBreak/>
         <w:t>Formula Based on Discrete Frequency Distribution</w:t>
       </w:r>
     </w:p>
@@ -9440,7 +9398,6 @@
         <w:ind w:left="360"/>
       </w:pPr>
       <w:r>
-        <w:lastRenderedPageBreak/>
         <w:t>di = xi - A</w:t>
       </w:r>
     </w:p>
@@ -9743,7 +9700,6 @@
     </w:p>
     <w:p>
       <w:r>
-        <w:lastRenderedPageBreak/>
         <w:t>Where:</w:t>
       </w:r>
     </w:p>
@@ -10636,7 +10592,6 @@
     </w:p>
     <w:p>
       <w:r>
-        <w:lastRenderedPageBreak/>
         <w:t>P is the Probability of Success of a Trial</w:t>
       </w:r>
     </w:p>
@@ -11244,7 +11199,6 @@
         <w:rPr>
           <w:rFonts w:ascii="Cambria Math" w:hAnsi="Cambria Math" w:cs="Cambria Math"/>
         </w:rPr>
-        <w:lastRenderedPageBreak/>
         <w:t>⇒</w:t>
       </w:r>
       <w:r>
@@ -12178,7 +12132,6 @@
         <w:pStyle w:val="Heading1"/>
       </w:pPr>
       <w:r>
-        <w:lastRenderedPageBreak/>
         <w:t>Shape of the Data (Distribution Form):</w:t>
       </w:r>
     </w:p>
@@ -14109,45 +14062,22 @@
       </w:r>
     </w:p>
     <w:p>
-      <w:r>
+      <w:pPr>
+        <w:rPr>
+          <w:b/>
+          <w:bCs/>
+          <w:sz w:val="24"/>
+          <w:szCs w:val="24"/>
+        </w:rPr>
+      </w:pPr>
+      <w:r>
+        <w:rPr>
+          <w:b/>
+          <w:bCs/>
+          <w:sz w:val="24"/>
+          <w:szCs w:val="24"/>
+        </w:rPr>
         <w:t>The main types of statistical inference are:</w:t>
-      </w:r>
-    </w:p>
-    <w:p>
-      <w:r>
-        <w:t xml:space="preserve">1. </w:t>
-      </w:r>
-      <w:r>
-        <w:t>Estimation</w:t>
-      </w:r>
-    </w:p>
-    <w:p>
-      <w:r>
-        <w:lastRenderedPageBreak/>
-        <w:t>Definition: Estimation uses sample data to estimate population parameters (like mean, proportion, variance).</w:t>
-      </w:r>
-    </w:p>
-    <w:p>
-      <w:r>
-        <w:t>Point Estimate: The single most likely value of a population parameter based on sample data.</w:t>
-      </w:r>
-    </w:p>
-    <w:p>
-      <w:r>
-        <w:t>Uncertainty: Since we are estimating from a sample, there is always uncertainty.</w:t>
-      </w:r>
-    </w:p>
-    <w:p>
-      <w:r>
-        <w:t>Confidence Interval: A range of values that likely contains the population parameter.</w:t>
-      </w:r>
-    </w:p>
-    <w:p>
-      <w:pPr>
-        <w:ind w:left="1440"/>
-      </w:pPr>
-      <w:r>
-        <w:t>Example: “The average number of bicycles a Dutch person owns is between 3.5 and 6.”</w:t>
       </w:r>
     </w:p>
     <w:p>
@@ -14166,7 +14096,7 @@
           <w:sz w:val="28"/>
           <w:szCs w:val="28"/>
         </w:rPr>
-        <w:t>2. Hypothesis Testing</w:t>
+        <w:t>Hypothesis Testing</w:t>
       </w:r>
     </w:p>
     <w:p>
